--- a/docs/documentation-en.docx
+++ b/docs/documentation-en.docx
@@ -458,7 +458,15 @@
           <w:sz w:val="20"/>
           <w:szCs w:val="20"/>
         </w:rPr>
-        <w:t>March 2026</w:t>
+        <w:t>August</w:t>
+      </w:r>
+      <w:r>
+        <w:rPr>
+          <w:rFonts w:cs="Malgun Gothic"/>
+          <w:sz w:val="20"/>
+          <w:szCs w:val="20"/>
+        </w:rPr>
+        <w:t xml:space="preserve"> 2026</w:t>
       </w:r>
     </w:p>
     <w:p>
@@ -753,7 +761,7 @@
     </w:p>
     <w:p>
       <w:pPr>
-        <w:pStyle w:val="Verzeichnis"/>
+        <w:pStyle w:val="Verzeichnisuser"/>
         <w:rPr/>
       </w:pPr>
       <w:r>
@@ -773,7 +781,7 @@
     </w:p>
     <w:p>
       <w:pPr>
-        <w:pStyle w:val="Verzeichnis"/>
+        <w:pStyle w:val="Verzeichnisuser"/>
         <w:rPr/>
       </w:pPr>
       <w:r>
@@ -805,7 +813,7 @@
     </w:p>
     <w:p>
       <w:pPr>
-        <w:pStyle w:val="Verzeichnis"/>
+        <w:pStyle w:val="Verzeichnisuser"/>
         <w:rPr/>
       </w:pPr>
       <w:r>
@@ -837,7 +845,7 @@
     </w:p>
     <w:p>
       <w:pPr>
-        <w:pStyle w:val="Verzeichnis"/>
+        <w:pStyle w:val="Verzeichnisuser"/>
         <w:rPr/>
       </w:pPr>
       <w:r>
@@ -884,7 +892,7 @@
     </w:p>
     <w:p>
       <w:pPr>
-        <w:pStyle w:val="Verzeichnis"/>
+        <w:pStyle w:val="Verzeichnisuser"/>
         <w:rPr/>
       </w:pPr>
       <w:r>
@@ -899,7 +907,7 @@
     </w:p>
     <w:p>
       <w:pPr>
-        <w:pStyle w:val="Verzeichnis"/>
+        <w:pStyle w:val="Verzeichnisuser"/>
         <w:rPr/>
       </w:pPr>
       <w:r>
@@ -908,13 +916,14 @@
           <w:szCs w:val="20"/>
         </w:rPr>
         <w:br/>
-      </w:r>
-      <w:r>
-        <w:rPr>
-          <w:sz w:val="20"/>
-          <w:szCs w:val="20"/>
-        </w:rPr>
-        <w:t>51</w:t>
+        <w:t>5</w:t>
+      </w:r>
+      <w:r>
+        <w:rPr>
+          <w:sz w:val="20"/>
+          <w:szCs w:val="20"/>
+        </w:rPr>
+        <w:t>2</w:t>
       </w:r>
       <w:r>
         <w:rPr>
@@ -928,7 +937,7 @@
           <w:sz w:val="20"/>
           <w:szCs w:val="20"/>
         </w:rPr>
-        <w:t>2</w:t>
+        <w:t>3</w:t>
       </w:r>
       <w:r>
         <w:rPr>
@@ -986,7 +995,7 @@
     </w:p>
     <w:p>
       <w:pPr>
-        <w:pStyle w:val="Verzeichnis"/>
+        <w:pStyle w:val="Verzeichnisuser"/>
         <w:rPr/>
       </w:pPr>
       <w:r>
@@ -1009,7 +1018,7 @@
     </w:p>
     <w:p>
       <w:pPr>
-        <w:pStyle w:val="Verzeichnis"/>
+        <w:pStyle w:val="Verzeichnisuser"/>
         <w:rPr/>
       </w:pPr>
       <w:r>
@@ -1041,7 +1050,7 @@
     </w:p>
     <w:p>
       <w:pPr>
-        <w:pStyle w:val="Verzeichnis"/>
+        <w:pStyle w:val="Verzeichnisuser"/>
         <w:rPr/>
       </w:pPr>
       <w:r>
@@ -1064,7 +1073,7 @@
     </w:p>
     <w:p>
       <w:pPr>
-        <w:pStyle w:val="Verzeichnis"/>
+        <w:pStyle w:val="Verzeichnisuser"/>
         <w:bidi w:val="0"/>
         <w:jc w:val="left"/>
         <w:rPr>
@@ -3480,7 +3489,7 @@
     </w:sdt>
     <w:p>
       <w:pPr>
-        <w:pStyle w:val="Verzeichnis"/>
+        <w:pStyle w:val="Verzeichnisuser"/>
         <w:rPr>
           <w:rFonts w:ascii="Arial" w:hAnsi="Arial"/>
           <w:sz w:val="20"/>
@@ -4591,7 +4600,7 @@
           <w:szCs w:val="20"/>
         </w:rPr>
         <w:drawing>
-          <wp:anchor behindDoc="0" distT="0" distB="0" distL="0" distR="0" simplePos="0" locked="0" layoutInCell="0" allowOverlap="1" relativeHeight="2">
+          <wp:anchor distT="0" distB="0" distL="0" distR="0" simplePos="0" relativeHeight="2" behindDoc="0" locked="0" layoutInCell="0" allowOverlap="1">
             <wp:simplePos x="0" y="0"/>
             <wp:positionH relativeFrom="column">
               <wp:posOffset>405765</wp:posOffset>
@@ -4683,7 +4692,7 @@
           <w:sz w:val="20"/>
           <w:szCs w:val="20"/>
         </w:rPr>
-        <w:t>After the program files have been uploaded, the plugin's installation routine must be called up. To do this, log in to Admidio and start the following PHP file in the browser:</w:t>
+        <w:t>After the program files have been uploaded, the plugin's installation routine must be called up. To do this, log in to Admidio, enter a contribution and a contribution period for an existing role, and run the following PHP file in your browser:</w:t>
       </w:r>
     </w:p>
     <w:p>
@@ -4994,7 +5003,7 @@
       <w:r>
         <w:rPr/>
         <w:drawing>
-          <wp:anchor behindDoc="0" distT="0" distB="0" distL="0" distR="0" simplePos="0" locked="0" layoutInCell="0" allowOverlap="1" relativeHeight="11">
+          <wp:anchor distT="0" distB="0" distL="0" distR="0" simplePos="0" relativeHeight="11" behindDoc="0" locked="0" layoutInCell="0" allowOverlap="1">
             <wp:simplePos x="0" y="0"/>
             <wp:positionH relativeFrom="column">
               <wp:posOffset>133350</wp:posOffset>
@@ -5098,7 +5107,7 @@
       <w:r>
         <w:rPr/>
         <w:drawing>
-          <wp:anchor behindDoc="0" distT="0" distB="0" distL="0" distR="0" simplePos="0" locked="0" layoutInCell="0" allowOverlap="1" relativeHeight="12">
+          <wp:anchor distT="0" distB="0" distL="0" distR="0" simplePos="0" relativeHeight="12" behindDoc="0" locked="0" layoutInCell="0" allowOverlap="1">
             <wp:simplePos x="0" y="0"/>
             <wp:positionH relativeFrom="column">
               <wp:posOffset>118745</wp:posOffset>
@@ -5261,7 +5270,7 @@
       <w:r>
         <w:rPr/>
         <w:drawing>
-          <wp:anchor behindDoc="0" distT="0" distB="0" distL="0" distR="0" simplePos="0" locked="0" layoutInCell="0" allowOverlap="1" relativeHeight="13">
+          <wp:anchor distT="0" distB="0" distL="0" distR="0" simplePos="0" relativeHeight="13" behindDoc="0" locked="0" layoutInCell="0" allowOverlap="1">
             <wp:simplePos x="0" y="0"/>
             <wp:positionH relativeFrom="column">
               <wp:posOffset>68580</wp:posOffset>
@@ -5563,7 +5572,7 @@
           <w:szCs w:val="20"/>
         </w:rPr>
         <w:drawing>
-          <wp:anchor behindDoc="0" distT="0" distB="0" distL="0" distR="0" simplePos="0" locked="0" layoutInCell="0" allowOverlap="1" relativeHeight="107">
+          <wp:anchor distT="0" distB="0" distL="0" distR="0" simplePos="0" relativeHeight="107" behindDoc="0" locked="0" layoutInCell="0" allowOverlap="1">
             <wp:simplePos x="0" y="0"/>
             <wp:positionH relativeFrom="column">
               <wp:posOffset>-6985</wp:posOffset>
@@ -6372,7 +6381,7 @@
           <w:numId w:val="0"/>
         </w:numPr>
         <w:suppressAutoHyphens w:val="true"/>
-        <w:overflowPunct w:val="false"/>
+        <w:overflowPunct w:val="true"/>
         <w:ind w:hanging="0" w:left="0"/>
         <w:jc w:val="both"/>
         <w:rPr/>
@@ -6957,7 +6966,7 @@
       <w:r>
         <w:rPr/>
         <w:drawing>
-          <wp:anchor behindDoc="0" distT="0" distB="0" distL="0" distR="0" simplePos="0" locked="0" layoutInCell="0" allowOverlap="1" relativeHeight="3">
+          <wp:anchor distT="0" distB="0" distL="0" distR="0" simplePos="0" relativeHeight="3" behindDoc="0" locked="0" layoutInCell="0" allowOverlap="1">
             <wp:simplePos x="0" y="0"/>
             <wp:positionH relativeFrom="column">
               <wp:posOffset>-41275</wp:posOffset>
@@ -7092,7 +7101,7 @@
       <w:r>
         <w:rPr/>
         <w:drawing>
-          <wp:anchor behindDoc="0" distT="0" distB="0" distL="0" distR="0" simplePos="0" locked="0" layoutInCell="0" allowOverlap="1" relativeHeight="4">
+          <wp:anchor distT="0" distB="0" distL="0" distR="0" simplePos="0" relativeHeight="4" behindDoc="0" locked="0" layoutInCell="0" allowOverlap="1">
             <wp:simplePos x="0" y="0"/>
             <wp:positionH relativeFrom="column">
               <wp:posOffset>-17780</wp:posOffset>
@@ -7192,7 +7201,7 @@
       <w:r>
         <w:rPr/>
         <w:drawing>
-          <wp:anchor behindDoc="0" distT="0" distB="0" distL="0" distR="0" simplePos="0" locked="0" layoutInCell="0" allowOverlap="1" relativeHeight="5">
+          <wp:anchor distT="0" distB="0" distL="0" distR="0" simplePos="0" relativeHeight="5" behindDoc="0" locked="0" layoutInCell="0" allowOverlap="1">
             <wp:simplePos x="0" y="0"/>
             <wp:positionH relativeFrom="column">
               <wp:posOffset>-28575</wp:posOffset>
@@ -7609,7 +7618,7 @@
           <w:iCs/>
         </w:rPr>
         <w:drawing>
-          <wp:anchor behindDoc="0" distT="0" distB="0" distL="0" distR="0" simplePos="0" locked="0" layoutInCell="0" allowOverlap="1" relativeHeight="6">
+          <wp:anchor distT="0" distB="0" distL="0" distR="0" simplePos="0" relativeHeight="6" behindDoc="0" locked="0" layoutInCell="0" allowOverlap="1">
             <wp:simplePos x="0" y="0"/>
             <wp:positionH relativeFrom="column">
               <wp:posOffset>28575</wp:posOffset>
@@ -7733,7 +7742,7 @@
       <w:r>
         <w:rPr/>
         <w:drawing>
-          <wp:anchor behindDoc="0" distT="0" distB="0" distL="0" distR="0" simplePos="0" locked="0" layoutInCell="0" allowOverlap="1" relativeHeight="7">
+          <wp:anchor distT="0" distB="0" distL="0" distR="0" simplePos="0" relativeHeight="7" behindDoc="0" locked="0" layoutInCell="0" allowOverlap="1">
             <wp:simplePos x="0" y="0"/>
             <wp:positionH relativeFrom="column">
               <wp:posOffset>-14605</wp:posOffset>
@@ -7920,7 +7929,7 @@
       <w:r>
         <w:rPr/>
         <w:drawing>
-          <wp:anchor behindDoc="0" distT="0" distB="0" distL="0" distR="0" simplePos="0" locked="0" layoutInCell="0" allowOverlap="1" relativeHeight="8">
+          <wp:anchor distT="0" distB="0" distL="0" distR="0" simplePos="0" relativeHeight="8" behindDoc="0" locked="0" layoutInCell="0" allowOverlap="1">
             <wp:simplePos x="0" y="0"/>
             <wp:positionH relativeFrom="column">
               <wp:posOffset>17780</wp:posOffset>
@@ -8058,7 +8067,7 @@
           <w:numId w:val="0"/>
         </w:numPr>
         <w:suppressAutoHyphens w:val="true"/>
-        <w:overflowPunct w:val="false"/>
+        <w:overflowPunct w:val="true"/>
         <w:ind w:hanging="0" w:left="0"/>
         <w:jc w:val="left"/>
         <w:rPr/>
@@ -8255,7 +8264,7 @@
       <w:r>
         <w:rPr/>
         <w:drawing>
-          <wp:anchor behindDoc="0" distT="0" distB="0" distL="0" distR="0" simplePos="0" locked="0" layoutInCell="0" allowOverlap="1" relativeHeight="9">
+          <wp:anchor distT="0" distB="0" distL="0" distR="0" simplePos="0" relativeHeight="9" behindDoc="0" locked="0" layoutInCell="0" allowOverlap="1">
             <wp:simplePos x="0" y="0"/>
             <wp:positionH relativeFrom="column">
               <wp:posOffset>6985</wp:posOffset>
@@ -8410,7 +8419,7 @@
       <w:r>
         <w:rPr/>
         <w:drawing>
-          <wp:anchor behindDoc="0" distT="0" distB="0" distL="0" distR="0" simplePos="0" locked="0" layoutInCell="0" allowOverlap="1" relativeHeight="10">
+          <wp:anchor distT="0" distB="0" distL="0" distR="0" simplePos="0" relativeHeight="10" behindDoc="0" locked="0" layoutInCell="0" allowOverlap="1">
             <wp:simplePos x="0" y="0"/>
             <wp:positionH relativeFrom="column">
               <wp:posOffset>0</wp:posOffset>
@@ -9124,7 +9133,7 @@
       <w:r>
         <w:rPr/>
         <w:drawing>
-          <wp:anchor behindDoc="0" distT="0" distB="0" distL="0" distR="0" simplePos="0" locked="0" layoutInCell="0" allowOverlap="1" relativeHeight="34">
+          <wp:anchor distT="0" distB="0" distL="0" distR="0" simplePos="0" relativeHeight="34" behindDoc="0" locked="0" layoutInCell="0" allowOverlap="1">
             <wp:simplePos x="0" y="0"/>
             <wp:positionH relativeFrom="column">
               <wp:posOffset>-35560</wp:posOffset>
@@ -9290,7 +9299,7 @@
       <w:r>
         <w:rPr/>
         <w:drawing>
-          <wp:anchor behindDoc="0" distT="0" distB="0" distL="0" distR="0" simplePos="0" locked="0" layoutInCell="0" allowOverlap="1" relativeHeight="35">
+          <wp:anchor distT="0" distB="0" distL="0" distR="0" simplePos="0" relativeHeight="35" behindDoc="0" locked="0" layoutInCell="0" allowOverlap="1">
             <wp:simplePos x="0" y="0"/>
             <wp:positionH relativeFrom="column">
               <wp:posOffset>-43180</wp:posOffset>
@@ -9384,7 +9393,7 @@
       <w:r>
         <w:rPr/>
         <w:drawing>
-          <wp:anchor behindDoc="0" distT="0" distB="0" distL="0" distR="0" simplePos="0" locked="0" layoutInCell="0" allowOverlap="1" relativeHeight="36">
+          <wp:anchor distT="0" distB="0" distL="0" distR="0" simplePos="0" relativeHeight="36" behindDoc="0" locked="0" layoutInCell="0" allowOverlap="1">
             <wp:simplePos x="0" y="0"/>
             <wp:positionH relativeFrom="column">
               <wp:posOffset>39370</wp:posOffset>
@@ -9503,7 +9512,7 @@
       <w:r>
         <w:rPr/>
         <w:drawing>
-          <wp:anchor behindDoc="0" distT="0" distB="0" distL="0" distR="0" simplePos="0" locked="0" layoutInCell="0" allowOverlap="1" relativeHeight="37">
+          <wp:anchor distT="0" distB="0" distL="0" distR="0" simplePos="0" relativeHeight="37" behindDoc="0" locked="0" layoutInCell="0" allowOverlap="1">
             <wp:simplePos x="0" y="0"/>
             <wp:positionH relativeFrom="column">
               <wp:posOffset>-5080</wp:posOffset>
@@ -9624,7 +9633,7 @@
       <w:r>
         <w:rPr/>
         <w:drawing>
-          <wp:anchor behindDoc="0" distT="0" distB="0" distL="0" distR="0" simplePos="0" locked="0" layoutInCell="0" allowOverlap="1" relativeHeight="38">
+          <wp:anchor distT="0" distB="0" distL="0" distR="0" simplePos="0" relativeHeight="38" behindDoc="0" locked="0" layoutInCell="0" allowOverlap="1">
             <wp:simplePos x="0" y="0"/>
             <wp:positionH relativeFrom="column">
               <wp:posOffset>3810</wp:posOffset>
@@ -9738,7 +9747,7 @@
       <w:r>
         <w:rPr/>
         <w:drawing>
-          <wp:anchor behindDoc="0" distT="0" distB="0" distL="0" distR="0" simplePos="0" locked="0" layoutInCell="0" allowOverlap="1" relativeHeight="39">
+          <wp:anchor distT="0" distB="0" distL="0" distR="0" simplePos="0" relativeHeight="39" behindDoc="0" locked="0" layoutInCell="0" allowOverlap="1">
             <wp:simplePos x="0" y="0"/>
             <wp:positionH relativeFrom="column">
               <wp:posOffset>36195</wp:posOffset>
@@ -9874,7 +9883,7 @@
       <w:r>
         <w:rPr/>
         <w:drawing>
-          <wp:anchor behindDoc="0" distT="0" distB="0" distL="0" distR="0" simplePos="0" locked="0" layoutInCell="0" allowOverlap="1" relativeHeight="40">
+          <wp:anchor distT="0" distB="0" distL="0" distR="0" simplePos="0" relativeHeight="40" behindDoc="0" locked="0" layoutInCell="0" allowOverlap="1">
             <wp:simplePos x="0" y="0"/>
             <wp:positionH relativeFrom="column">
               <wp:posOffset>6985</wp:posOffset>
@@ -11020,7 +11029,7 @@
           <w:numId w:val="0"/>
         </w:numPr>
         <w:suppressAutoHyphens w:val="true"/>
-        <w:overflowPunct w:val="false"/>
+        <w:overflowPunct w:val="true"/>
         <w:bidi w:val="0"/>
         <w:ind w:hanging="0" w:left="0"/>
         <w:jc w:val="left"/>
@@ -11078,7 +11087,7 @@
       <w:r>
         <w:rPr/>
         <w:drawing>
-          <wp:anchor behindDoc="0" distT="0" distB="0" distL="0" distR="0" simplePos="0" locked="0" layoutInCell="0" allowOverlap="1" relativeHeight="41">
+          <wp:anchor distT="0" distB="0" distL="0" distR="0" simplePos="0" relativeHeight="41" behindDoc="0" locked="0" layoutInCell="0" allowOverlap="1">
             <wp:simplePos x="0" y="0"/>
             <wp:positionH relativeFrom="column">
               <wp:posOffset>-3810</wp:posOffset>
@@ -11215,7 +11224,7 @@
       <w:r>
         <w:rPr/>
         <w:drawing>
-          <wp:anchor behindDoc="0" distT="0" distB="0" distL="0" distR="0" simplePos="0" locked="0" layoutInCell="0" allowOverlap="1" relativeHeight="42">
+          <wp:anchor distT="0" distB="0" distL="0" distR="0" simplePos="0" relativeHeight="42" behindDoc="0" locked="0" layoutInCell="0" allowOverlap="1">
             <wp:simplePos x="0" y="0"/>
             <wp:positionH relativeFrom="column">
               <wp:posOffset>17780</wp:posOffset>
@@ -13294,7 +13303,7 @@
           <w:numId w:val="0"/>
         </w:numPr>
         <w:suppressAutoHyphens w:val="true"/>
-        <w:overflowPunct w:val="false"/>
+        <w:overflowPunct w:val="true"/>
         <w:ind w:hanging="0" w:left="0"/>
         <w:jc w:val="left"/>
         <w:rPr>
@@ -13338,7 +13347,7 @@
           <w:numId w:val="0"/>
         </w:numPr>
         <w:suppressAutoHyphens w:val="true"/>
-        <w:overflowPunct w:val="false"/>
+        <w:overflowPunct w:val="true"/>
         <w:ind w:hanging="0" w:left="0"/>
         <w:jc w:val="left"/>
         <w:rPr>
@@ -13680,7 +13689,7 @@
           <w:numId w:val="3"/>
         </w:numPr>
         <w:suppressAutoHyphens w:val="true"/>
-        <w:overflowPunct w:val="false"/>
+        <w:overflowPunct w:val="true"/>
         <w:ind w:hanging="0" w:left="0"/>
         <w:jc w:val="left"/>
         <w:rPr>
@@ -13702,7 +13711,7 @@
           <w:numId w:val="3"/>
         </w:numPr>
         <w:suppressAutoHyphens w:val="true"/>
-        <w:overflowPunct w:val="false"/>
+        <w:overflowPunct w:val="true"/>
         <w:ind w:hanging="0" w:left="0"/>
         <w:jc w:val="both"/>
         <w:rPr>
@@ -13727,7 +13736,7 @@
           <w:numId w:val="0"/>
         </w:numPr>
         <w:suppressAutoHyphens w:val="true"/>
-        <w:overflowPunct w:val="false"/>
+        <w:overflowPunct w:val="true"/>
         <w:ind w:hanging="0" w:left="0"/>
         <w:jc w:val="both"/>
         <w:rPr/>
@@ -13745,7 +13754,7 @@
           <w:numId w:val="0"/>
         </w:numPr>
         <w:suppressAutoHyphens w:val="true"/>
-        <w:overflowPunct w:val="false"/>
+        <w:overflowPunct w:val="true"/>
         <w:ind w:hanging="0" w:left="0"/>
         <w:jc w:val="both"/>
         <w:rPr/>
@@ -13798,7 +13807,7 @@
           <w:numId w:val="0"/>
         </w:numPr>
         <w:suppressAutoHyphens w:val="true"/>
-        <w:overflowPunct w:val="false"/>
+        <w:overflowPunct w:val="true"/>
         <w:ind w:hanging="0" w:left="0"/>
         <w:jc w:val="both"/>
         <w:rPr/>
@@ -13847,7 +13856,7 @@
           <w:numId w:val="22"/>
         </w:numPr>
         <w:suppressAutoHyphens w:val="true"/>
-        <w:overflowPunct w:val="false"/>
+        <w:overflowPunct w:val="true"/>
         <w:jc w:val="both"/>
         <w:rPr/>
       </w:pPr>
@@ -13893,7 +13902,7 @@
           <w:numId w:val="22"/>
         </w:numPr>
         <w:suppressAutoHyphens w:val="true"/>
-        <w:overflowPunct w:val="false"/>
+        <w:overflowPunct w:val="true"/>
         <w:jc w:val="both"/>
         <w:rPr/>
       </w:pPr>
@@ -13930,7 +13939,7 @@
           <w:numId w:val="0"/>
         </w:numPr>
         <w:suppressAutoHyphens w:val="true"/>
-        <w:overflowPunct w:val="false"/>
+        <w:overflowPunct w:val="true"/>
         <w:ind w:hanging="0" w:left="0"/>
         <w:jc w:val="both"/>
         <w:rPr/>
@@ -13968,7 +13977,7 @@
           <w:numId w:val="0"/>
         </w:numPr>
         <w:suppressAutoHyphens w:val="true"/>
-        <w:overflowPunct w:val="false"/>
+        <w:overflowPunct w:val="true"/>
         <w:ind w:hanging="0" w:left="0"/>
         <w:jc w:val="both"/>
         <w:rPr>
@@ -13988,7 +13997,7 @@
           <w:numId w:val="0"/>
         </w:numPr>
         <w:suppressAutoHyphens w:val="true"/>
-        <w:overflowPunct w:val="false"/>
+        <w:overflowPunct w:val="true"/>
         <w:ind w:hanging="0" w:left="0"/>
         <w:jc w:val="both"/>
         <w:rPr/>
@@ -14010,7 +14019,7 @@
           <w:numId w:val="0"/>
         </w:numPr>
         <w:suppressAutoHyphens w:val="true"/>
-        <w:overflowPunct w:val="false"/>
+        <w:overflowPunct w:val="true"/>
         <w:ind w:hanging="0" w:left="0"/>
         <w:jc w:val="both"/>
         <w:rPr/>
@@ -14066,7 +14075,7 @@
           <w:numId w:val="0"/>
         </w:numPr>
         <w:suppressAutoHyphens w:val="true"/>
-        <w:overflowPunct w:val="false"/>
+        <w:overflowPunct w:val="true"/>
         <w:spacing w:before="140" w:after="120"/>
         <w:ind w:hanging="0" w:left="0"/>
         <w:jc w:val="both"/>
@@ -14106,7 +14115,7 @@
           <w:numId w:val="0"/>
         </w:numPr>
         <w:suppressAutoHyphens w:val="true"/>
-        <w:overflowPunct w:val="false"/>
+        <w:overflowPunct w:val="true"/>
         <w:ind w:hanging="0" w:left="0"/>
         <w:jc w:val="both"/>
         <w:rPr/>
@@ -14162,7 +14171,7 @@
           <w:numId w:val="23"/>
         </w:numPr>
         <w:suppressAutoHyphens w:val="true"/>
-        <w:overflowPunct w:val="false"/>
+        <w:overflowPunct w:val="true"/>
         <w:jc w:val="both"/>
         <w:rPr/>
       </w:pPr>
@@ -14199,7 +14208,7 @@
           <w:numId w:val="23"/>
         </w:numPr>
         <w:suppressAutoHyphens w:val="true"/>
-        <w:overflowPunct w:val="false"/>
+        <w:overflowPunct w:val="true"/>
         <w:jc w:val="both"/>
         <w:rPr/>
       </w:pPr>
@@ -14236,7 +14245,7 @@
           <w:numId w:val="23"/>
         </w:numPr>
         <w:suppressAutoHyphens w:val="true"/>
-        <w:overflowPunct w:val="false"/>
+        <w:overflowPunct w:val="true"/>
         <w:jc w:val="both"/>
         <w:rPr/>
       </w:pPr>
@@ -14275,7 +14284,7 @@
           <w:numId w:val="0"/>
         </w:numPr>
         <w:suppressAutoHyphens w:val="true"/>
-        <w:overflowPunct w:val="false"/>
+        <w:overflowPunct w:val="true"/>
         <w:ind w:hanging="0" w:left="0"/>
         <w:jc w:val="both"/>
         <w:rPr>
@@ -14295,7 +14304,7 @@
           <w:numId w:val="0"/>
         </w:numPr>
         <w:suppressAutoHyphens w:val="true"/>
-        <w:overflowPunct w:val="false"/>
+        <w:overflowPunct w:val="true"/>
         <w:ind w:hanging="0" w:left="0"/>
         <w:jc w:val="both"/>
         <w:rPr/>
@@ -14317,7 +14326,7 @@
           <w:numId w:val="0"/>
         </w:numPr>
         <w:suppressAutoHyphens w:val="true"/>
-        <w:overflowPunct w:val="false"/>
+        <w:overflowPunct w:val="true"/>
         <w:ind w:hanging="0" w:left="0"/>
         <w:jc w:val="both"/>
         <w:rPr/>
@@ -14361,7 +14370,7 @@
           <w:numId w:val="0"/>
         </w:numPr>
         <w:suppressAutoHyphens w:val="true"/>
-        <w:overflowPunct w:val="false"/>
+        <w:overflowPunct w:val="true"/>
         <w:ind w:hanging="0" w:left="0"/>
         <w:jc w:val="left"/>
         <w:rPr>
@@ -14386,7 +14395,7 @@
           <w:numId w:val="0"/>
         </w:numPr>
         <w:suppressAutoHyphens w:val="true"/>
-        <w:overflowPunct w:val="false"/>
+        <w:overflowPunct w:val="true"/>
         <w:ind w:hanging="0" w:left="0"/>
         <w:jc w:val="center"/>
         <w:rPr>
@@ -14453,7 +14462,7 @@
           <w:numId w:val="0"/>
         </w:numPr>
         <w:suppressAutoHyphens w:val="true"/>
-        <w:overflowPunct w:val="false"/>
+        <w:overflowPunct w:val="true"/>
         <w:bidi w:val="0"/>
         <w:ind w:hanging="0" w:left="0"/>
         <w:jc w:val="left"/>
@@ -15875,7 +15884,7 @@
       <w:r>
         <w:rPr/>
         <w:drawing>
-          <wp:anchor behindDoc="0" distT="0" distB="0" distL="0" distR="0" simplePos="0" locked="0" layoutInCell="0" allowOverlap="1" relativeHeight="43">
+          <wp:anchor distT="0" distB="0" distL="0" distR="0" simplePos="0" relativeHeight="43" behindDoc="0" locked="0" layoutInCell="0" allowOverlap="1">
             <wp:simplePos x="0" y="0"/>
             <wp:positionH relativeFrom="column">
               <wp:posOffset>0</wp:posOffset>
@@ -16028,7 +16037,7 @@
       <w:r>
         <w:rPr/>
         <w:drawing>
-          <wp:anchor behindDoc="0" distT="0" distB="0" distL="0" distR="0" simplePos="0" locked="0" layoutInCell="0" allowOverlap="1" relativeHeight="44">
+          <wp:anchor distT="0" distB="0" distL="0" distR="0" simplePos="0" relativeHeight="44" behindDoc="0" locked="0" layoutInCell="0" allowOverlap="1">
             <wp:simplePos x="0" y="0"/>
             <wp:positionH relativeFrom="column">
               <wp:posOffset>36195</wp:posOffset>
@@ -16166,7 +16175,7 @@
       <w:r>
         <w:rPr/>
         <w:drawing>
-          <wp:anchor behindDoc="0" distT="0" distB="0" distL="0" distR="0" simplePos="0" locked="0" layoutInCell="0" allowOverlap="1" relativeHeight="92">
+          <wp:anchor distT="0" distB="0" distL="0" distR="0" simplePos="0" relativeHeight="92" behindDoc="0" locked="0" layoutInCell="0" allowOverlap="1">
             <wp:simplePos x="0" y="0"/>
             <wp:positionH relativeFrom="column">
               <wp:posOffset>21590</wp:posOffset>
@@ -16350,7 +16359,7 @@
       <w:r>
         <w:rPr/>
         <w:drawing>
-          <wp:anchor behindDoc="0" distT="0" distB="0" distL="0" distR="0" simplePos="0" locked="0" layoutInCell="0" allowOverlap="1" relativeHeight="94">
+          <wp:anchor distT="0" distB="0" distL="0" distR="0" simplePos="0" relativeHeight="94" behindDoc="0" locked="0" layoutInCell="0" allowOverlap="1">
             <wp:simplePos x="0" y="0"/>
             <wp:positionH relativeFrom="column">
               <wp:posOffset>57785</wp:posOffset>
@@ -16639,7 +16648,7 @@
       <w:r>
         <w:rPr/>
         <w:drawing>
-          <wp:anchor behindDoc="0" distT="0" distB="0" distL="0" distR="0" simplePos="0" locked="0" layoutInCell="0" allowOverlap="1" relativeHeight="45">
+          <wp:anchor distT="0" distB="0" distL="0" distR="0" simplePos="0" relativeHeight="45" behindDoc="0" locked="0" layoutInCell="0" allowOverlap="1">
             <wp:simplePos x="0" y="0"/>
             <wp:positionH relativeFrom="column">
               <wp:posOffset>3810</wp:posOffset>
@@ -16759,7 +16768,7 @@
       <w:r>
         <w:rPr/>
         <w:drawing>
-          <wp:anchor behindDoc="0" distT="0" distB="0" distL="0" distR="0" simplePos="0" locked="0" layoutInCell="0" allowOverlap="1" relativeHeight="46">
+          <wp:anchor distT="0" distB="0" distL="0" distR="0" simplePos="0" relativeHeight="46" behindDoc="0" locked="0" layoutInCell="0" allowOverlap="1">
             <wp:simplePos x="0" y="0"/>
             <wp:positionH relativeFrom="column">
               <wp:posOffset>14605</wp:posOffset>
@@ -16866,7 +16875,7 @@
       <w:r>
         <w:rPr/>
         <w:drawing>
-          <wp:anchor behindDoc="0" distT="0" distB="0" distL="0" distR="0" simplePos="0" locked="0" layoutInCell="0" allowOverlap="1" relativeHeight="47">
+          <wp:anchor distT="0" distB="0" distL="0" distR="0" simplePos="0" relativeHeight="47" behindDoc="0" locked="0" layoutInCell="0" allowOverlap="1">
             <wp:simplePos x="0" y="0"/>
             <wp:positionH relativeFrom="column">
               <wp:posOffset>36195</wp:posOffset>
@@ -16968,7 +16977,7 @@
       <w:r>
         <w:rPr/>
         <w:drawing>
-          <wp:anchor behindDoc="0" distT="0" distB="0" distL="0" distR="0" simplePos="0" locked="0" layoutInCell="0" allowOverlap="1" relativeHeight="48">
+          <wp:anchor distT="0" distB="0" distL="0" distR="0" simplePos="0" relativeHeight="48" behindDoc="0" locked="0" layoutInCell="0" allowOverlap="1">
             <wp:simplePos x="0" y="0"/>
             <wp:positionH relativeFrom="column">
               <wp:posOffset>-32385</wp:posOffset>
@@ -17365,7 +17374,7 @@
           <w:szCs w:val="20"/>
         </w:rPr>
         <w:drawing>
-          <wp:anchor behindDoc="0" distT="0" distB="0" distL="0" distR="0" simplePos="0" locked="0" layoutInCell="0" allowOverlap="1" relativeHeight="98">
+          <wp:anchor distT="0" distB="0" distL="0" distR="0" simplePos="0" relativeHeight="98" behindDoc="0" locked="0" layoutInCell="0" allowOverlap="1">
             <wp:simplePos x="0" y="0"/>
             <wp:positionH relativeFrom="column">
               <wp:posOffset>6985</wp:posOffset>
@@ -17506,7 +17515,7 @@
           <w:szCs w:val="20"/>
         </w:rPr>
         <w:drawing>
-          <wp:anchor behindDoc="0" distT="0" distB="0" distL="0" distR="0" simplePos="0" locked="0" layoutInCell="0" allowOverlap="1" relativeHeight="99">
+          <wp:anchor distT="0" distB="0" distL="0" distR="0" simplePos="0" relativeHeight="99" behindDoc="0" locked="0" layoutInCell="0" allowOverlap="1">
             <wp:simplePos x="0" y="0"/>
             <wp:positionH relativeFrom="column">
               <wp:posOffset>64770</wp:posOffset>
@@ -17654,7 +17663,7 @@
       <w:r>
         <w:rPr/>
         <w:drawing>
-          <wp:anchor behindDoc="0" distT="0" distB="0" distL="0" distR="0" simplePos="0" locked="0" layoutInCell="0" allowOverlap="1" relativeHeight="89">
+          <wp:anchor distT="0" distB="0" distL="0" distR="0" simplePos="0" relativeHeight="89" behindDoc="0" locked="0" layoutInCell="0" allowOverlap="1">
             <wp:simplePos x="0" y="0"/>
             <wp:positionH relativeFrom="column">
               <wp:posOffset>-32385</wp:posOffset>
@@ -17807,7 +17816,7 @@
       <w:r>
         <w:rPr/>
         <w:drawing>
-          <wp:anchor behindDoc="0" distT="0" distB="0" distL="0" distR="0" simplePos="0" locked="0" layoutInCell="0" allowOverlap="1" relativeHeight="90">
+          <wp:anchor distT="0" distB="0" distL="0" distR="0" simplePos="0" relativeHeight="90" behindDoc="0" locked="0" layoutInCell="0" allowOverlap="1">
             <wp:simplePos x="0" y="0"/>
             <wp:positionH relativeFrom="column">
               <wp:posOffset>17780</wp:posOffset>
@@ -18557,7 +18566,7 @@
       <w:r>
         <w:rPr/>
         <w:drawing>
-          <wp:anchor behindDoc="0" distT="0" distB="0" distL="0" distR="0" simplePos="0" locked="0" layoutInCell="0" allowOverlap="1" relativeHeight="49">
+          <wp:anchor distT="0" distB="0" distL="0" distR="0" simplePos="0" relativeHeight="49" behindDoc="0" locked="0" layoutInCell="0" allowOverlap="1">
             <wp:simplePos x="0" y="0"/>
             <wp:positionH relativeFrom="column">
               <wp:posOffset>68580</wp:posOffset>
@@ -18729,7 +18738,7 @@
       <w:r>
         <w:rPr/>
         <w:drawing>
-          <wp:anchor behindDoc="0" distT="0" distB="0" distL="0" distR="0" simplePos="0" locked="0" layoutInCell="0" allowOverlap="1" relativeHeight="50">
+          <wp:anchor distT="0" distB="0" distL="0" distR="0" simplePos="0" relativeHeight="50" behindDoc="0" locked="0" layoutInCell="0" allowOverlap="1">
             <wp:simplePos x="0" y="0"/>
             <wp:positionH relativeFrom="column">
               <wp:posOffset>-17780</wp:posOffset>
@@ -18847,7 +18856,7 @@
       <w:r>
         <w:rPr/>
         <w:drawing>
-          <wp:anchor behindDoc="0" distT="0" distB="0" distL="0" distR="0" simplePos="0" locked="0" layoutInCell="0" allowOverlap="1" relativeHeight="51">
+          <wp:anchor distT="0" distB="0" distL="0" distR="0" simplePos="0" relativeHeight="51" behindDoc="0" locked="0" layoutInCell="0" allowOverlap="1">
             <wp:simplePos x="0" y="0"/>
             <wp:positionH relativeFrom="column">
               <wp:posOffset>10795</wp:posOffset>
@@ -19048,7 +19057,7 @@
           <w:rFonts w:ascii="Arial" w:hAnsi="Arial"/>
         </w:rPr>
         <w:drawing>
-          <wp:anchor behindDoc="0" distT="0" distB="0" distL="0" distR="0" simplePos="0" locked="0" layoutInCell="0" allowOverlap="1" relativeHeight="52">
+          <wp:anchor distT="0" distB="0" distL="0" distR="0" simplePos="0" relativeHeight="52" behindDoc="0" locked="0" layoutInCell="0" allowOverlap="1">
             <wp:simplePos x="0" y="0"/>
             <wp:positionH relativeFrom="column">
               <wp:posOffset>68580</wp:posOffset>
@@ -19198,7 +19207,7 @@
           <w:numId w:val="0"/>
         </w:numPr>
         <w:suppressAutoHyphens w:val="true"/>
-        <w:overflowPunct w:val="false"/>
+        <w:overflowPunct w:val="true"/>
         <w:ind w:hanging="0" w:left="0"/>
         <w:jc w:val="left"/>
         <w:rPr>
@@ -19361,7 +19370,7 @@
       <w:r>
         <w:rPr/>
         <w:drawing>
-          <wp:anchor behindDoc="0" distT="0" distB="0" distL="0" distR="0" simplePos="0" locked="0" layoutInCell="0" allowOverlap="1" relativeHeight="53">
+          <wp:anchor distT="0" distB="0" distL="0" distR="0" simplePos="0" relativeHeight="53" behindDoc="0" locked="0" layoutInCell="0" allowOverlap="1">
             <wp:simplePos x="0" y="0"/>
             <wp:positionH relativeFrom="column">
               <wp:posOffset>46990</wp:posOffset>
@@ -19492,7 +19501,7 @@
       <w:r>
         <w:rPr/>
         <w:drawing>
-          <wp:anchor behindDoc="0" distT="0" distB="0" distL="0" distR="0" simplePos="0" locked="0" layoutInCell="0" allowOverlap="1" relativeHeight="54">
+          <wp:anchor distT="0" distB="0" distL="0" distR="0" simplePos="0" relativeHeight="54" behindDoc="0" locked="0" layoutInCell="0" allowOverlap="1">
             <wp:simplePos x="0" y="0"/>
             <wp:positionH relativeFrom="column">
               <wp:posOffset>17780</wp:posOffset>
@@ -19650,7 +19659,7 @@
       <w:r>
         <w:rPr/>
         <w:drawing>
-          <wp:anchor behindDoc="0" distT="0" distB="0" distL="0" distR="0" simplePos="0" locked="0" layoutInCell="0" allowOverlap="1" relativeHeight="55">
+          <wp:anchor distT="0" distB="0" distL="0" distR="0" simplePos="0" relativeHeight="55" behindDoc="0" locked="0" layoutInCell="0" allowOverlap="1">
             <wp:simplePos x="0" y="0"/>
             <wp:positionH relativeFrom="column">
               <wp:posOffset>6985</wp:posOffset>
@@ -19815,7 +19824,7 @@
           <w:numId w:val="0"/>
         </w:numPr>
         <w:suppressAutoHyphens w:val="true"/>
-        <w:overflowPunct w:val="false"/>
+        <w:overflowPunct w:val="true"/>
         <w:ind w:hanging="0" w:left="0"/>
         <w:jc w:val="left"/>
         <w:rPr>
@@ -19883,7 +19892,7 @@
       <w:r>
         <w:rPr/>
         <w:drawing>
-          <wp:anchor behindDoc="0" distT="0" distB="0" distL="0" distR="0" simplePos="0" locked="0" layoutInCell="0" allowOverlap="1" relativeHeight="56">
+          <wp:anchor distT="0" distB="0" distL="0" distR="0" simplePos="0" relativeHeight="56" behindDoc="0" locked="0" layoutInCell="0" allowOverlap="1">
             <wp:simplePos x="0" y="0"/>
             <wp:positionH relativeFrom="column">
               <wp:posOffset>21590</wp:posOffset>
@@ -19984,7 +19993,7 @@
       <w:r>
         <w:rPr/>
         <w:drawing>
-          <wp:anchor behindDoc="0" distT="0" distB="0" distL="0" distR="0" simplePos="0" locked="0" layoutInCell="0" allowOverlap="1" relativeHeight="57">
+          <wp:anchor distT="0" distB="0" distL="0" distR="0" simplePos="0" relativeHeight="57" behindDoc="0" locked="0" layoutInCell="0" allowOverlap="1">
             <wp:simplePos x="0" y="0"/>
             <wp:positionH relativeFrom="column">
               <wp:posOffset>6985</wp:posOffset>
@@ -20244,7 +20253,7 @@
           <w:numId w:val="3"/>
         </w:numPr>
         <w:suppressAutoHyphens w:val="true"/>
-        <w:overflowPunct w:val="false"/>
+        <w:overflowPunct w:val="true"/>
         <w:jc w:val="center"/>
         <w:rPr>
           <w:i/>
@@ -20452,7 +20461,7 @@
           <w:szCs w:val="20"/>
         </w:rPr>
         <w:drawing>
-          <wp:anchor behindDoc="0" distT="0" distB="0" distL="0" distR="0" simplePos="0" locked="0" layoutInCell="0" allowOverlap="1" relativeHeight="58">
+          <wp:anchor distT="0" distB="0" distL="0" distR="0" simplePos="0" relativeHeight="58" behindDoc="0" locked="0" layoutInCell="0" allowOverlap="1">
             <wp:simplePos x="0" y="0"/>
             <wp:positionH relativeFrom="column">
               <wp:posOffset>3202940</wp:posOffset>
@@ -20515,7 +20524,7 @@
       <w:r>
         <w:rPr/>
         <w:drawing>
-          <wp:anchor behindDoc="0" distT="0" distB="0" distL="0" distR="0" simplePos="0" locked="0" layoutInCell="0" allowOverlap="1" relativeHeight="59">
+          <wp:anchor distT="0" distB="0" distL="0" distR="0" simplePos="0" relativeHeight="59" behindDoc="0" locked="0" layoutInCell="0" allowOverlap="1">
             <wp:simplePos x="0" y="0"/>
             <wp:positionH relativeFrom="column">
               <wp:posOffset>0</wp:posOffset>
@@ -21173,7 +21182,7 @@
       <w:r>
         <w:rPr/>
         <w:drawing>
-          <wp:anchor behindDoc="0" distT="0" distB="0" distL="0" distR="0" simplePos="0" locked="0" layoutInCell="0" allowOverlap="1" relativeHeight="95">
+          <wp:anchor distT="0" distB="0" distL="0" distR="0" simplePos="0" relativeHeight="95" behindDoc="0" locked="0" layoutInCell="0" allowOverlap="1">
             <wp:simplePos x="0" y="0"/>
             <wp:positionH relativeFrom="column">
               <wp:posOffset>3232785</wp:posOffset>
@@ -21232,7 +21241,7 @@
       <w:r>
         <w:rPr/>
         <w:drawing>
-          <wp:anchor behindDoc="0" distT="0" distB="0" distL="0" distR="0" simplePos="0" locked="0" layoutInCell="0" allowOverlap="1" relativeHeight="60">
+          <wp:anchor distT="0" distB="0" distL="0" distR="0" simplePos="0" relativeHeight="60" behindDoc="0" locked="0" layoutInCell="0" allowOverlap="1">
             <wp:simplePos x="0" y="0"/>
             <wp:positionH relativeFrom="column">
               <wp:posOffset>-43180</wp:posOffset>
@@ -21834,7 +21843,7 @@
       <w:r>
         <w:rPr/>
         <w:drawing>
-          <wp:anchor behindDoc="0" distT="0" distB="0" distL="0" distR="0" simplePos="0" locked="0" layoutInCell="0" allowOverlap="1" relativeHeight="61">
+          <wp:anchor distT="0" distB="0" distL="0" distR="0" simplePos="0" relativeHeight="61" behindDoc="0" locked="0" layoutInCell="0" allowOverlap="1">
             <wp:simplePos x="0" y="0"/>
             <wp:positionH relativeFrom="column">
               <wp:posOffset>36195</wp:posOffset>
@@ -21957,7 +21966,7 @@
       <w:r>
         <w:rPr/>
         <w:drawing>
-          <wp:anchor behindDoc="0" distT="0" distB="0" distL="0" distR="0" simplePos="0" locked="0" layoutInCell="0" allowOverlap="1" relativeHeight="62">
+          <wp:anchor distT="0" distB="0" distL="0" distR="0" simplePos="0" relativeHeight="62" behindDoc="0" locked="0" layoutInCell="0" allowOverlap="1">
             <wp:simplePos x="0" y="0"/>
             <wp:positionH relativeFrom="column">
               <wp:posOffset>25400</wp:posOffset>
@@ -22606,7 +22615,7 @@
           <w:numId w:val="0"/>
         </w:numPr>
         <w:suppressAutoHyphens w:val="true"/>
-        <w:overflowPunct w:val="false"/>
+        <w:overflowPunct w:val="true"/>
         <w:bidi w:val="0"/>
         <w:ind w:hanging="0" w:left="0"/>
         <w:jc w:val="both"/>
@@ -22702,7 +22711,7 @@
       <w:r>
         <w:rPr/>
         <w:drawing>
-          <wp:anchor behindDoc="0" distT="0" distB="0" distL="0" distR="0" simplePos="0" locked="0" layoutInCell="0" allowOverlap="1" relativeHeight="63">
+          <wp:anchor distT="0" distB="0" distL="0" distR="0" simplePos="0" relativeHeight="63" behindDoc="0" locked="0" layoutInCell="0" allowOverlap="1">
             <wp:simplePos x="0" y="0"/>
             <wp:positionH relativeFrom="column">
               <wp:posOffset>36195</wp:posOffset>
@@ -22748,7 +22757,7 @@
           </wp:anchor>
         </w:drawing>
         <w:drawing>
-          <wp:anchor behindDoc="0" distT="0" distB="0" distL="0" distR="0" simplePos="0" locked="0" layoutInCell="0" allowOverlap="1" relativeHeight="64">
+          <wp:anchor distT="0" distB="0" distL="0" distR="0" simplePos="0" relativeHeight="64" behindDoc="0" locked="0" layoutInCell="0" allowOverlap="1">
             <wp:simplePos x="0" y="0"/>
             <wp:positionH relativeFrom="column">
               <wp:posOffset>3282950</wp:posOffset>
@@ -23370,7 +23379,7 @@
       </w:pPr>
       <w:r>
         <w:drawing>
-          <wp:anchor behindDoc="0" distT="0" distB="0" distL="0" distR="0" simplePos="0" locked="0" layoutInCell="0" allowOverlap="1" relativeHeight="66">
+          <wp:anchor distT="0" distB="0" distL="0" distR="0" simplePos="0" relativeHeight="66" behindDoc="0" locked="0" layoutInCell="0" allowOverlap="1">
             <wp:simplePos x="0" y="0"/>
             <wp:positionH relativeFrom="column">
               <wp:posOffset>3325495</wp:posOffset>
@@ -23457,7 +23466,7 @@
       <w:r>
         <w:rPr/>
         <w:drawing>
-          <wp:anchor behindDoc="0" distT="0" distB="0" distL="0" distR="0" simplePos="0" locked="0" layoutInCell="0" allowOverlap="1" relativeHeight="65">
+          <wp:anchor distT="0" distB="0" distL="0" distR="0" simplePos="0" relativeHeight="65" behindDoc="0" locked="0" layoutInCell="0" allowOverlap="1">
             <wp:simplePos x="0" y="0"/>
             <wp:positionH relativeFrom="column">
               <wp:posOffset>3810</wp:posOffset>
@@ -23961,7 +23970,7 @@
       <w:r>
         <w:rPr/>
         <w:drawing>
-          <wp:anchor behindDoc="0" distT="0" distB="0" distL="0" distR="0" simplePos="0" locked="0" layoutInCell="0" allowOverlap="1" relativeHeight="68">
+          <wp:anchor distT="0" distB="0" distL="0" distR="0" simplePos="0" relativeHeight="68" behindDoc="0" locked="0" layoutInCell="0" allowOverlap="1">
             <wp:simplePos x="0" y="0"/>
             <wp:positionH relativeFrom="column">
               <wp:posOffset>21590</wp:posOffset>
@@ -24123,7 +24132,7 @@
       <w:r>
         <w:rPr/>
         <w:drawing>
-          <wp:anchor behindDoc="0" distT="0" distB="0" distL="0" distR="0" simplePos="0" locked="0" layoutInCell="0" allowOverlap="1" relativeHeight="69">
+          <wp:anchor distT="0" distB="0" distL="0" distR="0" simplePos="0" relativeHeight="69" behindDoc="0" locked="0" layoutInCell="0" allowOverlap="1">
             <wp:simplePos x="0" y="0"/>
             <wp:positionH relativeFrom="column">
               <wp:posOffset>46990</wp:posOffset>
@@ -24230,7 +24239,7 @@
           <w:numId w:val="0"/>
         </w:numPr>
         <w:suppressAutoHyphens w:val="true"/>
-        <w:overflowPunct w:val="false"/>
+        <w:overflowPunct w:val="true"/>
         <w:ind w:hanging="0" w:left="0"/>
         <w:jc w:val="left"/>
         <w:rPr>
@@ -24288,7 +24297,7 @@
       <w:r>
         <w:rPr/>
         <w:drawing>
-          <wp:anchor behindDoc="0" distT="0" distB="0" distL="0" distR="0" simplePos="0" locked="0" layoutInCell="0" allowOverlap="1" relativeHeight="70">
+          <wp:anchor distT="0" distB="0" distL="0" distR="0" simplePos="0" relativeHeight="70" behindDoc="0" locked="0" layoutInCell="0" allowOverlap="1">
             <wp:simplePos x="0" y="0"/>
             <wp:positionH relativeFrom="column">
               <wp:posOffset>6985</wp:posOffset>
@@ -24417,7 +24426,7 @@
       <w:r>
         <w:rPr/>
         <w:drawing>
-          <wp:anchor behindDoc="0" distT="0" distB="0" distL="0" distR="0" simplePos="0" locked="0" layoutInCell="0" allowOverlap="1" relativeHeight="71">
+          <wp:anchor distT="0" distB="0" distL="0" distR="0" simplePos="0" relativeHeight="71" behindDoc="0" locked="0" layoutInCell="0" allowOverlap="1">
             <wp:simplePos x="0" y="0"/>
             <wp:positionH relativeFrom="column">
               <wp:posOffset>50165</wp:posOffset>
@@ -24519,7 +24528,7 @@
       <w:r>
         <w:rPr/>
         <w:drawing>
-          <wp:anchor behindDoc="0" distT="0" distB="0" distL="0" distR="0" simplePos="0" locked="0" layoutInCell="0" allowOverlap="1" relativeHeight="72">
+          <wp:anchor distT="0" distB="0" distL="0" distR="0" simplePos="0" relativeHeight="72" behindDoc="0" locked="0" layoutInCell="0" allowOverlap="1">
             <wp:simplePos x="0" y="0"/>
             <wp:positionH relativeFrom="column">
               <wp:posOffset>57785</wp:posOffset>
@@ -24649,7 +24658,7 @@
           <w:szCs w:val="20"/>
         </w:rPr>
         <w:drawing>
-          <wp:anchor behindDoc="0" distT="0" distB="0" distL="0" distR="0" simplePos="0" locked="0" layoutInCell="0" allowOverlap="1" relativeHeight="73">
+          <wp:anchor distT="0" distB="0" distL="0" distR="0" simplePos="0" relativeHeight="73" behindDoc="0" locked="0" layoutInCell="0" allowOverlap="1">
             <wp:simplePos x="0" y="0"/>
             <wp:positionH relativeFrom="column">
               <wp:posOffset>75565</wp:posOffset>
@@ -24793,7 +24802,7 @@
       <w:r>
         <w:rPr/>
         <w:drawing>
-          <wp:anchor behindDoc="0" distT="0" distB="0" distL="0" distR="0" simplePos="0" locked="0" layoutInCell="0" allowOverlap="1" relativeHeight="74">
+          <wp:anchor distT="0" distB="0" distL="0" distR="0" simplePos="0" relativeHeight="74" behindDoc="0" locked="0" layoutInCell="0" allowOverlap="1">
             <wp:simplePos x="0" y="0"/>
             <wp:positionH relativeFrom="column">
               <wp:posOffset>158115</wp:posOffset>
@@ -24922,7 +24931,7 @@
           <w:szCs w:val="20"/>
         </w:rPr>
         <w:drawing>
-          <wp:anchor behindDoc="0" distT="0" distB="0" distL="0" distR="0" simplePos="0" locked="0" layoutInCell="0" allowOverlap="1" relativeHeight="75">
+          <wp:anchor distT="0" distB="0" distL="0" distR="0" simplePos="0" relativeHeight="75" behindDoc="0" locked="0" layoutInCell="0" allowOverlap="1">
             <wp:simplePos x="0" y="0"/>
             <wp:positionH relativeFrom="column">
               <wp:posOffset>28575</wp:posOffset>
@@ -25015,7 +25024,7 @@
       <w:r>
         <w:rPr/>
         <w:drawing>
-          <wp:anchor behindDoc="0" distT="0" distB="0" distL="0" distR="0" simplePos="0" locked="0" layoutInCell="0" allowOverlap="1" relativeHeight="76">
+          <wp:anchor distT="0" distB="0" distL="0" distR="0" simplePos="0" relativeHeight="76" behindDoc="0" locked="0" layoutInCell="0" allowOverlap="1">
             <wp:simplePos x="0" y="0"/>
             <wp:positionH relativeFrom="column">
               <wp:posOffset>-28575</wp:posOffset>
@@ -25071,7 +25080,7 @@
           <w:numId w:val="0"/>
         </w:numPr>
         <w:suppressAutoHyphens w:val="true"/>
-        <w:overflowPunct w:val="false"/>
+        <w:overflowPunct w:val="true"/>
         <w:ind w:hanging="0" w:left="0"/>
         <w:jc w:val="left"/>
         <w:rPr>
@@ -25118,7 +25127,7 @@
       <w:r>
         <w:rPr/>
         <w:drawing>
-          <wp:anchor behindDoc="0" distT="0" distB="0" distL="0" distR="0" simplePos="0" locked="0" layoutInCell="0" allowOverlap="1" relativeHeight="77">
+          <wp:anchor distT="0" distB="0" distL="0" distR="0" simplePos="0" relativeHeight="77" behindDoc="0" locked="0" layoutInCell="0" allowOverlap="1">
             <wp:simplePos x="0" y="0"/>
             <wp:positionH relativeFrom="column">
               <wp:posOffset>86360</wp:posOffset>
@@ -25259,7 +25268,7 @@
       <w:r>
         <w:rPr/>
         <w:drawing>
-          <wp:anchor behindDoc="0" distT="0" distB="0" distL="0" distR="0" simplePos="0" locked="0" layoutInCell="0" allowOverlap="1" relativeHeight="78">
+          <wp:anchor distT="0" distB="0" distL="0" distR="0" simplePos="0" relativeHeight="78" behindDoc="0" locked="0" layoutInCell="0" allowOverlap="1">
             <wp:simplePos x="0" y="0"/>
             <wp:positionH relativeFrom="column">
               <wp:posOffset>21590</wp:posOffset>
@@ -25378,7 +25387,7 @@
       <w:r>
         <w:rPr/>
         <w:drawing>
-          <wp:anchor behindDoc="0" distT="0" distB="0" distL="0" distR="0" simplePos="0" locked="0" layoutInCell="0" allowOverlap="1" relativeHeight="79">
+          <wp:anchor distT="0" distB="0" distL="0" distR="0" simplePos="0" relativeHeight="79" behindDoc="0" locked="0" layoutInCell="0" allowOverlap="1">
             <wp:simplePos x="0" y="0"/>
             <wp:positionH relativeFrom="column">
               <wp:posOffset>-16510</wp:posOffset>
@@ -25460,7 +25469,7 @@
           <w:numId w:val="0"/>
         </w:numPr>
         <w:suppressAutoHyphens w:val="true"/>
-        <w:overflowPunct w:val="false"/>
+        <w:overflowPunct w:val="true"/>
         <w:ind w:hanging="0" w:left="0"/>
         <w:jc w:val="left"/>
         <w:rPr>
@@ -25507,7 +25516,7 @@
       <w:r>
         <w:rPr/>
         <w:drawing>
-          <wp:anchor behindDoc="0" distT="0" distB="0" distL="0" distR="0" simplePos="0" locked="0" layoutInCell="0" allowOverlap="1" relativeHeight="80">
+          <wp:anchor distT="0" distB="0" distL="0" distR="0" simplePos="0" relativeHeight="80" behindDoc="0" locked="0" layoutInCell="0" allowOverlap="1">
             <wp:simplePos x="0" y="0"/>
             <wp:positionH relativeFrom="column">
               <wp:posOffset>57785</wp:posOffset>
@@ -25702,7 +25711,7 @@
       <w:r>
         <w:rPr/>
         <w:drawing>
-          <wp:anchor behindDoc="0" distT="0" distB="0" distL="0" distR="0" simplePos="0" locked="0" layoutInCell="0" allowOverlap="1" relativeHeight="81">
+          <wp:anchor distT="0" distB="0" distL="0" distR="0" simplePos="0" relativeHeight="81" behindDoc="0" locked="0" layoutInCell="0" allowOverlap="1">
             <wp:simplePos x="0" y="0"/>
             <wp:positionH relativeFrom="column">
               <wp:posOffset>-17780</wp:posOffset>
@@ -25823,7 +25832,7 @@
       <w:r>
         <w:rPr/>
         <w:drawing>
-          <wp:anchor behindDoc="0" distT="0" distB="0" distL="0" distR="0" simplePos="0" locked="0" layoutInCell="0" allowOverlap="1" relativeHeight="82">
+          <wp:anchor distT="0" distB="0" distL="0" distR="0" simplePos="0" relativeHeight="82" behindDoc="0" locked="0" layoutInCell="0" allowOverlap="1">
             <wp:simplePos x="0" y="0"/>
             <wp:positionH relativeFrom="column">
               <wp:posOffset>-10795</wp:posOffset>
@@ -25912,7 +25921,7 @@
       <w:r>
         <w:rPr/>
         <w:drawing>
-          <wp:anchor behindDoc="0" distT="0" distB="0" distL="0" distR="0" simplePos="0" locked="0" layoutInCell="0" allowOverlap="1" relativeHeight="83">
+          <wp:anchor distT="0" distB="0" distL="0" distR="0" simplePos="0" relativeHeight="83" behindDoc="0" locked="0" layoutInCell="0" allowOverlap="1">
             <wp:simplePos x="0" y="0"/>
             <wp:positionH relativeFrom="column">
               <wp:posOffset>-10160</wp:posOffset>
@@ -26028,7 +26037,7 @@
           <w:numId w:val="0"/>
         </w:numPr>
         <w:suppressAutoHyphens w:val="true"/>
-        <w:overflowPunct w:val="false"/>
+        <w:overflowPunct w:val="true"/>
         <w:ind w:hanging="0" w:left="0"/>
         <w:jc w:val="left"/>
         <w:rPr>
@@ -27012,7 +27021,7 @@
       </w:pPr>
       <w:r>
         <w:drawing>
-          <wp:anchor behindDoc="0" distT="0" distB="0" distL="0" distR="0" simplePos="0" locked="0" layoutInCell="0" allowOverlap="1" relativeHeight="84">
+          <wp:anchor distT="0" distB="0" distL="0" distR="0" simplePos="0" relativeHeight="84" behindDoc="0" locked="0" layoutInCell="0" allowOverlap="1">
             <wp:simplePos x="0" y="0"/>
             <wp:positionH relativeFrom="column">
               <wp:posOffset>35560</wp:posOffset>
@@ -27058,7 +27067,7 @@
           </wp:anchor>
         </w:drawing>
         <w:drawing>
-          <wp:anchor behindDoc="0" distT="0" distB="0" distL="0" distR="0" simplePos="0" locked="0" layoutInCell="0" allowOverlap="1" relativeHeight="85">
+          <wp:anchor distT="0" distB="0" distL="0" distR="0" simplePos="0" relativeHeight="85" behindDoc="0" locked="0" layoutInCell="0" allowOverlap="1">
             <wp:simplePos x="0" y="0"/>
             <wp:positionH relativeFrom="column">
               <wp:posOffset>34290</wp:posOffset>
@@ -27223,7 +27232,7 @@
           <w:szCs w:val="20"/>
         </w:rPr>
         <w:drawing>
-          <wp:anchor behindDoc="0" distT="0" distB="0" distL="0" distR="0" simplePos="0" locked="0" layoutInCell="0" allowOverlap="1" relativeHeight="86">
+          <wp:anchor distT="0" distB="0" distL="0" distR="0" simplePos="0" relativeHeight="86" behindDoc="0" locked="0" layoutInCell="0" allowOverlap="1">
             <wp:simplePos x="0" y="0"/>
             <wp:positionH relativeFrom="column">
               <wp:posOffset>32385</wp:posOffset>
@@ -27329,7 +27338,7 @@
       <w:r>
         <w:rPr/>
         <w:drawing>
-          <wp:anchor behindDoc="0" distT="0" distB="0" distL="0" distR="0" simplePos="0" locked="0" layoutInCell="0" allowOverlap="1" relativeHeight="87">
+          <wp:anchor distT="0" distB="0" distL="0" distR="0" simplePos="0" relativeHeight="87" behindDoc="0" locked="0" layoutInCell="0" allowOverlap="1">
             <wp:simplePos x="0" y="0"/>
             <wp:positionH relativeFrom="column">
               <wp:posOffset>45085</wp:posOffset>
@@ -27419,7 +27428,7 @@
       <w:r>
         <w:rPr/>
         <w:drawing>
-          <wp:anchor behindDoc="0" distT="0" distB="0" distL="0" distR="0" simplePos="0" locked="0" layoutInCell="0" allowOverlap="1" relativeHeight="88">
+          <wp:anchor distT="0" distB="0" distL="0" distR="0" simplePos="0" relativeHeight="88" behindDoc="0" locked="0" layoutInCell="0" allowOverlap="1">
             <wp:simplePos x="0" y="0"/>
             <wp:positionH relativeFrom="column">
               <wp:posOffset>75565</wp:posOffset>
@@ -27561,7 +27570,7 @@
       <w:r>
         <w:rPr/>
         <w:drawing>
-          <wp:anchor behindDoc="0" distT="0" distB="0" distL="0" distR="0" simplePos="0" locked="0" layoutInCell="0" allowOverlap="1" relativeHeight="101">
+          <wp:anchor distT="0" distB="0" distL="0" distR="0" simplePos="0" relativeHeight="101" behindDoc="0" locked="0" layoutInCell="0" allowOverlap="1">
             <wp:simplePos x="0" y="0"/>
             <wp:positionH relativeFrom="column">
               <wp:posOffset>125730</wp:posOffset>
@@ -27617,7 +27626,7 @@
           <w:numId w:val="0"/>
         </w:numPr>
         <w:suppressAutoHyphens w:val="true"/>
-        <w:overflowPunct w:val="false"/>
+        <w:overflowPunct w:val="true"/>
         <w:ind w:hanging="0" w:left="0"/>
         <w:jc w:val="left"/>
         <w:rPr>
@@ -27706,7 +27715,7 @@
       <w:r>
         <w:rPr/>
         <w:drawing>
-          <wp:anchor behindDoc="0" distT="0" distB="0" distL="0" distR="0" simplePos="0" locked="0" layoutInCell="0" allowOverlap="1" relativeHeight="91">
+          <wp:anchor distT="0" distB="0" distL="0" distR="0" simplePos="0" relativeHeight="91" behindDoc="0" locked="0" layoutInCell="0" allowOverlap="1">
             <wp:simplePos x="0" y="0"/>
             <wp:positionH relativeFrom="column">
               <wp:posOffset>28575</wp:posOffset>
@@ -27874,7 +27883,7 @@
       <w:r>
         <w:rPr/>
         <w:drawing>
-          <wp:anchor behindDoc="0" distT="0" distB="0" distL="0" distR="0" simplePos="0" locked="0" layoutInCell="0" allowOverlap="1" relativeHeight="67">
+          <wp:anchor distT="0" distB="0" distL="0" distR="0" simplePos="0" relativeHeight="67" behindDoc="0" locked="0" layoutInCell="0" allowOverlap="1">
             <wp:simplePos x="0" y="0"/>
             <wp:positionH relativeFrom="column">
               <wp:posOffset>90170</wp:posOffset>
@@ -27970,7 +27979,7 @@
           <w:numId w:val="0"/>
         </w:numPr>
         <w:suppressAutoHyphens w:val="true"/>
-        <w:overflowPunct w:val="false"/>
+        <w:overflowPunct w:val="true"/>
         <w:ind w:hanging="0" w:left="0"/>
         <w:jc w:val="left"/>
         <w:rPr>
@@ -28015,7 +28024,7 @@
       <w:r>
         <w:rPr/>
         <w:drawing>
-          <wp:anchor behindDoc="0" distT="0" distB="0" distL="0" distR="0" simplePos="0" locked="0" layoutInCell="0" allowOverlap="1" relativeHeight="14">
+          <wp:anchor distT="0" distB="0" distL="0" distR="0" simplePos="0" relativeHeight="14" behindDoc="0" locked="0" layoutInCell="0" allowOverlap="1">
             <wp:simplePos x="0" y="0"/>
             <wp:positionH relativeFrom="column">
               <wp:posOffset>-6985</wp:posOffset>
@@ -28135,7 +28144,7 @@
       </w:pPr>
       <w:r>
         <w:drawing>
-          <wp:anchor behindDoc="0" distT="0" distB="0" distL="0" distR="0" simplePos="0" locked="0" layoutInCell="0" allowOverlap="1" relativeHeight="15">
+          <wp:anchor distT="0" distB="0" distL="0" distR="0" simplePos="0" relativeHeight="15" behindDoc="0" locked="0" layoutInCell="0" allowOverlap="1">
             <wp:simplePos x="0" y="0"/>
             <wp:positionH relativeFrom="column">
               <wp:posOffset>-46990</wp:posOffset>
@@ -28269,7 +28278,7 @@
           <w:szCs w:val="20"/>
         </w:rPr>
         <w:drawing>
-          <wp:anchor behindDoc="0" distT="0" distB="0" distL="0" distR="0" simplePos="0" locked="0" layoutInCell="0" allowOverlap="1" relativeHeight="16">
+          <wp:anchor distT="0" distB="0" distL="0" distR="0" simplePos="0" relativeHeight="16" behindDoc="0" locked="0" layoutInCell="0" allowOverlap="1">
             <wp:simplePos x="0" y="0"/>
             <wp:positionH relativeFrom="column">
               <wp:posOffset>39370</wp:posOffset>
@@ -28420,7 +28429,7 @@
       <w:r>
         <w:rPr/>
         <w:drawing>
-          <wp:anchor behindDoc="0" distT="0" distB="0" distL="0" distR="0" simplePos="0" locked="0" layoutInCell="0" allowOverlap="1" relativeHeight="106">
+          <wp:anchor distT="0" distB="0" distL="0" distR="0" simplePos="0" relativeHeight="106" behindDoc="0" locked="0" layoutInCell="0" allowOverlap="1">
             <wp:simplePos x="0" y="0"/>
             <wp:positionH relativeFrom="column">
               <wp:posOffset>-74295</wp:posOffset>
@@ -28522,7 +28531,7 @@
       </w:pPr>
       <w:r>
         <w:drawing>
-          <wp:anchor behindDoc="0" distT="0" distB="0" distL="0" distR="0" simplePos="0" locked="0" layoutInCell="0" allowOverlap="1" relativeHeight="17">
+          <wp:anchor distT="0" distB="0" distL="0" distR="0" simplePos="0" relativeHeight="17" behindDoc="0" locked="0" layoutInCell="0" allowOverlap="1">
             <wp:simplePos x="0" y="0"/>
             <wp:positionH relativeFrom="column">
               <wp:posOffset>-11430</wp:posOffset>
@@ -28613,7 +28622,7 @@
       </w:pPr>
       <w:r>
         <w:drawing>
-          <wp:anchor behindDoc="0" distT="0" distB="0" distL="0" distR="0" simplePos="0" locked="0" layoutInCell="0" allowOverlap="1" relativeHeight="18">
+          <wp:anchor distT="0" distB="0" distL="0" distR="0" simplePos="0" relativeHeight="18" behindDoc="0" locked="0" layoutInCell="0" allowOverlap="1">
             <wp:simplePos x="0" y="0"/>
             <wp:positionH relativeFrom="column">
               <wp:posOffset>16510</wp:posOffset>
@@ -28694,7 +28703,7 @@
       </w:pPr>
       <w:r>
         <w:drawing>
-          <wp:anchor behindDoc="0" distT="0" distB="0" distL="0" distR="0" simplePos="0" locked="0" layoutInCell="0" allowOverlap="1" relativeHeight="19">
+          <wp:anchor distT="0" distB="0" distL="0" distR="0" simplePos="0" relativeHeight="19" behindDoc="0" locked="0" layoutInCell="0" allowOverlap="1">
             <wp:simplePos x="0" y="0"/>
             <wp:positionH relativeFrom="column">
               <wp:posOffset>16510</wp:posOffset>
@@ -28778,7 +28787,7 @@
       </w:pPr>
       <w:r>
         <w:drawing>
-          <wp:anchor behindDoc="0" distT="0" distB="0" distL="0" distR="0" simplePos="0" locked="0" layoutInCell="0" allowOverlap="1" relativeHeight="20">
+          <wp:anchor distT="0" distB="0" distL="0" distR="0" simplePos="0" relativeHeight="20" behindDoc="0" locked="0" layoutInCell="0" allowOverlap="1">
             <wp:simplePos x="0" y="0"/>
             <wp:positionH relativeFrom="column">
               <wp:posOffset>3810</wp:posOffset>
@@ -28860,7 +28869,7 @@
       </w:pPr>
       <w:r>
         <w:drawing>
-          <wp:anchor behindDoc="0" distT="0" distB="0" distL="0" distR="0" simplePos="0" locked="0" layoutInCell="0" allowOverlap="1" relativeHeight="21">
+          <wp:anchor distT="0" distB="0" distL="0" distR="0" simplePos="0" relativeHeight="21" behindDoc="0" locked="0" layoutInCell="0" allowOverlap="1">
             <wp:simplePos x="0" y="0"/>
             <wp:positionH relativeFrom="column">
               <wp:posOffset>0</wp:posOffset>
@@ -28944,7 +28953,7 @@
       <w:r>
         <w:rPr/>
         <w:drawing>
-          <wp:anchor behindDoc="0" distT="0" distB="0" distL="0" distR="0" simplePos="0" locked="0" layoutInCell="0" allowOverlap="1" relativeHeight="22">
+          <wp:anchor distT="0" distB="0" distL="0" distR="0" simplePos="0" relativeHeight="22" behindDoc="0" locked="0" layoutInCell="0" allowOverlap="1">
             <wp:simplePos x="0" y="0"/>
             <wp:positionH relativeFrom="column">
               <wp:posOffset>-10795</wp:posOffset>
@@ -29240,7 +29249,7 @@
       <w:r>
         <w:rPr/>
         <w:drawing>
-          <wp:anchor behindDoc="0" distT="0" distB="0" distL="0" distR="0" simplePos="0" locked="0" layoutInCell="0" allowOverlap="1" relativeHeight="23">
+          <wp:anchor distT="0" distB="0" distL="0" distR="0" simplePos="0" relativeHeight="23" behindDoc="0" locked="0" layoutInCell="0" allowOverlap="1">
             <wp:simplePos x="0" y="0"/>
             <wp:positionH relativeFrom="column">
               <wp:posOffset>-3810</wp:posOffset>
@@ -29339,7 +29348,7 @@
           <w:numId w:val="0"/>
         </w:numPr>
         <w:suppressAutoHyphens w:val="true"/>
-        <w:overflowPunct w:val="false"/>
+        <w:overflowPunct w:val="true"/>
         <w:ind w:hanging="0" w:left="0"/>
         <w:jc w:val="left"/>
         <w:rPr>
@@ -29386,7 +29395,7 @@
       <w:r>
         <w:rPr/>
         <w:drawing>
-          <wp:anchor behindDoc="0" distT="0" distB="0" distL="0" distR="0" simplePos="0" locked="0" layoutInCell="0" allowOverlap="1" relativeHeight="93">
+          <wp:anchor distT="0" distB="0" distL="0" distR="0" simplePos="0" relativeHeight="93" behindDoc="0" locked="0" layoutInCell="0" allowOverlap="1">
             <wp:simplePos x="0" y="0"/>
             <wp:positionH relativeFrom="column">
               <wp:posOffset>39370</wp:posOffset>
@@ -30654,7 +30663,7 @@
       <w:r>
         <w:rPr/>
         <w:drawing>
-          <wp:anchor behindDoc="0" distT="0" distB="0" distL="0" distR="0" simplePos="0" locked="0" layoutInCell="0" allowOverlap="1" relativeHeight="24">
+          <wp:anchor distT="0" distB="0" distL="0" distR="0" simplePos="0" relativeHeight="24" behindDoc="0" locked="0" layoutInCell="0" allowOverlap="1">
             <wp:simplePos x="0" y="0"/>
             <wp:positionH relativeFrom="column">
               <wp:posOffset>-21590</wp:posOffset>
@@ -30731,7 +30740,7 @@
       <w:r>
         <w:rPr/>
         <w:drawing>
-          <wp:anchor behindDoc="0" distT="0" distB="0" distL="0" distR="0" simplePos="0" locked="0" layoutInCell="0" allowOverlap="1" relativeHeight="25">
+          <wp:anchor distT="0" distB="0" distL="0" distR="0" simplePos="0" relativeHeight="25" behindDoc="0" locked="0" layoutInCell="0" allowOverlap="1">
             <wp:simplePos x="0" y="0"/>
             <wp:positionH relativeFrom="column">
               <wp:posOffset>46990</wp:posOffset>
@@ -30830,7 +30839,7 @@
           <w:numId w:val="0"/>
         </w:numPr>
         <w:suppressAutoHyphens w:val="true"/>
-        <w:overflowPunct w:val="false"/>
+        <w:overflowPunct w:val="true"/>
         <w:ind w:hanging="0" w:left="0"/>
         <w:jc w:val="left"/>
         <w:rPr>
@@ -30890,7 +30899,7 @@
       <w:r>
         <w:rPr/>
         <w:drawing>
-          <wp:anchor behindDoc="0" distT="0" distB="0" distL="0" distR="0" simplePos="0" locked="0" layoutInCell="0" allowOverlap="1" relativeHeight="26">
+          <wp:anchor distT="0" distB="0" distL="0" distR="0" simplePos="0" relativeHeight="26" behindDoc="0" locked="0" layoutInCell="0" allowOverlap="1">
             <wp:simplePos x="0" y="0"/>
             <wp:positionH relativeFrom="column">
               <wp:posOffset>3810</wp:posOffset>
@@ -30962,7 +30971,7 @@
       <w:r>
         <w:rPr/>
         <w:drawing>
-          <wp:anchor behindDoc="0" distT="0" distB="0" distL="0" distR="0" simplePos="0" locked="0" layoutInCell="0" allowOverlap="1" relativeHeight="27">
+          <wp:anchor distT="0" distB="0" distL="0" distR="0" simplePos="0" relativeHeight="27" behindDoc="0" locked="0" layoutInCell="0" allowOverlap="1">
             <wp:simplePos x="0" y="0"/>
             <wp:positionH relativeFrom="column">
               <wp:posOffset>17780</wp:posOffset>
@@ -31072,7 +31081,7 @@
           <w:szCs w:val="20"/>
         </w:rPr>
         <w:drawing>
-          <wp:anchor behindDoc="0" distT="0" distB="0" distL="0" distR="0" simplePos="0" locked="0" layoutInCell="0" allowOverlap="1" relativeHeight="28">
+          <wp:anchor distT="0" distB="0" distL="0" distR="0" simplePos="0" relativeHeight="28" behindDoc="0" locked="0" layoutInCell="0" allowOverlap="1">
             <wp:simplePos x="0" y="0"/>
             <wp:positionH relativeFrom="column">
               <wp:posOffset>64770</wp:posOffset>
@@ -31192,7 +31201,7 @@
       <w:r>
         <w:rPr/>
         <w:drawing>
-          <wp:anchor behindDoc="0" distT="0" distB="0" distL="0" distR="0" simplePos="0" locked="0" layoutInCell="0" allowOverlap="1" relativeHeight="96">
+          <wp:anchor distT="0" distB="0" distL="0" distR="0" simplePos="0" relativeHeight="96" behindDoc="0" locked="0" layoutInCell="0" allowOverlap="1">
             <wp:simplePos x="0" y="0"/>
             <wp:positionH relativeFrom="column">
               <wp:posOffset>123825</wp:posOffset>
@@ -31238,7 +31247,7 @@
           </wp:anchor>
         </w:drawing>
         <w:drawing>
-          <wp:anchor behindDoc="0" distT="0" distB="0" distL="0" distR="0" simplePos="0" locked="0" layoutInCell="0" allowOverlap="1" relativeHeight="97">
+          <wp:anchor distT="0" distB="0" distL="0" distR="0" simplePos="0" relativeHeight="97" behindDoc="0" locked="0" layoutInCell="0" allowOverlap="1">
             <wp:simplePos x="0" y="0"/>
             <wp:positionH relativeFrom="column">
               <wp:posOffset>125730</wp:posOffset>
@@ -31357,7 +31366,7 @@
           <w:szCs w:val="20"/>
         </w:rPr>
         <w:drawing>
-          <wp:anchor behindDoc="0" distT="0" distB="0" distL="0" distR="0" simplePos="0" locked="0" layoutInCell="0" allowOverlap="1" relativeHeight="29">
+          <wp:anchor distT="0" distB="0" distL="0" distR="0" simplePos="0" relativeHeight="29" behindDoc="0" locked="0" layoutInCell="0" allowOverlap="1">
             <wp:simplePos x="0" y="0"/>
             <wp:positionH relativeFrom="column">
               <wp:posOffset>68580</wp:posOffset>
@@ -31507,7 +31516,7 @@
       <w:r>
         <w:rPr/>
         <w:drawing>
-          <wp:anchor behindDoc="0" distT="0" distB="0" distL="0" distR="0" simplePos="0" locked="0" layoutInCell="0" allowOverlap="1" relativeHeight="30">
+          <wp:anchor distT="0" distB="0" distL="0" distR="0" simplePos="0" relativeHeight="30" behindDoc="0" locked="0" layoutInCell="0" allowOverlap="1">
             <wp:simplePos x="0" y="0"/>
             <wp:positionH relativeFrom="column">
               <wp:posOffset>0</wp:posOffset>
@@ -31894,7 +31903,7 @@
       <w:r>
         <w:rPr/>
         <w:drawing>
-          <wp:anchor behindDoc="0" distT="0" distB="0" distL="0" distR="0" simplePos="0" locked="0" layoutInCell="0" allowOverlap="1" relativeHeight="31">
+          <wp:anchor distT="0" distB="0" distL="0" distR="0" simplePos="0" relativeHeight="31" behindDoc="0" locked="0" layoutInCell="0" allowOverlap="1">
             <wp:simplePos x="0" y="0"/>
             <wp:positionH relativeFrom="column">
               <wp:posOffset>-17780</wp:posOffset>
@@ -32999,7 +33008,7 @@
           </w:tcPr>
           <w:p>
             <w:pPr>
-              <w:pStyle w:val="Tabelleninhalt"/>
+              <w:pStyle w:val="Tabelleninhaltuser"/>
               <w:widowControl w:val="false"/>
               <w:jc w:val="left"/>
               <w:rPr>
@@ -33086,7 +33095,7 @@
           </w:tcPr>
           <w:p>
             <w:pPr>
-              <w:pStyle w:val="Tabelleninhalt"/>
+              <w:pStyle w:val="Tabelleninhaltuser"/>
               <w:widowControl w:val="false"/>
               <w:jc w:val="left"/>
               <w:rPr>
@@ -33173,7 +33182,7 @@
           </w:tcPr>
           <w:p>
             <w:pPr>
-              <w:pStyle w:val="Tabelleninhalt"/>
+              <w:pStyle w:val="Tabelleninhaltuser"/>
               <w:widowControl w:val="false"/>
               <w:jc w:val="left"/>
               <w:rPr>
@@ -33260,7 +33269,7 @@
           </w:tcPr>
           <w:p>
             <w:pPr>
-              <w:pStyle w:val="Tabelleninhalt"/>
+              <w:pStyle w:val="Tabelleninhaltuser"/>
               <w:widowControl w:val="false"/>
               <w:jc w:val="left"/>
               <w:rPr>
@@ -33347,7 +33356,7 @@
           </w:tcPr>
           <w:p>
             <w:pPr>
-              <w:pStyle w:val="Tabelleninhalt"/>
+              <w:pStyle w:val="Tabelleninhaltuser"/>
               <w:widowControl w:val="false"/>
               <w:jc w:val="left"/>
               <w:rPr>
@@ -33434,7 +33443,7 @@
           </w:tcPr>
           <w:p>
             <w:pPr>
-              <w:pStyle w:val="Tabelleninhalt"/>
+              <w:pStyle w:val="Tabelleninhaltuser"/>
               <w:widowControl w:val="false"/>
               <w:jc w:val="left"/>
               <w:rPr>
@@ -33521,7 +33530,7 @@
           </w:tcPr>
           <w:p>
             <w:pPr>
-              <w:pStyle w:val="Tabelleninhalt"/>
+              <w:pStyle w:val="Tabelleninhaltuser"/>
               <w:widowControl w:val="false"/>
               <w:jc w:val="left"/>
               <w:rPr>
@@ -33608,7 +33617,7 @@
           </w:tcPr>
           <w:p>
             <w:pPr>
-              <w:pStyle w:val="Tabelleninhalt"/>
+              <w:pStyle w:val="Tabelleninhaltuser"/>
               <w:widowControl w:val="false"/>
               <w:jc w:val="left"/>
               <w:rPr>
@@ -33695,7 +33704,7 @@
           </w:tcPr>
           <w:p>
             <w:pPr>
-              <w:pStyle w:val="Tabelleninhalt"/>
+              <w:pStyle w:val="Tabelleninhaltuser"/>
               <w:widowControl w:val="false"/>
               <w:jc w:val="left"/>
               <w:rPr>
@@ -33782,7 +33791,7 @@
           </w:tcPr>
           <w:p>
             <w:pPr>
-              <w:pStyle w:val="Tabelleninhalt"/>
+              <w:pStyle w:val="Tabelleninhaltuser"/>
               <w:widowControl w:val="false"/>
               <w:jc w:val="left"/>
               <w:rPr>
@@ -33869,7 +33878,7 @@
           </w:tcPr>
           <w:p>
             <w:pPr>
-              <w:pStyle w:val="Tabelleninhalt"/>
+              <w:pStyle w:val="Tabelleninhaltuser"/>
               <w:widowControl w:val="false"/>
               <w:jc w:val="left"/>
               <w:rPr>
@@ -33956,7 +33965,7 @@
           </w:tcPr>
           <w:p>
             <w:pPr>
-              <w:pStyle w:val="Tabelleninhalt"/>
+              <w:pStyle w:val="Tabelleninhaltuser"/>
               <w:widowControl w:val="false"/>
               <w:jc w:val="left"/>
               <w:rPr>
@@ -34043,7 +34052,7 @@
           </w:tcPr>
           <w:p>
             <w:pPr>
-              <w:pStyle w:val="Tabelleninhalt"/>
+              <w:pStyle w:val="Tabelleninhaltuser"/>
               <w:widowControl w:val="false"/>
               <w:jc w:val="left"/>
               <w:rPr>
@@ -34130,7 +34139,7 @@
           </w:tcPr>
           <w:p>
             <w:pPr>
-              <w:pStyle w:val="Tabelleninhalt"/>
+              <w:pStyle w:val="Tabelleninhaltuser"/>
               <w:widowControl w:val="false"/>
               <w:jc w:val="left"/>
               <w:rPr>
@@ -34217,7 +34226,7 @@
           </w:tcPr>
           <w:p>
             <w:pPr>
-              <w:pStyle w:val="Tabelleninhalt"/>
+              <w:pStyle w:val="Tabelleninhaltuser"/>
               <w:widowControl w:val="false"/>
               <w:jc w:val="left"/>
               <w:rPr>
@@ -34304,7 +34313,7 @@
           </w:tcPr>
           <w:p>
             <w:pPr>
-              <w:pStyle w:val="Tabelleninhalt"/>
+              <w:pStyle w:val="Tabelleninhaltuser"/>
               <w:widowControl w:val="false"/>
               <w:jc w:val="left"/>
               <w:rPr>
@@ -34391,7 +34400,7 @@
           </w:tcPr>
           <w:p>
             <w:pPr>
-              <w:pStyle w:val="Tabelleninhalt"/>
+              <w:pStyle w:val="Tabelleninhaltuser"/>
               <w:widowControl w:val="false"/>
               <w:jc w:val="left"/>
               <w:rPr>
@@ -34478,7 +34487,7 @@
           </w:tcPr>
           <w:p>
             <w:pPr>
-              <w:pStyle w:val="Tabelleninhalt"/>
+              <w:pStyle w:val="Tabelleninhaltuser"/>
               <w:widowControl w:val="false"/>
               <w:jc w:val="left"/>
               <w:rPr>
@@ -34565,7 +34574,7 @@
           </w:tcPr>
           <w:p>
             <w:pPr>
-              <w:pStyle w:val="Tabelleninhalt"/>
+              <w:pStyle w:val="Tabelleninhaltuser"/>
               <w:widowControl w:val="false"/>
               <w:jc w:val="left"/>
               <w:rPr>
@@ -34652,7 +34661,7 @@
           </w:tcPr>
           <w:p>
             <w:pPr>
-              <w:pStyle w:val="Tabelleninhalt"/>
+              <w:pStyle w:val="Tabelleninhaltuser"/>
               <w:widowControl w:val="false"/>
               <w:jc w:val="left"/>
               <w:rPr>
@@ -34739,7 +34748,7 @@
           </w:tcPr>
           <w:p>
             <w:pPr>
-              <w:pStyle w:val="Tabelleninhalt"/>
+              <w:pStyle w:val="Tabelleninhaltuser"/>
               <w:widowControl w:val="false"/>
               <w:jc w:val="left"/>
               <w:rPr>
@@ -34826,7 +34835,7 @@
           </w:tcPr>
           <w:p>
             <w:pPr>
-              <w:pStyle w:val="Tabelleninhalt"/>
+              <w:pStyle w:val="Tabelleninhaltuser"/>
               <w:widowControl w:val="false"/>
               <w:jc w:val="left"/>
               <w:rPr>
@@ -34913,7 +34922,7 @@
           </w:tcPr>
           <w:p>
             <w:pPr>
-              <w:pStyle w:val="Tabelleninhalt"/>
+              <w:pStyle w:val="Tabelleninhaltuser"/>
               <w:widowControl w:val="false"/>
               <w:jc w:val="left"/>
               <w:rPr>
@@ -35000,7 +35009,7 @@
           </w:tcPr>
           <w:p>
             <w:pPr>
-              <w:pStyle w:val="Tabelleninhalt"/>
+              <w:pStyle w:val="Tabelleninhaltuser"/>
               <w:widowControl w:val="false"/>
               <w:jc w:val="left"/>
               <w:rPr>
@@ -35500,7 +35509,7 @@
           <w:numId w:val="0"/>
         </w:numPr>
         <w:suppressAutoHyphens w:val="true"/>
-        <w:overflowPunct w:val="false"/>
+        <w:overflowPunct w:val="true"/>
         <w:ind w:hanging="0" w:left="0"/>
         <w:jc w:val="left"/>
         <w:rPr>
@@ -35556,7 +35565,7 @@
       <w:r>
         <w:rPr/>
         <w:drawing>
-          <wp:anchor behindDoc="0" distT="0" distB="0" distL="0" distR="0" simplePos="0" locked="0" layoutInCell="0" allowOverlap="1" relativeHeight="32">
+          <wp:anchor distT="0" distB="0" distL="0" distR="0" simplePos="0" relativeHeight="32" behindDoc="0" locked="0" layoutInCell="0" allowOverlap="1">
             <wp:simplePos x="0" y="0"/>
             <wp:positionH relativeFrom="column">
               <wp:posOffset>60960</wp:posOffset>
@@ -35688,7 +35697,7 @@
       <w:r>
         <w:rPr/>
         <w:drawing>
-          <wp:anchor behindDoc="0" distT="0" distB="0" distL="0" distR="0" simplePos="0" locked="0" layoutInCell="0" allowOverlap="1" relativeHeight="104">
+          <wp:anchor distT="0" distB="0" distL="0" distR="0" simplePos="0" relativeHeight="104" behindDoc="0" locked="0" layoutInCell="0" allowOverlap="1">
             <wp:simplePos x="0" y="0"/>
             <wp:positionH relativeFrom="column">
               <wp:posOffset>-3810</wp:posOffset>
@@ -35799,7 +35808,7 @@
       <w:r>
         <w:rPr/>
         <w:drawing>
-          <wp:anchor behindDoc="0" distT="0" distB="0" distL="0" distR="0" simplePos="0" locked="0" layoutInCell="0" allowOverlap="1" relativeHeight="105">
+          <wp:anchor distT="0" distB="0" distL="0" distR="0" simplePos="0" relativeHeight="105" behindDoc="0" locked="0" layoutInCell="0" allowOverlap="1">
             <wp:simplePos x="0" y="0"/>
             <wp:positionH relativeFrom="column">
               <wp:posOffset>161925</wp:posOffset>
@@ -35948,7 +35957,7 @@
       <w:r>
         <w:rPr/>
         <w:drawing>
-          <wp:anchor behindDoc="0" distT="0" distB="0" distL="0" distR="0" simplePos="0" locked="0" layoutInCell="0" allowOverlap="1" relativeHeight="33">
+          <wp:anchor distT="0" distB="0" distL="0" distR="0" simplePos="0" relativeHeight="33" behindDoc="0" locked="0" layoutInCell="0" allowOverlap="1">
             <wp:simplePos x="0" y="0"/>
             <wp:positionH relativeFrom="column">
               <wp:posOffset>46990</wp:posOffset>
@@ -36283,7 +36292,7 @@
       <w:r>
         <w:rPr/>
         <w:drawing>
-          <wp:anchor behindDoc="0" distT="0" distB="0" distL="0" distR="0" simplePos="0" locked="0" layoutInCell="0" allowOverlap="1" relativeHeight="100">
+          <wp:anchor distT="0" distB="0" distL="0" distR="0" simplePos="0" relativeHeight="100" behindDoc="0" locked="0" layoutInCell="0" allowOverlap="1">
             <wp:simplePos x="0" y="0"/>
             <wp:positionH relativeFrom="column">
               <wp:posOffset>-22860</wp:posOffset>
@@ -37018,7 +37027,7 @@
           <w:szCs w:val="20"/>
         </w:rPr>
         <w:drawing>
-          <wp:anchor behindDoc="0" distT="0" distB="0" distL="0" distR="0" simplePos="0" locked="0" layoutInCell="0" allowOverlap="1" relativeHeight="102">
+          <wp:anchor distT="0" distB="0" distL="0" distR="0" simplePos="0" relativeHeight="102" behindDoc="0" locked="0" layoutInCell="0" allowOverlap="1">
             <wp:simplePos x="0" y="0"/>
             <wp:positionH relativeFrom="column">
               <wp:posOffset>0</wp:posOffset>
@@ -37170,7 +37179,7 @@
           <w:szCs w:val="20"/>
         </w:rPr>
         <w:drawing>
-          <wp:anchor behindDoc="0" distT="0" distB="0" distL="0" distR="0" simplePos="0" locked="0" layoutInCell="0" allowOverlap="1" relativeHeight="103">
+          <wp:anchor distT="0" distB="0" distL="0" distR="0" simplePos="0" relativeHeight="103" behindDoc="0" locked="0" layoutInCell="0" allowOverlap="1">
             <wp:simplePos x="0" y="0"/>
             <wp:positionH relativeFrom="column">
               <wp:posOffset>40640</wp:posOffset>
@@ -42788,7 +42797,7 @@
     <w:pPr>
       <w:widowControl/>
       <w:suppressAutoHyphens w:val="true"/>
-      <w:overflowPunct w:val="false"/>
+      <w:overflowPunct w:val="true"/>
       <w:bidi w:val="0"/>
       <w:spacing w:before="0" w:after="0"/>
       <w:jc w:val="left"/>
@@ -42804,7 +42813,7 @@
   </w:style>
   <w:style w:type="paragraph" w:styleId="Heading1">
     <w:name w:val="heading 1"/>
-    <w:basedOn w:val="berschrift"/>
+    <w:basedOn w:val="berschriftuser"/>
     <w:next w:val="BodyText"/>
     <w:qFormat/>
     <w:pPr>
@@ -42820,7 +42829,7 @@
   </w:style>
   <w:style w:type="paragraph" w:styleId="Heading2">
     <w:name w:val="heading 2"/>
-    <w:basedOn w:val="berschrift"/>
+    <w:basedOn w:val="berschriftuser"/>
     <w:next w:val="BodyText"/>
     <w:qFormat/>
     <w:pPr>
@@ -42836,7 +42845,7 @@
   </w:style>
   <w:style w:type="paragraph" w:styleId="Heading3">
     <w:name w:val="heading 3"/>
-    <w:basedOn w:val="berschrift"/>
+    <w:basedOn w:val="berschriftuser"/>
     <w:next w:val="BodyText"/>
     <w:qFormat/>
     <w:pPr>
@@ -42852,7 +42861,7 @@
   </w:style>
   <w:style w:type="paragraph" w:styleId="Heading4">
     <w:name w:val="heading 4"/>
-    <w:basedOn w:val="berschrift"/>
+    <w:basedOn w:val="berschriftuser"/>
     <w:next w:val="BodyText"/>
     <w:qFormat/>
     <w:pPr>
@@ -42868,8 +42877,8 @@
       <w:szCs w:val="26"/>
     </w:rPr>
   </w:style>
-  <w:style w:type="character" w:styleId="Aufzhlungszeichen">
-    <w:name w:val="Aufzählungszeichen"/>
+  <w:style w:type="character" w:styleId="Aufzhlungszeichenuser">
+    <w:name w:val="Aufzählungszeichen (user)"/>
     <w:qFormat/>
     <w:rPr>
       <w:rFonts w:ascii="OpenSymbol" w:hAnsi="OpenSymbol" w:eastAsia="OpenSymbol" w:cs="OpenSymbol"/>
@@ -42884,13 +42893,13 @@
       <w:lang w:val="en-US" w:eastAsia="zxx" w:bidi="zxx"/>
     </w:rPr>
   </w:style>
-  <w:style w:type="character" w:styleId="Verzeichnissprung">
-    <w:name w:val="Verzeichnissprung"/>
+  <w:style w:type="character" w:styleId="Verzeichnissprunguser">
+    <w:name w:val="Verzeichnissprung (user)"/>
     <w:qFormat/>
     <w:rPr/>
   </w:style>
-  <w:style w:type="character" w:styleId="Nummerierungszeichen">
-    <w:name w:val="Nummerierungszeichen"/>
+  <w:style w:type="character" w:styleId="Nummerierungszeichenuser">
+    <w:name w:val="Nummerierungszeichen (user)"/>
     <w:qFormat/>
     <w:rPr>
       <w:rFonts w:ascii="Arial" w:hAnsi="Arial"/>
@@ -42935,13 +42944,13 @@
       <w:u w:val="single"/>
     </w:rPr>
   </w:style>
-  <w:style w:type="character" w:styleId="Verzeichnissprunguser">
-    <w:name w:val="Verzeichnissprung (user)"/>
+  <w:style w:type="character" w:styleId="Verzeichnissprung">
+    <w:name w:val="Verzeichnissprung"/>
     <w:qFormat/>
     <w:rPr/>
   </w:style>
-  <w:style w:type="character" w:styleId="Aufzhlungszeichenuser">
-    <w:name w:val="Aufzählungszeichen (user)"/>
+  <w:style w:type="character" w:styleId="Aufzhlungszeichen">
+    <w:name w:val="Aufzählungszeichen"/>
     <w:qFormat/>
     <w:rPr>
       <w:rFonts w:ascii="OpenSymbol" w:hAnsi="OpenSymbol" w:eastAsia="OpenSymbol" w:cs="OpenSymbol"/>
@@ -43045,15 +43054,15 @@
     </w:pPr>
     <w:rPr/>
   </w:style>
-  <w:style w:type="paragraph" w:styleId="Kopf-Fuzeile">
-    <w:name w:val="Kopf-/Fußzeile"/>
+  <w:style w:type="paragraph" w:styleId="Kopf-Fuzeileuser">
+    <w:name w:val="Kopf-/Fußzeile (user)"/>
     <w:basedOn w:val="Normal"/>
     <w:qFormat/>
     <w:pPr/>
     <w:rPr/>
   </w:style>
-  <w:style w:type="paragraph" w:styleId="Kopf-Fuzeileuser">
-    <w:name w:val="Kopf-/Fußzeile (user)"/>
+  <w:style w:type="paragraph" w:styleId="Kopf-Fuzeile">
+    <w:name w:val="Kopf-/Fußzeile"/>
     <w:basedOn w:val="Normal"/>
     <w:qFormat/>
     <w:pPr/>
@@ -43069,7 +43078,7 @@
   </w:style>
   <w:style w:type="paragraph" w:styleId="IndexHeading">
     <w:name w:val="index heading"/>
-    <w:basedOn w:val="berschrift"/>
+    <w:basedOn w:val="berschriftuser"/>
     <w:pPr>
       <w:suppressLineNumbers/>
       <w:ind w:hanging="0" w:left="0"/>
@@ -43098,7 +43107,7 @@
   </w:style>
   <w:style w:type="paragraph" w:styleId="TOC1">
     <w:name w:val="toc 1"/>
-    <w:basedOn w:val="Verzeichnis"/>
+    <w:basedOn w:val="Verzeichnisuser"/>
     <w:pPr>
       <w:tabs>
         <w:tab w:val="clear" w:pos="709"/>
@@ -43113,7 +43122,7 @@
   </w:style>
   <w:style w:type="paragraph" w:styleId="TOC2">
     <w:name w:val="toc 2"/>
-    <w:basedOn w:val="Verzeichnis"/>
+    <w:basedOn w:val="Verzeichnisuser"/>
     <w:pPr>
       <w:tabs>
         <w:tab w:val="clear" w:pos="709"/>
@@ -43128,7 +43137,7 @@
   </w:style>
   <w:style w:type="paragraph" w:styleId="TOC3">
     <w:name w:val="toc 3"/>
-    <w:basedOn w:val="Verzeichnis"/>
+    <w:basedOn w:val="Verzeichnisuser"/>
     <w:pPr>
       <w:tabs>
         <w:tab w:val="clear" w:pos="709"/>
@@ -43143,7 +43152,7 @@
   </w:style>
   <w:style w:type="paragraph" w:styleId="TOC4">
     <w:name w:val="toc 4"/>
-    <w:basedOn w:val="Verzeichnis"/>
+    <w:basedOn w:val="Verzeichnisuser"/>
     <w:pPr>
       <w:tabs>
         <w:tab w:val="clear" w:pos="709"/>
@@ -43153,8 +43162,8 @@
     </w:pPr>
     <w:rPr/>
   </w:style>
-  <w:style w:type="paragraph" w:styleId="Tabelleninhalt">
-    <w:name w:val="Tabelleninhalt"/>
+  <w:style w:type="paragraph" w:styleId="Tabelleninhaltuser">
+    <w:name w:val="Tabelleninhalt (user)"/>
     <w:basedOn w:val="Normal"/>
     <w:qFormat/>
     <w:pPr>
@@ -43163,9 +43172,9 @@
     </w:pPr>
     <w:rPr/>
   </w:style>
-  <w:style w:type="paragraph" w:styleId="Tabellenberschrift">
-    <w:name w:val="Tabellenüberschrift"/>
-    <w:basedOn w:val="Tabelleninhalt"/>
+  <w:style w:type="paragraph" w:styleId="Tabellenberschriftuser">
+    <w:name w:val="Tabellenüberschrift (user)"/>
+    <w:basedOn w:val="Tabelleninhaltuser"/>
     <w:qFormat/>
     <w:pPr>
       <w:suppressLineNumbers/>

--- a/docs/documentation-en.docx
+++ b/docs/documentation-en.docx
@@ -458,15 +458,7 @@
           <w:sz w:val="20"/>
           <w:szCs w:val="20"/>
         </w:rPr>
-        <w:t>August</w:t>
-      </w:r>
-      <w:r>
-        <w:rPr>
-          <w:rFonts w:cs="Malgun Gothic"/>
-          <w:sz w:val="20"/>
-          <w:szCs w:val="20"/>
-        </w:rPr>
-        <w:t xml:space="preserve"> 2026</w:t>
+        <w:t>August 2026</w:t>
       </w:r>
     </w:p>
     <w:p>
@@ -761,7 +753,7 @@
     </w:p>
     <w:p>
       <w:pPr>
-        <w:pStyle w:val="Verzeichnisuser"/>
+        <w:pStyle w:val="Verzeichnis"/>
         <w:rPr/>
       </w:pPr>
       <w:r>
@@ -781,7 +773,7 @@
     </w:p>
     <w:p>
       <w:pPr>
-        <w:pStyle w:val="Verzeichnisuser"/>
+        <w:pStyle w:val="Verzeichnis"/>
         <w:rPr/>
       </w:pPr>
       <w:r>
@@ -813,7 +805,7 @@
     </w:p>
     <w:p>
       <w:pPr>
-        <w:pStyle w:val="Verzeichnisuser"/>
+        <w:pStyle w:val="Verzeichnis"/>
         <w:rPr/>
       </w:pPr>
       <w:r>
@@ -845,7 +837,7 @@
     </w:p>
     <w:p>
       <w:pPr>
-        <w:pStyle w:val="Verzeichnisuser"/>
+        <w:pStyle w:val="Verzeichnis"/>
         <w:rPr/>
       </w:pPr>
       <w:r>
@@ -892,7 +884,7 @@
     </w:p>
     <w:p>
       <w:pPr>
-        <w:pStyle w:val="Verzeichnisuser"/>
+        <w:pStyle w:val="Verzeichnis"/>
         <w:rPr/>
       </w:pPr>
       <w:r>
@@ -907,7 +899,7 @@
     </w:p>
     <w:p>
       <w:pPr>
-        <w:pStyle w:val="Verzeichnisuser"/>
+        <w:pStyle w:val="Verzeichnis"/>
         <w:rPr/>
       </w:pPr>
       <w:r>
@@ -916,35 +908,7 @@
           <w:szCs w:val="20"/>
         </w:rPr>
         <w:br/>
-        <w:t>5</w:t>
-      </w:r>
-      <w:r>
-        <w:rPr>
-          <w:sz w:val="20"/>
-          <w:szCs w:val="20"/>
-        </w:rPr>
-        <w:t>2</w:t>
-      </w:r>
-      <w:r>
-        <w:rPr>
-          <w:sz w:val="20"/>
-          <w:szCs w:val="20"/>
-        </w:rPr>
-        <w:t xml:space="preserve"> updates have been released since 2011, the current version is 6.0.</w:t>
-      </w:r>
-      <w:r>
-        <w:rPr>
-          <w:sz w:val="20"/>
-          <w:szCs w:val="20"/>
-        </w:rPr>
-        <w:t>3</w:t>
-      </w:r>
-      <w:r>
-        <w:rPr>
-          <w:sz w:val="20"/>
-          <w:szCs w:val="20"/>
-        </w:rPr>
-        <w:t xml:space="preserve">. A </w:t>
+        <w:t xml:space="preserve">52 updates have been released since 2011, the current version is 6.0.3. A </w:t>
       </w:r>
       <w:r>
         <w:fldChar w:fldCharType="begin"/>
@@ -995,7 +959,7 @@
     </w:p>
     <w:p>
       <w:pPr>
-        <w:pStyle w:val="Verzeichnisuser"/>
+        <w:pStyle w:val="Verzeichnis"/>
         <w:rPr/>
       </w:pPr>
       <w:r>
@@ -1018,7 +982,7 @@
     </w:p>
     <w:p>
       <w:pPr>
-        <w:pStyle w:val="Verzeichnisuser"/>
+        <w:pStyle w:val="Verzeichnis"/>
         <w:rPr/>
       </w:pPr>
       <w:r>
@@ -1050,7 +1014,7 @@
     </w:p>
     <w:p>
       <w:pPr>
-        <w:pStyle w:val="Verzeichnisuser"/>
+        <w:pStyle w:val="Verzeichnis"/>
         <w:rPr/>
       </w:pPr>
       <w:r>
@@ -1073,7 +1037,7 @@
     </w:p>
     <w:p>
       <w:pPr>
-        <w:pStyle w:val="Verzeichnisuser"/>
+        <w:pStyle w:val="Verzeichnis"/>
         <w:bidi w:val="0"/>
         <w:jc w:val="left"/>
         <w:rPr>
@@ -1157,17 +1121,12 @@
             </w:rPr>
             <w:fldChar w:fldCharType="separate"/>
           </w:r>
-          <w:hyperlink w:anchor="__RefHeading___Toc1907_1567046155">
+          <w:hyperlink w:anchor="__RefHeading___Toc1907_1567046155" w:tooltip="Function">
             <w:r>
               <w:rPr>
                 <w:rStyle w:val="Verzeichnissprung"/>
               </w:rPr>
               <w:t>Function</w:t>
-            </w:r>
-            <w:r>
-              <w:rPr>
-                <w:rStyle w:val="Verzeichnissprung"/>
-              </w:rPr>
               <w:tab/>
               <w:t>5</w:t>
             </w:r>
@@ -1182,7 +1141,7 @@
             </w:tabs>
             <w:rPr/>
           </w:pPr>
-          <w:hyperlink w:anchor="__RefHeading___Toc1773_517622172">
+          <w:hyperlink w:anchor="__RefHeading___Toc1773_517622172" w:tooltip="Installation">
             <w:r>
               <w:rPr>
                 <w:rStyle w:val="Verzeichnissprung"/>
@@ -1202,7 +1161,7 @@
             </w:tabs>
             <w:rPr/>
           </w:pPr>
-          <w:hyperlink w:anchor="__RefHeading___Toc6410_1485555939">
+          <w:hyperlink w:anchor="__RefHeading___Toc6410_1485555939" w:tooltip="Upload the files">
             <w:r>
               <w:rPr>
                 <w:rStyle w:val="Verzeichnissprung"/>
@@ -1222,7 +1181,7 @@
             </w:tabs>
             <w:rPr/>
           </w:pPr>
-          <w:hyperlink w:anchor="__RefHeading___Toc4938_1485555939">
+          <w:hyperlink w:anchor="__RefHeading___Toc4938_1485555939" w:tooltip="The installation routine">
             <w:r>
               <w:rPr>
                 <w:rStyle w:val="Verzeichnissprung"/>
@@ -1242,7 +1201,7 @@
             </w:tabs>
             <w:rPr/>
           </w:pPr>
-          <w:hyperlink w:anchor="__RefHeading___Toc4936_1485555939">
+          <w:hyperlink w:anchor="__RefHeading___Toc4936_1485555939" w:tooltip="The menu item">
             <w:r>
               <w:rPr>
                 <w:rStyle w:val="Verzeichnissprung"/>
@@ -1262,7 +1221,7 @@
             </w:tabs>
             <w:rPr/>
           </w:pPr>
-          <w:hyperlink w:anchor="__RefHeading___Toc6412_1485555939">
+          <w:hyperlink w:anchor="__RefHeading___Toc6412_1485555939" w:tooltip="The first basic settings">
             <w:r>
               <w:rPr>
                 <w:rStyle w:val="Verzeichnissprung"/>
@@ -1282,7 +1241,7 @@
             </w:tabs>
             <w:rPr/>
           </w:pPr>
-          <w:hyperlink w:anchor="__RefHeading___Toc2290_2139416701">
+          <w:hyperlink w:anchor="__RefHeading___Toc2290_2139416701" w:tooltip="Contribution settings">
             <w:r>
               <w:rPr>
                 <w:rStyle w:val="Verzeichnissprung"/>
@@ -1302,7 +1261,7 @@
             </w:tabs>
             <w:rPr/>
           </w:pPr>
-          <w:hyperlink w:anchor="__RefHeading___Toc2292_2139416701">
+          <w:hyperlink w:anchor="__RefHeading___Toc2292_2139416701" w:tooltip="Account details">
             <w:r>
               <w:rPr>
                 <w:rStyle w:val="Verzeichnissprung"/>
@@ -1322,7 +1281,7 @@
             </w:tabs>
             <w:rPr/>
           </w:pPr>
-          <w:hyperlink w:anchor="__RefHeading___Toc2294_2139416701">
+          <w:hyperlink w:anchor="__RefHeading___Toc2294_2139416701" w:tooltip="Mandate management">
             <w:r>
               <w:rPr>
                 <w:rStyle w:val="Verzeichnissprung"/>
@@ -1342,7 +1301,7 @@
             </w:tabs>
             <w:rPr/>
           </w:pPr>
-          <w:hyperlink w:anchor="__RefHeading___Toc2296_2139416701">
+          <w:hyperlink w:anchor="__RefHeading___Toc2296_2139416701" w:tooltip="View definitions">
             <w:r>
               <w:rPr>
                 <w:rStyle w:val="Verzeichnissprung"/>
@@ -1362,7 +1321,7 @@
             </w:tabs>
             <w:rPr/>
           </w:pPr>
-          <w:hyperlink w:anchor="__RefHeading___Toc18797_986433141">
+          <w:hyperlink w:anchor="__RefHeading___Toc18797_986433141" w:tooltip="Testing the basic functions">
             <w:r>
               <w:rPr>
                 <w:rStyle w:val="Verzeichnissprung"/>
@@ -1382,7 +1341,7 @@
             </w:tabs>
             <w:rPr/>
           </w:pPr>
-          <w:hyperlink w:anchor="__RefHeading___Toc18799_986433141">
+          <w:hyperlink w:anchor="__RefHeading___Toc18799_986433141" w:tooltip="The views">
             <w:r>
               <w:rPr>
                 <w:rStyle w:val="Verzeichnissprung"/>
@@ -1402,7 +1361,7 @@
             </w:tabs>
             <w:rPr/>
           </w:pPr>
-          <w:hyperlink w:anchor="__RefHeading___Toc18801_986433141">
+          <w:hyperlink w:anchor="__RefHeading___Toc18801_986433141" w:tooltip="Contribution calculation">
             <w:r>
               <w:rPr>
                 <w:rStyle w:val="Verzeichnissprung"/>
@@ -1422,7 +1381,7 @@
             </w:tabs>
             <w:rPr/>
           </w:pPr>
-          <w:hyperlink w:anchor="__RefHeading___Toc5443_3319094778">
+          <w:hyperlink w:anchor="__RefHeading___Toc5443_3319094778" w:tooltip="Update">
             <w:r>
               <w:rPr>
                 <w:rStyle w:val="Verzeichnissprung"/>
@@ -1442,7 +1401,7 @@
             </w:tabs>
             <w:rPr/>
           </w:pPr>
-          <w:hyperlink w:anchor="__RefHeading___Toc1909_1567046155">
+          <w:hyperlink w:anchor="__RefHeading___Toc1909_1567046155" w:tooltip="The menu structure">
             <w:r>
               <w:rPr>
                 <w:rStyle w:val="Verzeichnissprung"/>
@@ -1462,7 +1421,7 @@
             </w:tabs>
             <w:rPr/>
           </w:pPr>
-          <w:hyperlink w:anchor="__RefHeading___Toc1202_2975391565">
+          <w:hyperlink w:anchor="__RefHeading___Toc1202_2975391565" w:tooltip="Fees menu">
             <w:r>
               <w:rPr>
                 <w:rStyle w:val="Verzeichnissprung"/>
@@ -1482,7 +1441,7 @@
             </w:tabs>
             <w:rPr/>
           </w:pPr>
-          <w:hyperlink w:anchor="__RefHeading___Toc1216_2975391565">
+          <w:hyperlink w:anchor="__RefHeading___Toc1216_2975391565" w:tooltip="Mandate management menu">
             <w:r>
               <w:rPr>
                 <w:rStyle w:val="Verzeichnissprung"/>
@@ -1502,14 +1461,14 @@
             </w:tabs>
             <w:rPr/>
           </w:pPr>
-          <w:hyperlink w:anchor="__RefHeading___Toc1222_2975391565">
+          <w:hyperlink w:anchor="__RefHeading___Toc1222_2975391565" w:tooltip="Export menu">
             <w:r>
               <w:rPr>
                 <w:rStyle w:val="Verzeichnissprung"/>
               </w:rPr>
               <w:t>Export menu</w:t>
               <w:tab/>
-              <w:t>15</w:t>
+              <w:t>14</w:t>
             </w:r>
           </w:hyperlink>
         </w:p>
@@ -1522,7 +1481,7 @@
             </w:tabs>
             <w:rPr/>
           </w:pPr>
-          <w:hyperlink w:anchor="__RefHeading___Toc1228_2975391565">
+          <w:hyperlink w:anchor="__RefHeading___Toc1228_2975391565" w:tooltip="Options menu">
             <w:r>
               <w:rPr>
                 <w:rStyle w:val="Verzeichnissprung"/>
@@ -1542,7 +1501,7 @@
             </w:tabs>
             <w:rPr/>
           </w:pPr>
-          <w:hyperlink w:anchor="__RefHeading___Toc1240_2975391565">
+          <w:hyperlink w:anchor="__RefHeading___Toc1240_2975391565" w:tooltip="Preferences menu">
             <w:r>
               <w:rPr>
                 <w:rStyle w:val="Verzeichnissprung"/>
@@ -1562,7 +1521,7 @@
             </w:tabs>
             <w:rPr/>
           </w:pPr>
-          <w:hyperlink w:anchor="__RefHeading___Toc1013_517622172">
+          <w:hyperlink w:anchor="__RefHeading___Toc1013_517622172" w:tooltip="Age-based roles">
             <w:r>
               <w:rPr>
                 <w:rStyle w:val="Verzeichnissprung"/>
@@ -1582,7 +1541,7 @@
             </w:tabs>
             <w:rPr/>
           </w:pPr>
-          <w:hyperlink w:anchor="__RefHeading___Toc1911_1567046155">
+          <w:hyperlink w:anchor="__RefHeading___Toc1911_1567046155" w:tooltip="Basics">
             <w:r>
               <w:rPr>
                 <w:rStyle w:val="Verzeichnissprung"/>
@@ -1602,7 +1561,7 @@
             </w:tabs>
             <w:rPr/>
           </w:pPr>
-          <w:hyperlink w:anchor="__RefHeading___Toc1913_1567046155">
+          <w:hyperlink w:anchor="__RefHeading___Toc1913_1567046155" w:tooltip="Usage">
             <w:r>
               <w:rPr>
                 <w:rStyle w:val="Verzeichnissprung"/>
@@ -1622,7 +1581,7 @@
             </w:tabs>
             <w:rPr/>
           </w:pPr>
-          <w:hyperlink w:anchor="__RefHeading___Toc1204_2975391565">
+          <w:hyperlink w:anchor="__RefHeading___Toc1204_2975391565" w:tooltip="Remapping of age-based roles">
             <w:r>
               <w:rPr>
                 <w:rStyle w:val="Verzeichnissprung"/>
@@ -1642,7 +1601,7 @@
             </w:tabs>
             <w:rPr/>
           </w:pPr>
-          <w:hyperlink w:anchor="__RefHeading___Toc1845_2317245886">
+          <w:hyperlink w:anchor="__RefHeading___Toc1845_2317245886" w:tooltip="Reference time/month offset">
             <w:r>
               <w:rPr>
                 <w:rStyle w:val="Verzeichnissprung"/>
@@ -1662,7 +1621,7 @@
             </w:tabs>
             <w:rPr/>
           </w:pPr>
-          <w:hyperlink w:anchor="__RefHeading___Toc1923_1567046155">
+          <w:hyperlink w:anchor="__RefHeading___Toc1923_1567046155" w:tooltip="Family roles">
             <w:r>
               <w:rPr>
                 <w:rStyle w:val="Verzeichnissprung"/>
@@ -1682,7 +1641,7 @@
             </w:tabs>
             <w:rPr/>
           </w:pPr>
-          <w:hyperlink w:anchor="__RefHeading___Toc1925_1567046155">
+          <w:hyperlink w:anchor="__RefHeading___Toc1925_1567046155" w:tooltip="Basics">
             <w:r>
               <w:rPr>
                 <w:rStyle w:val="Verzeichnissprung"/>
@@ -1702,7 +1661,7 @@
             </w:tabs>
             <w:rPr/>
           </w:pPr>
-          <w:hyperlink w:anchor="__RefHeading___Toc1891_3092496962">
+          <w:hyperlink w:anchor="__RefHeading___Toc1891_3092496962" w:tooltip="Usage">
             <w:r>
               <w:rPr>
                 <w:rStyle w:val="Verzeichnissprung"/>
@@ -1722,7 +1681,7 @@
             </w:tabs>
             <w:rPr/>
           </w:pPr>
-          <w:hyperlink w:anchor="__RefHeading___Toc2073_3127355303">
+          <w:hyperlink w:anchor="__RefHeading___Toc2073_3127355303" w:tooltip="Payer">
             <w:r>
               <w:rPr>
                 <w:rStyle w:val="Verzeichnissprung"/>
@@ -1742,7 +1701,7 @@
             </w:tabs>
             <w:rPr/>
           </w:pPr>
-          <w:hyperlink w:anchor="__RefHeading___Toc1142_2735614071">
+          <w:hyperlink w:anchor="__RefHeading___Toc1142_2735614071" w:tooltip="Multiplier roles">
             <w:r>
               <w:rPr>
                 <w:rStyle w:val="Verzeichnissprung"/>
@@ -1762,7 +1721,7 @@
             </w:tabs>
             <w:rPr/>
           </w:pPr>
-          <w:hyperlink w:anchor="__RefHeading___Toc1017_517622172">
+          <w:hyperlink w:anchor="__RefHeading___Toc1017_517622172" w:tooltip="Fixed Contribution Roles">
             <w:r>
               <w:rPr>
                 <w:rStyle w:val="Verzeichnissprung"/>
@@ -1782,7 +1741,7 @@
             </w:tabs>
             <w:rPr/>
           </w:pPr>
-          <w:hyperlink w:anchor="__RefHeading___Toc2016_223011361">
+          <w:hyperlink w:anchor="__RefHeading___Toc2016_223011361" w:tooltip="Basics">
             <w:r>
               <w:rPr>
                 <w:rStyle w:val="Verzeichnissprung"/>
@@ -1802,7 +1761,7 @@
             </w:tabs>
             <w:rPr/>
           </w:pPr>
-          <w:hyperlink w:anchor="__RefHeading___Toc2018_223011361">
+          <w:hyperlink w:anchor="__RefHeading___Toc2018_223011361" w:tooltip="Usage">
             <w:r>
               <w:rPr>
                 <w:rStyle w:val="Verzeichnissprung"/>
@@ -1822,7 +1781,7 @@
             </w:tabs>
             <w:rPr/>
           </w:pPr>
-          <w:hyperlink w:anchor="__RefHeading___Toc2176_987512190">
+          <w:hyperlink w:anchor="__RefHeading___Toc2176_987512190" w:tooltip="Individual contributions">
             <w:r>
               <w:rPr>
                 <w:rStyle w:val="Verzeichnissprung"/>
@@ -1842,7 +1801,7 @@
             </w:tabs>
             <w:rPr/>
           </w:pPr>
-          <w:hyperlink w:anchor="__RefHeading___Toc2016_2230113612">
+          <w:hyperlink w:anchor="__RefHeading___Toc2016_2230113612" w:tooltip="Basics">
             <w:r>
               <w:rPr>
                 <w:rStyle w:val="Verzeichnissprung"/>
@@ -1862,7 +1821,7 @@
             </w:tabs>
             <w:rPr/>
           </w:pPr>
-          <w:hyperlink w:anchor="__RefHeading___Toc2018_2230113612">
+          <w:hyperlink w:anchor="__RefHeading___Toc2018_2230113612" w:tooltip="Usage">
             <w:r>
               <w:rPr>
                 <w:rStyle w:val="Verzeichnissprung"/>
@@ -1882,7 +1841,7 @@
             </w:tabs>
             <w:rPr/>
           </w:pPr>
-          <w:hyperlink w:anchor="__RefHeading___Toc2170_2179209565">
+          <w:hyperlink w:anchor="__RefHeading___Toc2170_2179209565" w:tooltip="Basic amount">
             <w:r>
               <w:rPr>
                 <w:rStyle w:val="Verzeichnissprung"/>
@@ -1902,7 +1861,7 @@
             </w:tabs>
             <w:rPr/>
           </w:pPr>
-          <w:hyperlink w:anchor="__RefHeading___Toc2172_2179209565">
+          <w:hyperlink w:anchor="__RefHeading___Toc2172_2179209565" w:tooltip="Consumption amount">
             <w:r>
               <w:rPr>
                 <w:rStyle w:val="Verzeichnissprung"/>
@@ -1922,7 +1881,7 @@
             </w:tabs>
             <w:rPr/>
           </w:pPr>
-          <w:hyperlink w:anchor="__RefHeading___Toc1927_1567046155">
+          <w:hyperlink w:anchor="__RefHeading___Toc1927_1567046155" w:tooltip="Contribution calculation">
             <w:r>
               <w:rPr>
                 <w:rStyle w:val="Verzeichnissprung"/>
@@ -1942,7 +1901,7 @@
             </w:tabs>
             <w:rPr/>
           </w:pPr>
-          <w:hyperlink w:anchor="__RefHeading___Toc1929_1567046155">
+          <w:hyperlink w:anchor="__RefHeading___Toc1929_1567046155" w:tooltip="Contribution and contribution period">
             <w:r>
               <w:rPr>
                 <w:rStyle w:val="Verzeichnissprung"/>
@@ -1962,7 +1921,7 @@
             </w:tabs>
             <w:rPr/>
           </w:pPr>
-          <w:hyperlink w:anchor="__RefHeading___Toc2075_3127355303">
+          <w:hyperlink w:anchor="__RefHeading___Toc2075_3127355303" w:tooltip="Prorated contribution calculation">
             <w:r>
               <w:rPr>
                 <w:rStyle w:val="Verzeichnissprung"/>
@@ -1982,7 +1941,7 @@
             </w:tabs>
             <w:rPr/>
           </w:pPr>
-          <w:hyperlink w:anchor="__RefHeading___Toc2077_3127355303">
+          <w:hyperlink w:anchor="__RefHeading___Toc2077_3127355303" w:tooltip="Prorated contribution calculation of family roles">
             <w:r>
               <w:rPr>
                 <w:rStyle w:val="Verzeichnissprung"/>
@@ -2002,7 +1961,7 @@
             </w:tabs>
             <w:rPr/>
           </w:pPr>
-          <w:hyperlink w:anchor="__RefHeading___Toc1208_2975391565">
+          <w:hyperlink w:anchor="__RefHeading___Toc1208_2975391565" w:tooltip="Recalculation">
             <w:r>
               <w:rPr>
                 <w:rStyle w:val="Verzeichnissprung"/>
@@ -2022,7 +1981,7 @@
             </w:tabs>
             <w:rPr/>
           </w:pPr>
-          <w:hyperlink w:anchor="__RefHeading___Toc1208_29753915651">
+          <w:hyperlink w:anchor="__RefHeading___Toc1208_29753915651" w:tooltip="Individual contributions">
             <w:r>
               <w:rPr>
                 <w:rStyle w:val="Verzeichnissprung"/>
@@ -2042,7 +2001,7 @@
             </w:tabs>
             <w:rPr/>
           </w:pPr>
-          <w:hyperlink w:anchor="__RefHeading___Toc1210_2975391565">
+          <w:hyperlink w:anchor="__RefHeading___Toc1210_2975391565" w:tooltip="Contribution payments">
             <w:r>
               <w:rPr>
                 <w:rStyle w:val="Verzeichnissprung"/>
@@ -2062,7 +2021,7 @@
             </w:tabs>
             <w:rPr/>
           </w:pPr>
-          <w:hyperlink w:anchor="__RefHeading___Toc5432_3799843630">
+          <w:hyperlink w:anchor="__RefHeading___Toc5432_3799843630" w:tooltip="Payment reminder">
             <w:r>
               <w:rPr>
                 <w:rStyle w:val="Verzeichnissprung"/>
@@ -2082,7 +2041,7 @@
             </w:tabs>
             <w:rPr/>
           </w:pPr>
-          <w:hyperlink w:anchor="__RefHeading___Toc1212_2975391565">
+          <w:hyperlink w:anchor="__RefHeading___Toc1212_2975391565" w:tooltip="Membership fee analysis">
             <w:r>
               <w:rPr>
                 <w:rStyle w:val="Verzeichnissprung"/>
@@ -2102,7 +2061,7 @@
             </w:tabs>
             <w:rPr/>
           </w:pPr>
-          <w:hyperlink w:anchor="__RefHeading___Toc1214_2975391565">
+          <w:hyperlink w:anchor="__RefHeading___Toc1214_2975391565" w:tooltip="Contribution history">
             <w:r>
               <w:rPr>
                 <w:rStyle w:val="Verzeichnissprung"/>
@@ -2122,7 +2081,7 @@
             </w:tabs>
             <w:rPr/>
           </w:pPr>
-          <w:hyperlink w:anchor="__RefHeading___Toc1945_1567046155">
+          <w:hyperlink w:anchor="__RefHeading___Toc1945_1567046155" w:tooltip="Export">
             <w:r>
               <w:rPr>
                 <w:rStyle w:val="Verzeichnissprung"/>
@@ -2142,7 +2101,7 @@
             </w:tabs>
             <w:rPr/>
           </w:pPr>
-          <w:hyperlink w:anchor="__RefHeading___Toc1224_2975391565">
+          <w:hyperlink w:anchor="__RefHeading___Toc1224_2975391565" w:tooltip="SEPA">
             <w:r>
               <w:rPr>
                 <w:rStyle w:val="Verzeichnissprung"/>
@@ -2162,7 +2121,7 @@
             </w:tabs>
             <w:rPr/>
           </w:pPr>
-          <w:hyperlink w:anchor="__RefHeading___Toc1616_1958182187">
+          <w:hyperlink w:anchor="__RefHeading___Toc1616_1958182187" w:tooltip="Due date">
             <w:r>
               <w:rPr>
                 <w:rStyle w:val="Verzeichnissprung"/>
@@ -2182,7 +2141,7 @@
             </w:tabs>
             <w:rPr/>
           </w:pPr>
-          <w:hyperlink w:anchor="__RefHeading___Toc1618_1958182187">
+          <w:hyperlink w:anchor="__RefHeading___Toc1618_1958182187" w:tooltip="XML file">
             <w:r>
               <w:rPr>
                 <w:rStyle w:val="Verzeichnissprung"/>
@@ -2202,7 +2161,7 @@
             </w:tabs>
             <w:rPr/>
           </w:pPr>
-          <w:hyperlink w:anchor="__RefHeading___Toc1620_1958182187">
+          <w:hyperlink w:anchor="__RefHeading___Toc1620_1958182187" w:tooltip="Control file">
             <w:r>
               <w:rPr>
                 <w:rStyle w:val="Verzeichnissprung"/>
@@ -2222,7 +2181,7 @@
             </w:tabs>
             <w:rPr/>
           </w:pPr>
-          <w:hyperlink w:anchor="__RefHeading___Toc1622_1958182187">
+          <w:hyperlink w:anchor="__RefHeading___Toc1622_1958182187" w:tooltip="Pre-notification">
             <w:r>
               <w:rPr>
                 <w:rStyle w:val="Verzeichnissprung"/>
@@ -2242,7 +2201,7 @@
             </w:tabs>
             <w:rPr/>
           </w:pPr>
-          <w:hyperlink w:anchor="__RefHeading___Toc1226_2975391565">
+          <w:hyperlink w:anchor="__RefHeading___Toc1226_2975391565" w:tooltip="Invoice">
             <w:r>
               <w:rPr>
                 <w:rStyle w:val="Verzeichnissprung"/>
@@ -2262,7 +2221,7 @@
             </w:tabs>
             <w:rPr/>
           </w:pPr>
-          <w:hyperlink w:anchor="__RefHeading___Toc2031_223011361">
+          <w:hyperlink w:anchor="__RefHeading___Toc2031_223011361" w:tooltip="The Export button">
             <w:r>
               <w:rPr>
                 <w:rStyle w:val="Verzeichnissprung"/>
@@ -2282,7 +2241,7 @@
             </w:tabs>
             <w:rPr/>
           </w:pPr>
-          <w:hyperlink w:anchor="__RefHeading___Toc2033_223011361">
+          <w:hyperlink w:anchor="__RefHeading___Toc2033_223011361" w:tooltip="The E-mail button">
             <w:r>
               <w:rPr>
                 <w:rStyle w:val="Verzeichnissprung"/>
@@ -2302,7 +2261,7 @@
             </w:tabs>
             <w:rPr/>
           </w:pPr>
-          <w:hyperlink w:anchor="__RefHeading___Toc1828_3856073189">
+          <w:hyperlink w:anchor="__RefHeading___Toc1828_3856073189" w:tooltip="Mandate management">
             <w:r>
               <w:rPr>
                 <w:rStyle w:val="Verzeichnissprung"/>
@@ -2322,7 +2281,7 @@
             </w:tabs>
             <w:rPr/>
           </w:pPr>
-          <w:hyperlink w:anchor="__RefHeading___Toc1218_2975391565">
+          <w:hyperlink w:anchor="__RefHeading___Toc1218_2975391565" w:tooltip="Create mandate references">
             <w:r>
               <w:rPr>
                 <w:rStyle w:val="Verzeichnissprung"/>
@@ -2342,7 +2301,7 @@
             </w:tabs>
             <w:rPr/>
           </w:pPr>
-          <w:hyperlink w:anchor="__RefHeading___Toc1220_2975391565">
+          <w:hyperlink w:anchor="__RefHeading___Toc1220_2975391565" w:tooltip="Edit mandate">
             <w:r>
               <w:rPr>
                 <w:rStyle w:val="Verzeichnissprung"/>
@@ -2362,7 +2321,7 @@
             </w:tabs>
             <w:rPr/>
           </w:pPr>
-          <w:hyperlink w:anchor="__RefHeading___Toc1830_3856073189">
+          <w:hyperlink w:anchor="__RefHeading___Toc1830_3856073189" w:tooltip="Options">
             <w:r>
               <w:rPr>
                 <w:rStyle w:val="Verzeichnissprung"/>
@@ -2382,7 +2341,7 @@
             </w:tabs>
             <w:rPr/>
           </w:pPr>
-          <w:hyperlink w:anchor="__RefHeading___Toc1230_2975391565">
+          <w:hyperlink w:anchor="__RefHeading___Toc1230_2975391565" w:tooltip="Generate membership number(s).">
             <w:r>
               <w:rPr>
                 <w:rStyle w:val="Verzeichnissprung"/>
@@ -2402,7 +2361,7 @@
             </w:tabs>
             <w:rPr/>
           </w:pPr>
-          <w:hyperlink w:anchor="__RefHeading___Toc1232_2975391565">
+          <w:hyperlink w:anchor="__RefHeading___Toc1232_2975391565" w:tooltip="Update family roles">
             <w:r>
               <w:rPr>
                 <w:rStyle w:val="Verzeichnissprung"/>
@@ -2422,7 +2381,7 @@
             </w:tabs>
             <w:rPr/>
           </w:pPr>
-          <w:hyperlink w:anchor="__RefHeading___Toc1234_2975391565">
+          <w:hyperlink w:anchor="__RefHeading___Toc1234_2975391565" w:tooltip="Copy">
             <w:r>
               <w:rPr>
                 <w:rStyle w:val="Verzeichnissprung"/>
@@ -2442,7 +2401,7 @@
             </w:tabs>
             <w:rPr/>
           </w:pPr>
-          <w:hyperlink w:anchor="__RefHeading___Toc1236_2975391565">
+          <w:hyperlink w:anchor="__RefHeading___Toc1236_2975391565" w:tooltip="Tests">
             <w:r>
               <w:rPr>
                 <w:rStyle w:val="Verzeichnissprung"/>
@@ -2462,7 +2421,7 @@
             </w:tabs>
             <w:rPr/>
           </w:pPr>
-          <w:hyperlink w:anchor="__RefHeading___Toc2266_2795132422">
+          <w:hyperlink w:anchor="__RefHeading___Toc2266_2795132422" w:tooltip="Age-bases roles">
             <w:r>
               <w:rPr>
                 <w:rStyle w:val="Verzeichnissprung"/>
@@ -2482,7 +2441,7 @@
             </w:tabs>
             <w:rPr/>
           </w:pPr>
-          <w:hyperlink w:anchor="__RefHeading___Toc2268_2795132422">
+          <w:hyperlink w:anchor="__RefHeading___Toc2268_2795132422" w:tooltip="Role membership (age-based roles)">
             <w:r>
               <w:rPr>
                 <w:rStyle w:val="Verzeichnissprung"/>
@@ -2502,7 +2461,7 @@
             </w:tabs>
             <w:rPr/>
           </w:pPr>
-          <w:hyperlink w:anchor="__RefHeading___Toc2270_2795132422">
+          <w:hyperlink w:anchor="__RefHeading___Toc2270_2795132422" w:tooltip="Role membership (mandatory)">
             <w:r>
               <w:rPr>
                 <w:rStyle w:val="Verzeichnissprung"/>
@@ -2522,7 +2481,7 @@
             </w:tabs>
             <w:rPr/>
           </w:pPr>
-          <w:hyperlink w:anchor="__RefHeading___Toc2272_2795132422">
+          <w:hyperlink w:anchor="__RefHeading___Toc2272_2795132422" w:tooltip="Role membership (exclusion)">
             <w:r>
               <w:rPr>
                 <w:rStyle w:val="Verzeichnissprung"/>
@@ -2542,7 +2501,7 @@
             </w:tabs>
             <w:rPr/>
           </w:pPr>
-          <w:hyperlink w:anchor="__RefHeading___Toc2274_2795132422">
+          <w:hyperlink w:anchor="__RefHeading___Toc2274_2795132422" w:tooltip="Family roles">
             <w:r>
               <w:rPr>
                 <w:rStyle w:val="Verzeichnissprung"/>
@@ -2562,7 +2521,7 @@
             </w:tabs>
             <w:rPr/>
           </w:pPr>
-          <w:hyperlink w:anchor="__RefHeading___Toc2276_2795132422">
+          <w:hyperlink w:anchor="__RefHeading___Toc2276_2795132422" w:tooltip="Account details">
             <w:r>
               <w:rPr>
                 <w:rStyle w:val="Verzeichnissprung"/>
@@ -2582,7 +2541,7 @@
             </w:tabs>
             <w:rPr/>
           </w:pPr>
-          <w:hyperlink w:anchor="__RefHeading___Toc2278_2795132422">
+          <w:hyperlink w:anchor="__RefHeading___Toc2278_2795132422" w:tooltip="Mandate management">
             <w:r>
               <w:rPr>
                 <w:rStyle w:val="Verzeichnissprung"/>
@@ -2602,7 +2561,7 @@
             </w:tabs>
             <w:rPr/>
           </w:pPr>
-          <w:hyperlink w:anchor="__RefHeading___Toc2280_2795132422">
+          <w:hyperlink w:anchor="__RefHeading___Toc2280_2795132422" w:tooltip="IBAN test">
             <w:r>
               <w:rPr>
                 <w:rStyle w:val="Verzeichnissprung"/>
@@ -2622,7 +2581,7 @@
             </w:tabs>
             <w:rPr/>
           </w:pPr>
-          <w:hyperlink w:anchor="__RefHeading___Toc2282_2795132422">
+          <w:hyperlink w:anchor="__RefHeading___Toc2282_2795132422" w:tooltip="BIC test">
             <w:r>
               <w:rPr>
                 <w:rStyle w:val="Verzeichnissprung"/>
@@ -2642,7 +2601,7 @@
             </w:tabs>
             <w:rPr/>
           </w:pPr>
-          <w:hyperlink w:anchor="__RefHeading___Toc1238_2975391565">
+          <w:hyperlink w:anchor="__RefHeading___Toc1238_2975391565" w:tooltip="Overview of roles">
             <w:r>
               <w:rPr>
                 <w:rStyle w:val="Verzeichnissprung"/>
@@ -2662,7 +2621,7 @@
             </w:tabs>
             <w:rPr/>
           </w:pPr>
-          <w:hyperlink w:anchor="__RefHeading___Toc1260_2975391565">
+          <w:hyperlink w:anchor="__RefHeading___Toc1260_2975391565" w:tooltip="Plugin information">
             <w:r>
               <w:rPr>
                 <w:rStyle w:val="Verzeichnissprung"/>
@@ -2682,7 +2641,7 @@
             </w:tabs>
             <w:rPr/>
           </w:pPr>
-          <w:hyperlink w:anchor="__RefHeading___Toc1832_3856073189">
+          <w:hyperlink w:anchor="__RefHeading___Toc1832_3856073189" w:tooltip="Preferences">
             <w:r>
               <w:rPr>
                 <w:rStyle w:val="Verzeichnissprung"/>
@@ -2702,7 +2661,7 @@
             </w:tabs>
             <w:rPr/>
           </w:pPr>
-          <w:hyperlink w:anchor="__RefHeading___Toc1242_2975391565">
+          <w:hyperlink w:anchor="__RefHeading___Toc1242_2975391565" w:tooltip="Contribution settings">
             <w:r>
               <w:rPr>
                 <w:rStyle w:val="Verzeichnissprung"/>
@@ -2722,7 +2681,7 @@
             </w:tabs>
             <w:rPr/>
           </w:pPr>
-          <w:hyperlink w:anchor="__RefHeading___Toc1244_2975391565">
+          <w:hyperlink w:anchor="__RefHeading___Toc1244_2975391565" w:tooltip="Age-based roles">
             <w:r>
               <w:rPr>
                 <w:rStyle w:val="Verzeichnissprung"/>
@@ -2742,7 +2701,7 @@
             </w:tabs>
             <w:rPr/>
           </w:pPr>
-          <w:hyperlink w:anchor="__RefHeading___Toc1246_2975391565">
+          <w:hyperlink w:anchor="__RefHeading___Toc1246_2975391565" w:tooltip="Family roles">
             <w:r>
               <w:rPr>
                 <w:rStyle w:val="Verzeichnissprung"/>
@@ -2762,7 +2721,7 @@
             </w:tabs>
             <w:rPr/>
           </w:pPr>
-          <w:hyperlink w:anchor="__RefHeading___Toc1248_2975391565">
+          <w:hyperlink w:anchor="__RefHeading___Toc1248_2975391565" w:tooltip="Multiplier roles">
             <w:r>
               <w:rPr>
                 <w:rStyle w:val="Verzeichnissprung"/>
@@ -2782,7 +2741,7 @@
             </w:tabs>
             <w:rPr/>
           </w:pPr>
-          <w:hyperlink w:anchor="__RefHeading___Toc1248_29753915651">
+          <w:hyperlink w:anchor="__RefHeading___Toc1248_29753915651" w:tooltip="Advanced role editing">
             <w:r>
               <w:rPr>
                 <w:rStyle w:val="Verzeichnissprung"/>
@@ -2802,7 +2761,7 @@
             </w:tabs>
             <w:rPr/>
           </w:pPr>
-          <w:hyperlink w:anchor="__RefHeading___Toc5623_368820545">
+          <w:hyperlink w:anchor="__RefHeading___Toc5623_368820545" w:tooltip="Apointment selection">
             <w:r>
               <w:rPr>
                 <w:rStyle w:val="Verzeichnissprung"/>
@@ -2822,7 +2781,7 @@
             </w:tabs>
             <w:rPr/>
           </w:pPr>
-          <w:hyperlink w:anchor="__RefHeading___Toc1624_1958182187">
+          <w:hyperlink w:anchor="__RefHeading___Toc1624_1958182187" w:tooltip="Individual contributions">
             <w:r>
               <w:rPr>
                 <w:rStyle w:val="Verzeichnissprung"/>
@@ -2842,7 +2801,7 @@
             </w:tabs>
             <w:rPr/>
           </w:pPr>
-          <w:hyperlink w:anchor="__RefHeading___Toc1626_1958182187">
+          <w:hyperlink w:anchor="__RefHeading___Toc1626_1958182187" w:tooltip="Account details">
             <w:r>
               <w:rPr>
                 <w:rStyle w:val="Verzeichnissprung"/>
@@ -2862,7 +2821,7 @@
             </w:tabs>
             <w:rPr/>
           </w:pPr>
-          <w:hyperlink w:anchor="__RefHeading___Toc1252_2975391565">
+          <w:hyperlink w:anchor="__RefHeading___Toc1252_2975391565" w:tooltip="Mandate management">
             <w:r>
               <w:rPr>
                 <w:rStyle w:val="Verzeichnissprung"/>
@@ -2882,7 +2841,7 @@
             </w:tabs>
             <w:rPr/>
           </w:pPr>
-          <w:hyperlink w:anchor="__RefHeading___Toc1266_2975391565">
+          <w:hyperlink w:anchor="__RefHeading___Toc1266_2975391565" w:tooltip="The prefix">
             <w:r>
               <w:rPr>
                 <w:rStyle w:val="Verzeichnissprung"/>
@@ -2902,7 +2861,7 @@
             </w:tabs>
             <w:rPr/>
           </w:pPr>
-          <w:hyperlink w:anchor="__RefHeading___Toc1268_2975391565">
+          <w:hyperlink w:anchor="__RefHeading___Toc1268_2975391565" w:tooltip="The zeros">
             <w:r>
               <w:rPr>
                 <w:rStyle w:val="Verzeichnissprung"/>
@@ -2922,7 +2881,7 @@
             </w:tabs>
             <w:rPr/>
           </w:pPr>
-          <w:hyperlink w:anchor="__RefHeading___Toc1270_2975391565">
+          <w:hyperlink w:anchor="__RefHeading___Toc1270_2975391565" w:tooltip="The sequential number">
             <w:r>
               <w:rPr>
                 <w:rStyle w:val="Verzeichnissprung"/>
@@ -2942,7 +2901,7 @@
             </w:tabs>
             <w:rPr/>
           </w:pPr>
-          <w:hyperlink w:anchor="__RefHeading___Toc1254_29753915651">
+          <w:hyperlink w:anchor="__RefHeading___Toc1254_29753915651" w:tooltip="View definitions">
             <w:r>
               <w:rPr>
                 <w:rStyle w:val="Verzeichnissprung"/>
@@ -2962,7 +2921,7 @@
             </w:tabs>
             <w:rPr/>
           </w:pPr>
-          <w:hyperlink w:anchor="__RefHeading___Toc1250_2975391565">
+          <w:hyperlink w:anchor="__RefHeading___Toc1250_2975391565" w:tooltip="Export">
             <w:r>
               <w:rPr>
                 <w:rStyle w:val="Verzeichnissprung"/>
@@ -2982,7 +2941,7 @@
             </w:tabs>
             <w:rPr/>
           </w:pPr>
-          <w:hyperlink w:anchor="__RefHeading___Toc1254_29753915652">
+          <w:hyperlink w:anchor="__RefHeading___Toc1254_29753915652" w:tooltip="Email notifications">
             <w:r>
               <w:rPr>
                 <w:rStyle w:val="Verzeichnissprung"/>
@@ -3002,7 +2961,7 @@
             </w:tabs>
             <w:rPr/>
           </w:pPr>
-          <w:hyperlink w:anchor="__RefHeading___Toc1254_2975391565">
+          <w:hyperlink w:anchor="__RefHeading___Toc1254_2975391565" w:tooltip="Tests">
             <w:r>
               <w:rPr>
                 <w:rStyle w:val="Verzeichnissprung"/>
@@ -3022,7 +2981,7 @@
             </w:tabs>
             <w:rPr/>
           </w:pPr>
-          <w:hyperlink w:anchor="__RefHeading___Toc1272_29753915651">
+          <w:hyperlink w:anchor="__RefHeading___Toc1272_29753915651" w:tooltip="Enable tests">
             <w:r>
               <w:rPr>
                 <w:rStyle w:val="Verzeichnissprung"/>
@@ -3042,7 +3001,7 @@
             </w:tabs>
             <w:rPr/>
           </w:pPr>
-          <w:hyperlink w:anchor="__RefHeading___Toc1628_1958182187">
+          <w:hyperlink w:anchor="__RefHeading___Toc1628_1958182187" w:tooltip="Role membership (age-based roles)">
             <w:r>
               <w:rPr>
                 <w:rStyle w:val="Verzeichnissprung"/>
@@ -3062,7 +3021,7 @@
             </w:tabs>
             <w:rPr/>
           </w:pPr>
-          <w:hyperlink w:anchor="__RefHeading___Toc1274_2975391565">
+          <w:hyperlink w:anchor="__RefHeading___Toc1274_2975391565" w:tooltip="Role membership (mandatory) and Role membership (exclusion)">
             <w:r>
               <w:rPr>
                 <w:rStyle w:val="Verzeichnissprung"/>
@@ -3082,7 +3041,7 @@
             </w:tabs>
             <w:rPr/>
           </w:pPr>
-          <w:hyperlink w:anchor="__RefHeading___Toc1272_2975391565">
+          <w:hyperlink w:anchor="__RefHeading___Toc1272_2975391565" w:tooltip="Family roles">
             <w:r>
               <w:rPr>
                 <w:rStyle w:val="Verzeichnissprung"/>
@@ -3102,7 +3061,7 @@
             </w:tabs>
             <w:rPr/>
           </w:pPr>
-          <w:hyperlink w:anchor="__RefHeading___Toc1258_29753915651">
+          <w:hyperlink w:anchor="__RefHeading___Toc1258_29753915651" w:tooltip="Access permission for preferences">
             <w:r>
               <w:rPr>
                 <w:rStyle w:val="Verzeichnissprung"/>
@@ -3122,7 +3081,7 @@
             </w:tabs>
             <w:rPr/>
           </w:pPr>
-          <w:hyperlink w:anchor="__RefHeading___Toc1931_1567046155">
+          <w:hyperlink w:anchor="__RefHeading___Toc1931_1567046155" w:tooltip="Delete Amounts">
             <w:r>
               <w:rPr>
                 <w:rStyle w:val="Verzeichnissprung"/>
@@ -3142,7 +3101,7 @@
             </w:tabs>
             <w:rPr/>
           </w:pPr>
-          <w:hyperlink w:anchor="__RefHeading___Toc1258_2975391565">
+          <w:hyperlink w:anchor="__RefHeading___Toc1258_2975391565" w:tooltip="Uninstall">
             <w:r>
               <w:rPr>
                 <w:rStyle w:val="Verzeichnissprung"/>
@@ -3162,7 +3121,7 @@
             </w:tabs>
             <w:rPr/>
           </w:pPr>
-          <w:hyperlink w:anchor="__RefHeading___Toc1966_3856073189">
+          <w:hyperlink w:anchor="__RefHeading___Toc1966_3856073189" w:tooltip="Saving the configuration">
             <w:r>
               <w:rPr>
                 <w:rStyle w:val="Verzeichnissprung"/>
@@ -3182,7 +3141,7 @@
             </w:tabs>
             <w:rPr/>
           </w:pPr>
-          <w:hyperlink w:anchor="__RefHeading___Toc2854_368820545">
+          <w:hyperlink w:anchor="__RefHeading___Toc2854_368820545" w:tooltip="Information on contribution calculation on the overview page">
             <w:r>
               <w:rPr>
                 <w:rStyle w:val="Verzeichnissprung"/>
@@ -3202,7 +3161,7 @@
             </w:tabs>
             <w:rPr/>
           </w:pPr>
-          <w:hyperlink w:anchor="__RefHeading___Toc2361_3703976838">
+          <w:hyperlink w:anchor="__RefHeading___Toc2361_3703976838" w:tooltip="Procedure for a contribution calculation">
             <w:r>
               <w:rPr>
                 <w:rStyle w:val="Verzeichnissprung"/>
@@ -3222,7 +3181,7 @@
             </w:tabs>
             <w:rPr/>
           </w:pPr>
-          <w:hyperlink w:anchor="__RefHeading___Toc2688_2425631027">
+          <w:hyperlink w:anchor="__RefHeading___Toc2688_2425631027" w:tooltip="Rough process">
             <w:r>
               <w:rPr>
                 <w:rStyle w:val="Verzeichnissprung"/>
@@ -3242,7 +3201,7 @@
             </w:tabs>
             <w:rPr/>
           </w:pPr>
-          <w:hyperlink w:anchor="__RefHeading___Toc2690_2425631027">
+          <w:hyperlink w:anchor="__RefHeading___Toc2690_2425631027" w:tooltip=" Schedule">
             <w:r>
               <w:rPr>
                 <w:rStyle w:val="Verzeichnissprung"/>
@@ -3268,7 +3227,7 @@
             </w:tabs>
             <w:rPr/>
           </w:pPr>
-          <w:hyperlink w:anchor="__RefHeading___Toc2319_4281403534">
+          <w:hyperlink w:anchor="__RefHeading___Toc2319_4281403534" w:tooltip="Admission of the new member">
             <w:r>
               <w:rPr>
                 <w:rStyle w:val="Verzeichnissprung"/>
@@ -3288,7 +3247,7 @@
             </w:tabs>
             <w:rPr/>
           </w:pPr>
-          <w:hyperlink w:anchor="__RefHeading___Toc2321_4281403534">
+          <w:hyperlink w:anchor="__RefHeading___Toc2321_4281403534" w:tooltip="Generate membership number">
             <w:r>
               <w:rPr>
                 <w:rStyle w:val="Verzeichnissprung"/>
@@ -3308,7 +3267,7 @@
             </w:tabs>
             <w:rPr/>
           </w:pPr>
-          <w:hyperlink w:anchor="__RefHeading___Toc2323_4281403534">
+          <w:hyperlink w:anchor="__RefHeading___Toc2323_4281403534" w:tooltip="Create mandate reference">
             <w:r>
               <w:rPr>
                 <w:rStyle w:val="Verzeichnissprung"/>
@@ -3328,7 +3287,7 @@
             </w:tabs>
             <w:rPr/>
           </w:pPr>
-          <w:hyperlink w:anchor="__RefHeading___Toc2325_4281403534">
+          <w:hyperlink w:anchor="__RefHeading___Toc2325_4281403534" w:tooltip="Enter mandate date">
             <w:r>
               <w:rPr>
                 <w:rStyle w:val="Verzeichnissprung"/>
@@ -3348,7 +3307,7 @@
             </w:tabs>
             <w:rPr/>
           </w:pPr>
-          <w:hyperlink w:anchor="__RefHeading___Toc2327_4281403534">
+          <w:hyperlink w:anchor="__RefHeading___Toc2327_4281403534" w:tooltip="Perform remapping">
             <w:r>
               <w:rPr>
                 <w:rStyle w:val="Verzeichnissprung"/>
@@ -3368,7 +3327,7 @@
             </w:tabs>
             <w:rPr/>
           </w:pPr>
-          <w:hyperlink w:anchor="__RefHeading___Toc2329_4281403534">
+          <w:hyperlink w:anchor="__RefHeading___Toc2329_4281403534" w:tooltip="Contribution calculation">
             <w:r>
               <w:rPr>
                 <w:rStyle w:val="Verzeichnissprung"/>
@@ -3388,7 +3347,7 @@
             </w:tabs>
             <w:rPr/>
           </w:pPr>
-          <w:hyperlink w:anchor="__RefHeading___Toc2331_4281403534">
+          <w:hyperlink w:anchor="__RefHeading___Toc2331_4281403534" w:tooltip="Due Date">
             <w:r>
               <w:rPr>
                 <w:rStyle w:val="Verzeichnissprung"/>
@@ -3408,7 +3367,7 @@
             </w:tabs>
             <w:rPr/>
           </w:pPr>
-          <w:hyperlink w:anchor="__RefHeading___Toc2333_4281403534">
+          <w:hyperlink w:anchor="__RefHeading___Toc2333_4281403534" w:tooltip="XML file">
             <w:r>
               <w:rPr>
                 <w:rStyle w:val="Verzeichnissprung"/>
@@ -3428,7 +3387,7 @@
             </w:tabs>
             <w:rPr/>
           </w:pPr>
-          <w:hyperlink w:anchor="__RefHeading___Toc2335_4281403534">
+          <w:hyperlink w:anchor="__RefHeading___Toc2335_4281403534" w:tooltip="Pre-notification">
             <w:r>
               <w:rPr>
                 <w:rStyle w:val="Verzeichnissprung"/>
@@ -3448,7 +3407,7 @@
             </w:tabs>
             <w:rPr/>
           </w:pPr>
-          <w:hyperlink w:anchor="__RefHeading___Toc2337_4281403534">
+          <w:hyperlink w:anchor="__RefHeading___Toc2337_4281403534" w:tooltip="Distribution of the XML file">
             <w:r>
               <w:rPr>
                 <w:rStyle w:val="Verzeichnissprung"/>
@@ -3468,7 +3427,7 @@
             </w:tabs>
             <w:rPr/>
           </w:pPr>
-          <w:hyperlink w:anchor="__RefHeading___Toc2339_4281403534">
+          <w:hyperlink w:anchor="__RefHeading___Toc2339_4281403534" w:tooltip="Completion of a contribution calculation">
             <w:r>
               <w:rPr>
                 <w:rStyle w:val="Verzeichnissprung"/>
@@ -3489,7 +3448,7 @@
     </w:sdt>
     <w:p>
       <w:pPr>
-        <w:pStyle w:val="Verzeichnisuser"/>
+        <w:pStyle w:val="Verzeichnis"/>
         <w:rPr>
           <w:rFonts w:ascii="Arial" w:hAnsi="Arial"/>
           <w:sz w:val="20"/>
@@ -6381,7 +6340,7 @@
           <w:numId w:val="0"/>
         </w:numPr>
         <w:suppressAutoHyphens w:val="true"/>
-        <w:overflowPunct w:val="true"/>
+        <w:overflowPunct w:val="false"/>
         <w:ind w:hanging="0" w:left="0"/>
         <w:jc w:val="both"/>
         <w:rPr/>
@@ -8067,7 +8026,7 @@
           <w:numId w:val="0"/>
         </w:numPr>
         <w:suppressAutoHyphens w:val="true"/>
-        <w:overflowPunct w:val="true"/>
+        <w:overflowPunct w:val="false"/>
         <w:ind w:hanging="0" w:left="0"/>
         <w:jc w:val="left"/>
         <w:rPr/>
@@ -11029,7 +10988,7 @@
           <w:numId w:val="0"/>
         </w:numPr>
         <w:suppressAutoHyphens w:val="true"/>
-        <w:overflowPunct w:val="true"/>
+        <w:overflowPunct w:val="false"/>
         <w:bidi w:val="0"/>
         <w:ind w:hanging="0" w:left="0"/>
         <w:jc w:val="left"/>
@@ -13303,7 +13262,7 @@
           <w:numId w:val="0"/>
         </w:numPr>
         <w:suppressAutoHyphens w:val="true"/>
-        <w:overflowPunct w:val="true"/>
+        <w:overflowPunct w:val="false"/>
         <w:ind w:hanging="0" w:left="0"/>
         <w:jc w:val="left"/>
         <w:rPr>
@@ -13347,7 +13306,7 @@
           <w:numId w:val="0"/>
         </w:numPr>
         <w:suppressAutoHyphens w:val="true"/>
-        <w:overflowPunct w:val="true"/>
+        <w:overflowPunct w:val="false"/>
         <w:ind w:hanging="0" w:left="0"/>
         <w:jc w:val="left"/>
         <w:rPr>
@@ -13689,7 +13648,7 @@
           <w:numId w:val="3"/>
         </w:numPr>
         <w:suppressAutoHyphens w:val="true"/>
-        <w:overflowPunct w:val="true"/>
+        <w:overflowPunct w:val="false"/>
         <w:ind w:hanging="0" w:left="0"/>
         <w:jc w:val="left"/>
         <w:rPr>
@@ -13711,7 +13670,7 @@
           <w:numId w:val="3"/>
         </w:numPr>
         <w:suppressAutoHyphens w:val="true"/>
-        <w:overflowPunct w:val="true"/>
+        <w:overflowPunct w:val="false"/>
         <w:ind w:hanging="0" w:left="0"/>
         <w:jc w:val="both"/>
         <w:rPr>
@@ -13736,7 +13695,7 @@
           <w:numId w:val="0"/>
         </w:numPr>
         <w:suppressAutoHyphens w:val="true"/>
-        <w:overflowPunct w:val="true"/>
+        <w:overflowPunct w:val="false"/>
         <w:ind w:hanging="0" w:left="0"/>
         <w:jc w:val="both"/>
         <w:rPr/>
@@ -13754,7 +13713,7 @@
           <w:numId w:val="0"/>
         </w:numPr>
         <w:suppressAutoHyphens w:val="true"/>
-        <w:overflowPunct w:val="true"/>
+        <w:overflowPunct w:val="false"/>
         <w:ind w:hanging="0" w:left="0"/>
         <w:jc w:val="both"/>
         <w:rPr/>
@@ -13807,7 +13766,7 @@
           <w:numId w:val="0"/>
         </w:numPr>
         <w:suppressAutoHyphens w:val="true"/>
-        <w:overflowPunct w:val="true"/>
+        <w:overflowPunct w:val="false"/>
         <w:ind w:hanging="0" w:left="0"/>
         <w:jc w:val="both"/>
         <w:rPr/>
@@ -13856,7 +13815,7 @@
           <w:numId w:val="22"/>
         </w:numPr>
         <w:suppressAutoHyphens w:val="true"/>
-        <w:overflowPunct w:val="true"/>
+        <w:overflowPunct w:val="false"/>
         <w:jc w:val="both"/>
         <w:rPr/>
       </w:pPr>
@@ -13902,7 +13861,7 @@
           <w:numId w:val="22"/>
         </w:numPr>
         <w:suppressAutoHyphens w:val="true"/>
-        <w:overflowPunct w:val="true"/>
+        <w:overflowPunct w:val="false"/>
         <w:jc w:val="both"/>
         <w:rPr/>
       </w:pPr>
@@ -13939,7 +13898,7 @@
           <w:numId w:val="0"/>
         </w:numPr>
         <w:suppressAutoHyphens w:val="true"/>
-        <w:overflowPunct w:val="true"/>
+        <w:overflowPunct w:val="false"/>
         <w:ind w:hanging="0" w:left="0"/>
         <w:jc w:val="both"/>
         <w:rPr/>
@@ -13977,7 +13936,7 @@
           <w:numId w:val="0"/>
         </w:numPr>
         <w:suppressAutoHyphens w:val="true"/>
-        <w:overflowPunct w:val="true"/>
+        <w:overflowPunct w:val="false"/>
         <w:ind w:hanging="0" w:left="0"/>
         <w:jc w:val="both"/>
         <w:rPr>
@@ -13997,7 +13956,7 @@
           <w:numId w:val="0"/>
         </w:numPr>
         <w:suppressAutoHyphens w:val="true"/>
-        <w:overflowPunct w:val="true"/>
+        <w:overflowPunct w:val="false"/>
         <w:ind w:hanging="0" w:left="0"/>
         <w:jc w:val="both"/>
         <w:rPr/>
@@ -14019,7 +13978,7 @@
           <w:numId w:val="0"/>
         </w:numPr>
         <w:suppressAutoHyphens w:val="true"/>
-        <w:overflowPunct w:val="true"/>
+        <w:overflowPunct w:val="false"/>
         <w:ind w:hanging="0" w:left="0"/>
         <w:jc w:val="both"/>
         <w:rPr/>
@@ -14075,7 +14034,7 @@
           <w:numId w:val="0"/>
         </w:numPr>
         <w:suppressAutoHyphens w:val="true"/>
-        <w:overflowPunct w:val="true"/>
+        <w:overflowPunct w:val="false"/>
         <w:spacing w:before="140" w:after="120"/>
         <w:ind w:hanging="0" w:left="0"/>
         <w:jc w:val="both"/>
@@ -14115,7 +14074,7 @@
           <w:numId w:val="0"/>
         </w:numPr>
         <w:suppressAutoHyphens w:val="true"/>
-        <w:overflowPunct w:val="true"/>
+        <w:overflowPunct w:val="false"/>
         <w:ind w:hanging="0" w:left="0"/>
         <w:jc w:val="both"/>
         <w:rPr/>
@@ -14171,7 +14130,7 @@
           <w:numId w:val="23"/>
         </w:numPr>
         <w:suppressAutoHyphens w:val="true"/>
-        <w:overflowPunct w:val="true"/>
+        <w:overflowPunct w:val="false"/>
         <w:jc w:val="both"/>
         <w:rPr/>
       </w:pPr>
@@ -14208,7 +14167,7 @@
           <w:numId w:val="23"/>
         </w:numPr>
         <w:suppressAutoHyphens w:val="true"/>
-        <w:overflowPunct w:val="true"/>
+        <w:overflowPunct w:val="false"/>
         <w:jc w:val="both"/>
         <w:rPr/>
       </w:pPr>
@@ -14245,7 +14204,7 @@
           <w:numId w:val="23"/>
         </w:numPr>
         <w:suppressAutoHyphens w:val="true"/>
-        <w:overflowPunct w:val="true"/>
+        <w:overflowPunct w:val="false"/>
         <w:jc w:val="both"/>
         <w:rPr/>
       </w:pPr>
@@ -14284,7 +14243,7 @@
           <w:numId w:val="0"/>
         </w:numPr>
         <w:suppressAutoHyphens w:val="true"/>
-        <w:overflowPunct w:val="true"/>
+        <w:overflowPunct w:val="false"/>
         <w:ind w:hanging="0" w:left="0"/>
         <w:jc w:val="both"/>
         <w:rPr>
@@ -14304,7 +14263,7 @@
           <w:numId w:val="0"/>
         </w:numPr>
         <w:suppressAutoHyphens w:val="true"/>
-        <w:overflowPunct w:val="true"/>
+        <w:overflowPunct w:val="false"/>
         <w:ind w:hanging="0" w:left="0"/>
         <w:jc w:val="both"/>
         <w:rPr/>
@@ -14326,7 +14285,7 @@
           <w:numId w:val="0"/>
         </w:numPr>
         <w:suppressAutoHyphens w:val="true"/>
-        <w:overflowPunct w:val="true"/>
+        <w:overflowPunct w:val="false"/>
         <w:ind w:hanging="0" w:left="0"/>
         <w:jc w:val="both"/>
         <w:rPr/>
@@ -14370,7 +14329,7 @@
           <w:numId w:val="0"/>
         </w:numPr>
         <w:suppressAutoHyphens w:val="true"/>
-        <w:overflowPunct w:val="true"/>
+        <w:overflowPunct w:val="false"/>
         <w:ind w:hanging="0" w:left="0"/>
         <w:jc w:val="left"/>
         <w:rPr>
@@ -14395,7 +14354,7 @@
           <w:numId w:val="0"/>
         </w:numPr>
         <w:suppressAutoHyphens w:val="true"/>
-        <w:overflowPunct w:val="true"/>
+        <w:overflowPunct w:val="false"/>
         <w:ind w:hanging="0" w:left="0"/>
         <w:jc w:val="center"/>
         <w:rPr>
@@ -14462,7 +14421,7 @@
           <w:numId w:val="0"/>
         </w:numPr>
         <w:suppressAutoHyphens w:val="true"/>
-        <w:overflowPunct w:val="true"/>
+        <w:overflowPunct w:val="false"/>
         <w:bidi w:val="0"/>
         <w:ind w:hanging="0" w:left="0"/>
         <w:jc w:val="left"/>
@@ -19207,7 +19166,7 @@
           <w:numId w:val="0"/>
         </w:numPr>
         <w:suppressAutoHyphens w:val="true"/>
-        <w:overflowPunct w:val="true"/>
+        <w:overflowPunct w:val="false"/>
         <w:ind w:hanging="0" w:left="0"/>
         <w:jc w:val="left"/>
         <w:rPr>
@@ -19824,7 +19783,7 @@
           <w:numId w:val="0"/>
         </w:numPr>
         <w:suppressAutoHyphens w:val="true"/>
-        <w:overflowPunct w:val="true"/>
+        <w:overflowPunct w:val="false"/>
         <w:ind w:hanging="0" w:left="0"/>
         <w:jc w:val="left"/>
         <w:rPr>
@@ -20253,7 +20212,7 @@
           <w:numId w:val="3"/>
         </w:numPr>
         <w:suppressAutoHyphens w:val="true"/>
-        <w:overflowPunct w:val="true"/>
+        <w:overflowPunct w:val="false"/>
         <w:jc w:val="center"/>
         <w:rPr>
           <w:i/>
@@ -22615,7 +22574,7 @@
           <w:numId w:val="0"/>
         </w:numPr>
         <w:suppressAutoHyphens w:val="true"/>
-        <w:overflowPunct w:val="true"/>
+        <w:overflowPunct w:val="false"/>
         <w:bidi w:val="0"/>
         <w:ind w:hanging="0" w:left="0"/>
         <w:jc w:val="both"/>
@@ -24239,7 +24198,7 @@
           <w:numId w:val="0"/>
         </w:numPr>
         <w:suppressAutoHyphens w:val="true"/>
-        <w:overflowPunct w:val="true"/>
+        <w:overflowPunct w:val="false"/>
         <w:ind w:hanging="0" w:left="0"/>
         <w:jc w:val="left"/>
         <w:rPr>
@@ -25080,7 +25039,7 @@
           <w:numId w:val="0"/>
         </w:numPr>
         <w:suppressAutoHyphens w:val="true"/>
-        <w:overflowPunct w:val="true"/>
+        <w:overflowPunct w:val="false"/>
         <w:ind w:hanging="0" w:left="0"/>
         <w:jc w:val="left"/>
         <w:rPr>
@@ -25469,7 +25428,7 @@
           <w:numId w:val="0"/>
         </w:numPr>
         <w:suppressAutoHyphens w:val="true"/>
-        <w:overflowPunct w:val="true"/>
+        <w:overflowPunct w:val="false"/>
         <w:ind w:hanging="0" w:left="0"/>
         <w:jc w:val="left"/>
         <w:rPr>
@@ -26037,7 +25996,7 @@
           <w:numId w:val="0"/>
         </w:numPr>
         <w:suppressAutoHyphens w:val="true"/>
-        <w:overflowPunct w:val="true"/>
+        <w:overflowPunct w:val="false"/>
         <w:ind w:hanging="0" w:left="0"/>
         <w:jc w:val="left"/>
         <w:rPr>
@@ -27626,7 +27585,7 @@
           <w:numId w:val="0"/>
         </w:numPr>
         <w:suppressAutoHyphens w:val="true"/>
-        <w:overflowPunct w:val="true"/>
+        <w:overflowPunct w:val="false"/>
         <w:ind w:hanging="0" w:left="0"/>
         <w:jc w:val="left"/>
         <w:rPr>
@@ -27979,7 +27938,7 @@
           <w:numId w:val="0"/>
         </w:numPr>
         <w:suppressAutoHyphens w:val="true"/>
-        <w:overflowPunct w:val="true"/>
+        <w:overflowPunct w:val="false"/>
         <w:ind w:hanging="0" w:left="0"/>
         <w:jc w:val="left"/>
         <w:rPr>
@@ -28479,13 +28438,27 @@
     <w:p>
       <w:pPr>
         <w:pStyle w:val="BodyText"/>
-        <w:rPr>
-          <w:rFonts w:ascii="Arial" w:hAnsi="Arial"/>
-        </w:rPr>
-      </w:pPr>
-      <w:r>
-        <w:rPr/>
-        <w:t>By default, no contribution and no contribution period can be assigned for an event in Admidio. A contribution of 0 and a contribution period of "One time" is assigned to the selected dates via the "Appointment selection". This means that they are recognized by the plugin as contribution roles and can be further edited using the “Advanced role editing” module.</w:t>
+        <w:jc w:val="both"/>
+        <w:rPr>
+          <w:rFonts w:ascii="Arial" w:hAnsi="Arial"/>
+        </w:rPr>
+      </w:pPr>
+      <w:r>
+        <w:rPr/>
+        <w:t>Events can be created using the Admidio "Events" module. If the option "Enable registration for this event" is activated for an event, a role (role type: "Confirmation of attendance") with the same name as the event is generated. All participants in this event become members of this role. However, since this is a special role type, Admidio does not allow a fee or a fee period to be assigned to this role by default.</w:t>
+      </w:r>
+    </w:p>
+    <w:p>
+      <w:pPr>
+        <w:pStyle w:val="BodyText"/>
+        <w:jc w:val="both"/>
+        <w:rPr>
+          <w:rFonts w:ascii="Arial" w:hAnsi="Arial"/>
+        </w:rPr>
+      </w:pPr>
+      <w:r>
+        <w:rPr/>
+        <w:t>The "Apointment selection" feature assigns a contribution of 0 and a contribution period of "One time" to the selected events/dates. This allows the plugin to recognize them as contribution roles, enabling further editing via the "Advanced role editing" module.</w:t>
       </w:r>
     </w:p>
     <w:p>
@@ -29348,7 +29321,7 @@
           <w:numId w:val="0"/>
         </w:numPr>
         <w:suppressAutoHyphens w:val="true"/>
-        <w:overflowPunct w:val="true"/>
+        <w:overflowPunct w:val="false"/>
         <w:ind w:hanging="0" w:left="0"/>
         <w:jc w:val="left"/>
         <w:rPr>
@@ -30839,7 +30812,7 @@
           <w:numId w:val="0"/>
         </w:numPr>
         <w:suppressAutoHyphens w:val="true"/>
-        <w:overflowPunct w:val="true"/>
+        <w:overflowPunct w:val="false"/>
         <w:ind w:hanging="0" w:left="0"/>
         <w:jc w:val="left"/>
         <w:rPr>
@@ -33008,7 +32981,7 @@
           </w:tcPr>
           <w:p>
             <w:pPr>
-              <w:pStyle w:val="Tabelleninhaltuser"/>
+              <w:pStyle w:val="Tabelleninhalt"/>
               <w:widowControl w:val="false"/>
               <w:jc w:val="left"/>
               <w:rPr>
@@ -33095,7 +33068,7 @@
           </w:tcPr>
           <w:p>
             <w:pPr>
-              <w:pStyle w:val="Tabelleninhaltuser"/>
+              <w:pStyle w:val="Tabelleninhalt"/>
               <w:widowControl w:val="false"/>
               <w:jc w:val="left"/>
               <w:rPr>
@@ -33182,7 +33155,7 @@
           </w:tcPr>
           <w:p>
             <w:pPr>
-              <w:pStyle w:val="Tabelleninhaltuser"/>
+              <w:pStyle w:val="Tabelleninhalt"/>
               <w:widowControl w:val="false"/>
               <w:jc w:val="left"/>
               <w:rPr>
@@ -33269,7 +33242,7 @@
           </w:tcPr>
           <w:p>
             <w:pPr>
-              <w:pStyle w:val="Tabelleninhaltuser"/>
+              <w:pStyle w:val="Tabelleninhalt"/>
               <w:widowControl w:val="false"/>
               <w:jc w:val="left"/>
               <w:rPr>
@@ -33356,7 +33329,7 @@
           </w:tcPr>
           <w:p>
             <w:pPr>
-              <w:pStyle w:val="Tabelleninhaltuser"/>
+              <w:pStyle w:val="Tabelleninhalt"/>
               <w:widowControl w:val="false"/>
               <w:jc w:val="left"/>
               <w:rPr>
@@ -33443,7 +33416,7 @@
           </w:tcPr>
           <w:p>
             <w:pPr>
-              <w:pStyle w:val="Tabelleninhaltuser"/>
+              <w:pStyle w:val="Tabelleninhalt"/>
               <w:widowControl w:val="false"/>
               <w:jc w:val="left"/>
               <w:rPr>
@@ -33530,7 +33503,7 @@
           </w:tcPr>
           <w:p>
             <w:pPr>
-              <w:pStyle w:val="Tabelleninhaltuser"/>
+              <w:pStyle w:val="Tabelleninhalt"/>
               <w:widowControl w:val="false"/>
               <w:jc w:val="left"/>
               <w:rPr>
@@ -33617,7 +33590,7 @@
           </w:tcPr>
           <w:p>
             <w:pPr>
-              <w:pStyle w:val="Tabelleninhaltuser"/>
+              <w:pStyle w:val="Tabelleninhalt"/>
               <w:widowControl w:val="false"/>
               <w:jc w:val="left"/>
               <w:rPr>
@@ -33704,7 +33677,7 @@
           </w:tcPr>
           <w:p>
             <w:pPr>
-              <w:pStyle w:val="Tabelleninhaltuser"/>
+              <w:pStyle w:val="Tabelleninhalt"/>
               <w:widowControl w:val="false"/>
               <w:jc w:val="left"/>
               <w:rPr>
@@ -33791,7 +33764,7 @@
           </w:tcPr>
           <w:p>
             <w:pPr>
-              <w:pStyle w:val="Tabelleninhaltuser"/>
+              <w:pStyle w:val="Tabelleninhalt"/>
               <w:widowControl w:val="false"/>
               <w:jc w:val="left"/>
               <w:rPr>
@@ -33878,7 +33851,7 @@
           </w:tcPr>
           <w:p>
             <w:pPr>
-              <w:pStyle w:val="Tabelleninhaltuser"/>
+              <w:pStyle w:val="Tabelleninhalt"/>
               <w:widowControl w:val="false"/>
               <w:jc w:val="left"/>
               <w:rPr>
@@ -33965,7 +33938,7 @@
           </w:tcPr>
           <w:p>
             <w:pPr>
-              <w:pStyle w:val="Tabelleninhaltuser"/>
+              <w:pStyle w:val="Tabelleninhalt"/>
               <w:widowControl w:val="false"/>
               <w:jc w:val="left"/>
               <w:rPr>
@@ -34052,7 +34025,7 @@
           </w:tcPr>
           <w:p>
             <w:pPr>
-              <w:pStyle w:val="Tabelleninhaltuser"/>
+              <w:pStyle w:val="Tabelleninhalt"/>
               <w:widowControl w:val="false"/>
               <w:jc w:val="left"/>
               <w:rPr>
@@ -34139,7 +34112,7 @@
           </w:tcPr>
           <w:p>
             <w:pPr>
-              <w:pStyle w:val="Tabelleninhaltuser"/>
+              <w:pStyle w:val="Tabelleninhalt"/>
               <w:widowControl w:val="false"/>
               <w:jc w:val="left"/>
               <w:rPr>
@@ -34226,7 +34199,7 @@
           </w:tcPr>
           <w:p>
             <w:pPr>
-              <w:pStyle w:val="Tabelleninhaltuser"/>
+              <w:pStyle w:val="Tabelleninhalt"/>
               <w:widowControl w:val="false"/>
               <w:jc w:val="left"/>
               <w:rPr>
@@ -34313,7 +34286,7 @@
           </w:tcPr>
           <w:p>
             <w:pPr>
-              <w:pStyle w:val="Tabelleninhaltuser"/>
+              <w:pStyle w:val="Tabelleninhalt"/>
               <w:widowControl w:val="false"/>
               <w:jc w:val="left"/>
               <w:rPr>
@@ -34400,7 +34373,7 @@
           </w:tcPr>
           <w:p>
             <w:pPr>
-              <w:pStyle w:val="Tabelleninhaltuser"/>
+              <w:pStyle w:val="Tabelleninhalt"/>
               <w:widowControl w:val="false"/>
               <w:jc w:val="left"/>
               <w:rPr>
@@ -34487,7 +34460,7 @@
           </w:tcPr>
           <w:p>
             <w:pPr>
-              <w:pStyle w:val="Tabelleninhaltuser"/>
+              <w:pStyle w:val="Tabelleninhalt"/>
               <w:widowControl w:val="false"/>
               <w:jc w:val="left"/>
               <w:rPr>
@@ -34574,7 +34547,7 @@
           </w:tcPr>
           <w:p>
             <w:pPr>
-              <w:pStyle w:val="Tabelleninhaltuser"/>
+              <w:pStyle w:val="Tabelleninhalt"/>
               <w:widowControl w:val="false"/>
               <w:jc w:val="left"/>
               <w:rPr>
@@ -34661,7 +34634,7 @@
           </w:tcPr>
           <w:p>
             <w:pPr>
-              <w:pStyle w:val="Tabelleninhaltuser"/>
+              <w:pStyle w:val="Tabelleninhalt"/>
               <w:widowControl w:val="false"/>
               <w:jc w:val="left"/>
               <w:rPr>
@@ -34748,7 +34721,7 @@
           </w:tcPr>
           <w:p>
             <w:pPr>
-              <w:pStyle w:val="Tabelleninhaltuser"/>
+              <w:pStyle w:val="Tabelleninhalt"/>
               <w:widowControl w:val="false"/>
               <w:jc w:val="left"/>
               <w:rPr>
@@ -34835,7 +34808,7 @@
           </w:tcPr>
           <w:p>
             <w:pPr>
-              <w:pStyle w:val="Tabelleninhaltuser"/>
+              <w:pStyle w:val="Tabelleninhalt"/>
               <w:widowControl w:val="false"/>
               <w:jc w:val="left"/>
               <w:rPr>
@@ -34922,7 +34895,7 @@
           </w:tcPr>
           <w:p>
             <w:pPr>
-              <w:pStyle w:val="Tabelleninhaltuser"/>
+              <w:pStyle w:val="Tabelleninhalt"/>
               <w:widowControl w:val="false"/>
               <w:jc w:val="left"/>
               <w:rPr>
@@ -35009,7 +34982,7 @@
           </w:tcPr>
           <w:p>
             <w:pPr>
-              <w:pStyle w:val="Tabelleninhaltuser"/>
+              <w:pStyle w:val="Tabelleninhalt"/>
               <w:widowControl w:val="false"/>
               <w:jc w:val="left"/>
               <w:rPr>
@@ -35509,7 +35482,7 @@
           <w:numId w:val="0"/>
         </w:numPr>
         <w:suppressAutoHyphens w:val="true"/>
-        <w:overflowPunct w:val="true"/>
+        <w:overflowPunct w:val="false"/>
         <w:ind w:hanging="0" w:left="0"/>
         <w:jc w:val="left"/>
         <w:rPr>
@@ -42797,7 +42770,7 @@
     <w:pPr>
       <w:widowControl/>
       <w:suppressAutoHyphens w:val="true"/>
-      <w:overflowPunct w:val="true"/>
+      <w:overflowPunct w:val="false"/>
       <w:bidi w:val="0"/>
       <w:spacing w:before="0" w:after="0"/>
       <w:jc w:val="left"/>
@@ -42813,7 +42786,7 @@
   </w:style>
   <w:style w:type="paragraph" w:styleId="Heading1">
     <w:name w:val="heading 1"/>
-    <w:basedOn w:val="berschriftuser"/>
+    <w:basedOn w:val="berschrift"/>
     <w:next w:val="BodyText"/>
     <w:qFormat/>
     <w:pPr>
@@ -42829,7 +42802,7 @@
   </w:style>
   <w:style w:type="paragraph" w:styleId="Heading2">
     <w:name w:val="heading 2"/>
-    <w:basedOn w:val="berschriftuser"/>
+    <w:basedOn w:val="berschrift"/>
     <w:next w:val="BodyText"/>
     <w:qFormat/>
     <w:pPr>
@@ -42845,7 +42818,7 @@
   </w:style>
   <w:style w:type="paragraph" w:styleId="Heading3">
     <w:name w:val="heading 3"/>
-    <w:basedOn w:val="berschriftuser"/>
+    <w:basedOn w:val="berschrift"/>
     <w:next w:val="BodyText"/>
     <w:qFormat/>
     <w:pPr>
@@ -42861,7 +42834,7 @@
   </w:style>
   <w:style w:type="paragraph" w:styleId="Heading4">
     <w:name w:val="heading 4"/>
-    <w:basedOn w:val="berschriftuser"/>
+    <w:basedOn w:val="berschrift"/>
     <w:next w:val="BodyText"/>
     <w:qFormat/>
     <w:pPr>
@@ -42877,8 +42850,8 @@
       <w:szCs w:val="26"/>
     </w:rPr>
   </w:style>
-  <w:style w:type="character" w:styleId="Aufzhlungszeichenuser">
-    <w:name w:val="Aufzählungszeichen (user)"/>
+  <w:style w:type="character" w:styleId="Aufzhlungszeichen">
+    <w:name w:val="Aufzählungszeichen"/>
     <w:qFormat/>
     <w:rPr>
       <w:rFonts w:ascii="OpenSymbol" w:hAnsi="OpenSymbol" w:eastAsia="OpenSymbol" w:cs="OpenSymbol"/>
@@ -42893,13 +42866,13 @@
       <w:lang w:val="en-US" w:eastAsia="zxx" w:bidi="zxx"/>
     </w:rPr>
   </w:style>
-  <w:style w:type="character" w:styleId="Verzeichnissprunguser">
-    <w:name w:val="Verzeichnissprung (user)"/>
+  <w:style w:type="character" w:styleId="Verzeichnissprung">
+    <w:name w:val="Verzeichnissprung"/>
     <w:qFormat/>
     <w:rPr/>
   </w:style>
-  <w:style w:type="character" w:styleId="Nummerierungszeichenuser">
-    <w:name w:val="Nummerierungszeichen (user)"/>
+  <w:style w:type="character" w:styleId="Nummerierungszeichen">
+    <w:name w:val="Nummerierungszeichen"/>
     <w:qFormat/>
     <w:rPr>
       <w:rFonts w:ascii="Arial" w:hAnsi="Arial"/>
@@ -42944,13 +42917,13 @@
       <w:u w:val="single"/>
     </w:rPr>
   </w:style>
-  <w:style w:type="character" w:styleId="Verzeichnissprung">
-    <w:name w:val="Verzeichnissprung"/>
+  <w:style w:type="character" w:styleId="Verzeichnissprunguser">
+    <w:name w:val="Verzeichnissprung (user)"/>
     <w:qFormat/>
     <w:rPr/>
   </w:style>
-  <w:style w:type="character" w:styleId="Aufzhlungszeichen">
-    <w:name w:val="Aufzählungszeichen"/>
+  <w:style w:type="character" w:styleId="Aufzhlungszeichenuser">
+    <w:name w:val="Aufzählungszeichen (user)"/>
     <w:qFormat/>
     <w:rPr>
       <w:rFonts w:ascii="OpenSymbol" w:hAnsi="OpenSymbol" w:eastAsia="OpenSymbol" w:cs="OpenSymbol"/>
@@ -43054,15 +43027,15 @@
     </w:pPr>
     <w:rPr/>
   </w:style>
-  <w:style w:type="paragraph" w:styleId="Kopf-Fuzeileuser">
-    <w:name w:val="Kopf-/Fußzeile (user)"/>
+  <w:style w:type="paragraph" w:styleId="Kopf-Fuzeile">
+    <w:name w:val="Kopf-/Fußzeile"/>
     <w:basedOn w:val="Normal"/>
     <w:qFormat/>
     <w:pPr/>
     <w:rPr/>
   </w:style>
-  <w:style w:type="paragraph" w:styleId="Kopf-Fuzeile">
-    <w:name w:val="Kopf-/Fußzeile"/>
+  <w:style w:type="paragraph" w:styleId="Kopf-Fuzeileuser">
+    <w:name w:val="Kopf-/Fußzeile (user)"/>
     <w:basedOn w:val="Normal"/>
     <w:qFormat/>
     <w:pPr/>
@@ -43078,7 +43051,7 @@
   </w:style>
   <w:style w:type="paragraph" w:styleId="IndexHeading">
     <w:name w:val="index heading"/>
-    <w:basedOn w:val="berschriftuser"/>
+    <w:basedOn w:val="berschrift"/>
     <w:pPr>
       <w:suppressLineNumbers/>
       <w:ind w:hanging="0" w:left="0"/>
@@ -43107,7 +43080,7 @@
   </w:style>
   <w:style w:type="paragraph" w:styleId="TOC1">
     <w:name w:val="toc 1"/>
-    <w:basedOn w:val="Verzeichnisuser"/>
+    <w:basedOn w:val="Verzeichnis"/>
     <w:pPr>
       <w:tabs>
         <w:tab w:val="clear" w:pos="709"/>
@@ -43122,7 +43095,7 @@
   </w:style>
   <w:style w:type="paragraph" w:styleId="TOC2">
     <w:name w:val="toc 2"/>
-    <w:basedOn w:val="Verzeichnisuser"/>
+    <w:basedOn w:val="Verzeichnis"/>
     <w:pPr>
       <w:tabs>
         <w:tab w:val="clear" w:pos="709"/>
@@ -43137,7 +43110,7 @@
   </w:style>
   <w:style w:type="paragraph" w:styleId="TOC3">
     <w:name w:val="toc 3"/>
-    <w:basedOn w:val="Verzeichnisuser"/>
+    <w:basedOn w:val="Verzeichnis"/>
     <w:pPr>
       <w:tabs>
         <w:tab w:val="clear" w:pos="709"/>
@@ -43152,7 +43125,7 @@
   </w:style>
   <w:style w:type="paragraph" w:styleId="TOC4">
     <w:name w:val="toc 4"/>
-    <w:basedOn w:val="Verzeichnisuser"/>
+    <w:basedOn w:val="Verzeichnis"/>
     <w:pPr>
       <w:tabs>
         <w:tab w:val="clear" w:pos="709"/>
@@ -43162,8 +43135,8 @@
     </w:pPr>
     <w:rPr/>
   </w:style>
-  <w:style w:type="paragraph" w:styleId="Tabelleninhaltuser">
-    <w:name w:val="Tabelleninhalt (user)"/>
+  <w:style w:type="paragraph" w:styleId="Tabelleninhalt">
+    <w:name w:val="Tabelleninhalt"/>
     <w:basedOn w:val="Normal"/>
     <w:qFormat/>
     <w:pPr>
@@ -43172,9 +43145,9 @@
     </w:pPr>
     <w:rPr/>
   </w:style>
-  <w:style w:type="paragraph" w:styleId="Tabellenberschriftuser">
-    <w:name w:val="Tabellenüberschrift (user)"/>
-    <w:basedOn w:val="Tabelleninhaltuser"/>
+  <w:style w:type="paragraph" w:styleId="Tabellenberschrift">
+    <w:name w:val="Tabellenüberschrift"/>
+    <w:basedOn w:val="Tabelleninhalt"/>
     <w:qFormat/>
     <w:pPr>
       <w:suppressLineNumbers/>

--- a/docs/documentation-en.docx
+++ b/docs/documentation-en.docx
@@ -753,7 +753,7 @@
     </w:p>
     <w:p>
       <w:pPr>
-        <w:pStyle w:val="Verzeichnis"/>
+        <w:pStyle w:val="Verzeichnisuser"/>
         <w:rPr/>
       </w:pPr>
       <w:r>
@@ -773,7 +773,7 @@
     </w:p>
     <w:p>
       <w:pPr>
-        <w:pStyle w:val="Verzeichnis"/>
+        <w:pStyle w:val="Verzeichnisuser"/>
         <w:rPr/>
       </w:pPr>
       <w:r>
@@ -805,7 +805,7 @@
     </w:p>
     <w:p>
       <w:pPr>
-        <w:pStyle w:val="Verzeichnis"/>
+        <w:pStyle w:val="Verzeichnisuser"/>
         <w:rPr/>
       </w:pPr>
       <w:r>
@@ -837,7 +837,7 @@
     </w:p>
     <w:p>
       <w:pPr>
-        <w:pStyle w:val="Verzeichnis"/>
+        <w:pStyle w:val="Verzeichnisuser"/>
         <w:rPr/>
       </w:pPr>
       <w:r>
@@ -884,7 +884,7 @@
     </w:p>
     <w:p>
       <w:pPr>
-        <w:pStyle w:val="Verzeichnis"/>
+        <w:pStyle w:val="Verzeichnisuser"/>
         <w:rPr/>
       </w:pPr>
       <w:r>
@@ -899,7 +899,7 @@
     </w:p>
     <w:p>
       <w:pPr>
-        <w:pStyle w:val="Verzeichnis"/>
+        <w:pStyle w:val="Verzeichnisuser"/>
         <w:rPr/>
       </w:pPr>
       <w:r>
@@ -959,7 +959,7 @@
     </w:p>
     <w:p>
       <w:pPr>
-        <w:pStyle w:val="Verzeichnis"/>
+        <w:pStyle w:val="Verzeichnisuser"/>
         <w:rPr/>
       </w:pPr>
       <w:r>
@@ -982,7 +982,7 @@
     </w:p>
     <w:p>
       <w:pPr>
-        <w:pStyle w:val="Verzeichnis"/>
+        <w:pStyle w:val="Verzeichnisuser"/>
         <w:rPr/>
       </w:pPr>
       <w:r>
@@ -1014,7 +1014,7 @@
     </w:p>
     <w:p>
       <w:pPr>
-        <w:pStyle w:val="Verzeichnis"/>
+        <w:pStyle w:val="Verzeichnisuser"/>
         <w:rPr/>
       </w:pPr>
       <w:r>
@@ -1037,7 +1037,7 @@
     </w:p>
     <w:p>
       <w:pPr>
-        <w:pStyle w:val="Verzeichnis"/>
+        <w:pStyle w:val="Verzeichnisuser"/>
         <w:bidi w:val="0"/>
         <w:jc w:val="left"/>
         <w:rPr>
@@ -1468,7 +1468,7 @@
               </w:rPr>
               <w:t>Export menu</w:t>
               <w:tab/>
-              <w:t>14</w:t>
+              <w:t>15</w:t>
             </w:r>
           </w:hyperlink>
         </w:p>
@@ -2128,7 +2128,7 @@
               </w:rPr>
               <w:t>Due date</w:t>
               <w:tab/>
-              <w:t>30</w:t>
+              <w:t>31</w:t>
             </w:r>
           </w:hyperlink>
         </w:p>
@@ -2148,7 +2148,7 @@
               </w:rPr>
               <w:t>XML file</w:t>
               <w:tab/>
-              <w:t>32</w:t>
+              <w:t>33</w:t>
             </w:r>
           </w:hyperlink>
         </w:p>
@@ -2168,7 +2168,7 @@
               </w:rPr>
               <w:t>Control file</w:t>
               <w:tab/>
-              <w:t>32</w:t>
+              <w:t>33</w:t>
             </w:r>
           </w:hyperlink>
         </w:p>
@@ -2188,7 +2188,7 @@
               </w:rPr>
               <w:t>Pre-notification</w:t>
               <w:tab/>
-              <w:t>33</w:t>
+              <w:t>34</w:t>
             </w:r>
           </w:hyperlink>
         </w:p>
@@ -2208,7 +2208,7 @@
               </w:rPr>
               <w:t>Invoice</w:t>
               <w:tab/>
-              <w:t>35</w:t>
+              <w:t>36</w:t>
             </w:r>
           </w:hyperlink>
         </w:p>
@@ -2228,7 +2228,7 @@
               </w:rPr>
               <w:t>The Export button</w:t>
               <w:tab/>
-              <w:t>35</w:t>
+              <w:t>36</w:t>
             </w:r>
           </w:hyperlink>
         </w:p>
@@ -2248,7 +2248,7 @@
               </w:rPr>
               <w:t>The E-mail button</w:t>
               <w:tab/>
-              <w:t>35</w:t>
+              <w:t>36</w:t>
             </w:r>
           </w:hyperlink>
         </w:p>
@@ -2268,7 +2268,7 @@
               </w:rPr>
               <w:t>Mandate management</w:t>
               <w:tab/>
-              <w:t>37</w:t>
+              <w:t>38</w:t>
             </w:r>
           </w:hyperlink>
         </w:p>
@@ -2288,7 +2288,7 @@
               </w:rPr>
               <w:t>Create mandate references</w:t>
               <w:tab/>
-              <w:t>37</w:t>
+              <w:t>38</w:t>
             </w:r>
           </w:hyperlink>
         </w:p>
@@ -2308,7 +2308,7 @@
               </w:rPr>
               <w:t>Edit mandate</w:t>
               <w:tab/>
-              <w:t>38</w:t>
+              <w:t>39</w:t>
             </w:r>
           </w:hyperlink>
         </w:p>
@@ -2328,7 +2328,7 @@
               </w:rPr>
               <w:t>Options</w:t>
               <w:tab/>
-              <w:t>39</w:t>
+              <w:t>40</w:t>
             </w:r>
           </w:hyperlink>
         </w:p>
@@ -2348,7 +2348,7 @@
               </w:rPr>
               <w:t>Generate membership number(s).</w:t>
               <w:tab/>
-              <w:t>39</w:t>
+              <w:t>40</w:t>
             </w:r>
           </w:hyperlink>
         </w:p>
@@ -2368,7 +2368,7 @@
               </w:rPr>
               <w:t>Update family roles</w:t>
               <w:tab/>
-              <w:t>40</w:t>
+              <w:t>41</w:t>
             </w:r>
           </w:hyperlink>
         </w:p>
@@ -2388,7 +2388,7 @@
               </w:rPr>
               <w:t>Copy</w:t>
               <w:tab/>
-              <w:t>41</w:t>
+              <w:t>42</w:t>
             </w:r>
           </w:hyperlink>
         </w:p>
@@ -2408,7 +2408,7 @@
               </w:rPr>
               <w:t>Tests</w:t>
               <w:tab/>
-              <w:t>42</w:t>
+              <w:t>43</w:t>
             </w:r>
           </w:hyperlink>
         </w:p>
@@ -2428,7 +2428,7 @@
               </w:rPr>
               <w:t>Age-bases roles</w:t>
               <w:tab/>
-              <w:t>42</w:t>
+              <w:t>43</w:t>
             </w:r>
           </w:hyperlink>
         </w:p>
@@ -2448,7 +2448,7 @@
               </w:rPr>
               <w:t>Role membership (age-based roles)</w:t>
               <w:tab/>
-              <w:t>42</w:t>
+              <w:t>43</w:t>
             </w:r>
           </w:hyperlink>
         </w:p>
@@ -2468,7 +2468,7 @@
               </w:rPr>
               <w:t>Role membership (mandatory)</w:t>
               <w:tab/>
-              <w:t>42</w:t>
+              <w:t>43</w:t>
             </w:r>
           </w:hyperlink>
         </w:p>
@@ -2488,7 +2488,7 @@
               </w:rPr>
               <w:t>Role membership (exclusion)</w:t>
               <w:tab/>
-              <w:t>42</w:t>
+              <w:t>43</w:t>
             </w:r>
           </w:hyperlink>
         </w:p>
@@ -2508,7 +2508,7 @@
               </w:rPr>
               <w:t>Family roles</w:t>
               <w:tab/>
-              <w:t>42</w:t>
+              <w:t>43</w:t>
             </w:r>
           </w:hyperlink>
         </w:p>
@@ -2528,7 +2528,7 @@
               </w:rPr>
               <w:t>Account details</w:t>
               <w:tab/>
-              <w:t>42</w:t>
+              <w:t>43</w:t>
             </w:r>
           </w:hyperlink>
         </w:p>
@@ -2548,7 +2548,7 @@
               </w:rPr>
               <w:t>Mandate management</w:t>
               <w:tab/>
-              <w:t>42</w:t>
+              <w:t>43</w:t>
             </w:r>
           </w:hyperlink>
         </w:p>
@@ -2568,7 +2568,7 @@
               </w:rPr>
               <w:t>IBAN test</w:t>
               <w:tab/>
-              <w:t>42</w:t>
+              <w:t>43</w:t>
             </w:r>
           </w:hyperlink>
         </w:p>
@@ -2588,7 +2588,7 @@
               </w:rPr>
               <w:t>BIC test</w:t>
               <w:tab/>
-              <w:t>43</w:t>
+              <w:t>44</w:t>
             </w:r>
           </w:hyperlink>
         </w:p>
@@ -2608,7 +2608,7 @@
               </w:rPr>
               <w:t>Overview of roles</w:t>
               <w:tab/>
-              <w:t>44</w:t>
+              <w:t>45</w:t>
             </w:r>
           </w:hyperlink>
         </w:p>
@@ -2628,7 +2628,7 @@
               </w:rPr>
               <w:t>Plugin information</w:t>
               <w:tab/>
-              <w:t>44</w:t>
+              <w:t>45</w:t>
             </w:r>
           </w:hyperlink>
         </w:p>
@@ -2648,7 +2648,7 @@
               </w:rPr>
               <w:t>Preferences</w:t>
               <w:tab/>
-              <w:t>45</w:t>
+              <w:t>46</w:t>
             </w:r>
           </w:hyperlink>
         </w:p>
@@ -2668,7 +2668,7 @@
               </w:rPr>
               <w:t>Contribution settings</w:t>
               <w:tab/>
-              <w:t>45</w:t>
+              <w:t>46</w:t>
             </w:r>
           </w:hyperlink>
         </w:p>
@@ -2688,7 +2688,7 @@
               </w:rPr>
               <w:t>Age-based roles</w:t>
               <w:tab/>
-              <w:t>45</w:t>
+              <w:t>46</w:t>
             </w:r>
           </w:hyperlink>
         </w:p>
@@ -2708,7 +2708,7 @@
               </w:rPr>
               <w:t>Family roles</w:t>
               <w:tab/>
-              <w:t>46</w:t>
+              <w:t>47</w:t>
             </w:r>
           </w:hyperlink>
         </w:p>
@@ -2728,7 +2728,7 @@
               </w:rPr>
               <w:t>Multiplier roles</w:t>
               <w:tab/>
-              <w:t>46</w:t>
+              <w:t>47</w:t>
             </w:r>
           </w:hyperlink>
         </w:p>
@@ -2748,7 +2748,7 @@
               </w:rPr>
               <w:t>Advanced role editing</w:t>
               <w:tab/>
-              <w:t>46</w:t>
+              <w:t>47</w:t>
             </w:r>
           </w:hyperlink>
         </w:p>
@@ -2768,7 +2768,7 @@
               </w:rPr>
               <w:t>Apointment selection</w:t>
               <w:tab/>
-              <w:t>47</w:t>
+              <w:t>48</w:t>
             </w:r>
           </w:hyperlink>
         </w:p>
@@ -2788,7 +2788,7 @@
               </w:rPr>
               <w:t>Individual contributions</w:t>
               <w:tab/>
-              <w:t>47</w:t>
+              <w:t>48</w:t>
             </w:r>
           </w:hyperlink>
         </w:p>
@@ -2808,7 +2808,7 @@
               </w:rPr>
               <w:t>Account details</w:t>
               <w:tab/>
-              <w:t>48</w:t>
+              <w:t>49</w:t>
             </w:r>
           </w:hyperlink>
         </w:p>
@@ -2828,7 +2828,7 @@
               </w:rPr>
               <w:t>Mandate management</w:t>
               <w:tab/>
-              <w:t>50</w:t>
+              <w:t>51</w:t>
             </w:r>
           </w:hyperlink>
         </w:p>
@@ -2848,7 +2848,7 @@
               </w:rPr>
               <w:t>The prefix</w:t>
               <w:tab/>
-              <w:t>50</w:t>
+              <w:t>51</w:t>
             </w:r>
           </w:hyperlink>
         </w:p>
@@ -2868,7 +2868,7 @@
               </w:rPr>
               <w:t>The zeros</w:t>
               <w:tab/>
-              <w:t>50</w:t>
+              <w:t>51</w:t>
             </w:r>
           </w:hyperlink>
         </w:p>
@@ -2888,7 +2888,7 @@
               </w:rPr>
               <w:t>The sequential number</w:t>
               <w:tab/>
-              <w:t>50</w:t>
+              <w:t>51</w:t>
             </w:r>
           </w:hyperlink>
         </w:p>
@@ -2908,7 +2908,7 @@
               </w:rPr>
               <w:t>View definitions</w:t>
               <w:tab/>
-              <w:t>51</w:t>
+              <w:t>52</w:t>
             </w:r>
           </w:hyperlink>
         </w:p>
@@ -2928,7 +2928,7 @@
               </w:rPr>
               <w:t>Export</w:t>
               <w:tab/>
-              <w:t>51</w:t>
+              <w:t>52</w:t>
             </w:r>
           </w:hyperlink>
         </w:p>
@@ -2948,7 +2948,7 @@
               </w:rPr>
               <w:t>Email notifications</w:t>
               <w:tab/>
-              <w:t>52</w:t>
+              <w:t>53</w:t>
             </w:r>
           </w:hyperlink>
         </w:p>
@@ -2968,7 +2968,7 @@
               </w:rPr>
               <w:t>Tests</w:t>
               <w:tab/>
-              <w:t>52</w:t>
+              <w:t>53</w:t>
             </w:r>
           </w:hyperlink>
         </w:p>
@@ -2988,7 +2988,7 @@
               </w:rPr>
               <w:t>Enable tests</w:t>
               <w:tab/>
-              <w:t>52</w:t>
+              <w:t>53</w:t>
             </w:r>
           </w:hyperlink>
         </w:p>
@@ -3008,7 +3008,7 @@
               </w:rPr>
               <w:t>Role membership (age-based roles)</w:t>
               <w:tab/>
-              <w:t>53</w:t>
+              <w:t>54</w:t>
             </w:r>
           </w:hyperlink>
         </w:p>
@@ -3028,7 +3028,7 @@
               </w:rPr>
               <w:t>Role membership (mandatory) and Role membership (exclusion)</w:t>
               <w:tab/>
-              <w:t>53</w:t>
+              <w:t>54</w:t>
             </w:r>
           </w:hyperlink>
         </w:p>
@@ -3048,7 +3048,7 @@
               </w:rPr>
               <w:t>Family roles</w:t>
               <w:tab/>
-              <w:t>54</w:t>
+              <w:t>55</w:t>
             </w:r>
           </w:hyperlink>
         </w:p>
@@ -3068,7 +3068,7 @@
               </w:rPr>
               <w:t>Access permission for preferences</w:t>
               <w:tab/>
-              <w:t>56</w:t>
+              <w:t>57</w:t>
             </w:r>
           </w:hyperlink>
         </w:p>
@@ -3088,7 +3088,7 @@
               </w:rPr>
               <w:t>Delete Amounts</w:t>
               <w:tab/>
-              <w:t>56</w:t>
+              <w:t>57</w:t>
             </w:r>
           </w:hyperlink>
         </w:p>
@@ -3108,7 +3108,7 @@
               </w:rPr>
               <w:t>Uninstall</w:t>
               <w:tab/>
-              <w:t>57</w:t>
+              <w:t>58</w:t>
             </w:r>
           </w:hyperlink>
         </w:p>
@@ -3128,7 +3128,7 @@
               </w:rPr>
               <w:t>Saving the configuration</w:t>
               <w:tab/>
-              <w:t>58</w:t>
+              <w:t>59</w:t>
             </w:r>
           </w:hyperlink>
         </w:p>
@@ -3148,7 +3148,7 @@
               </w:rPr>
               <w:t>Information on contribution calculation on the overview page</w:t>
               <w:tab/>
-              <w:t>59</w:t>
+              <w:t>60</w:t>
             </w:r>
           </w:hyperlink>
         </w:p>
@@ -3168,7 +3168,7 @@
               </w:rPr>
               <w:t>Procedure for a contribution calculation</w:t>
               <w:tab/>
-              <w:t>60</w:t>
+              <w:t>61</w:t>
             </w:r>
           </w:hyperlink>
         </w:p>
@@ -3188,7 +3188,7 @@
               </w:rPr>
               <w:t>Rough process</w:t>
               <w:tab/>
-              <w:t>60</w:t>
+              <w:t>61</w:t>
             </w:r>
           </w:hyperlink>
         </w:p>
@@ -3214,7 +3214,7 @@
               </w:rPr>
               <w:t>Schedule</w:t>
               <w:tab/>
-              <w:t>60</w:t>
+              <w:t>61</w:t>
             </w:r>
           </w:hyperlink>
         </w:p>
@@ -3234,7 +3234,7 @@
               </w:rPr>
               <w:t>Admission of the new member</w:t>
               <w:tab/>
-              <w:t>60</w:t>
+              <w:t>61</w:t>
             </w:r>
           </w:hyperlink>
         </w:p>
@@ -3254,7 +3254,7 @@
               </w:rPr>
               <w:t>Generate membership number</w:t>
               <w:tab/>
-              <w:t>60</w:t>
+              <w:t>61</w:t>
             </w:r>
           </w:hyperlink>
         </w:p>
@@ -3274,7 +3274,7 @@
               </w:rPr>
               <w:t>Create mandate reference</w:t>
               <w:tab/>
-              <w:t>60</w:t>
+              <w:t>61</w:t>
             </w:r>
           </w:hyperlink>
         </w:p>
@@ -3294,7 +3294,7 @@
               </w:rPr>
               <w:t>Enter mandate date</w:t>
               <w:tab/>
-              <w:t>60</w:t>
+              <w:t>61</w:t>
             </w:r>
           </w:hyperlink>
         </w:p>
@@ -3314,7 +3314,7 @@
               </w:rPr>
               <w:t>Perform remapping</w:t>
               <w:tab/>
-              <w:t>61</w:t>
+              <w:t>62</w:t>
             </w:r>
           </w:hyperlink>
         </w:p>
@@ -3334,7 +3334,7 @@
               </w:rPr>
               <w:t>Contribution calculation</w:t>
               <w:tab/>
-              <w:t>61</w:t>
+              <w:t>62</w:t>
             </w:r>
           </w:hyperlink>
         </w:p>
@@ -3354,7 +3354,7 @@
               </w:rPr>
               <w:t>Due Date</w:t>
               <w:tab/>
-              <w:t>61</w:t>
+              <w:t>62</w:t>
             </w:r>
           </w:hyperlink>
         </w:p>
@@ -3374,7 +3374,7 @@
               </w:rPr>
               <w:t>XML file</w:t>
               <w:tab/>
-              <w:t>61</w:t>
+              <w:t>62</w:t>
             </w:r>
           </w:hyperlink>
         </w:p>
@@ -3394,7 +3394,7 @@
               </w:rPr>
               <w:t>Pre-notification</w:t>
               <w:tab/>
-              <w:t>61</w:t>
+              <w:t>62</w:t>
             </w:r>
           </w:hyperlink>
         </w:p>
@@ -3414,7 +3414,7 @@
               </w:rPr>
               <w:t>Distribution of the XML file</w:t>
               <w:tab/>
-              <w:t>61</w:t>
+              <w:t>62</w:t>
             </w:r>
           </w:hyperlink>
         </w:p>
@@ -3434,7 +3434,7 @@
               </w:rPr>
               <w:t>Completion of a contribution calculation</w:t>
               <w:tab/>
-              <w:t>61</w:t>
+              <w:t>62</w:t>
             </w:r>
           </w:hyperlink>
           <w:r>
@@ -3448,7 +3448,7 @@
     </w:sdt>
     <w:p>
       <w:pPr>
-        <w:pStyle w:val="Verzeichnis"/>
+        <w:pStyle w:val="Verzeichnisuser"/>
         <w:rPr>
           <w:rFonts w:ascii="Arial" w:hAnsi="Arial"/>
           <w:sz w:val="20"/>
@@ -5531,7 +5531,7 @@
           <w:szCs w:val="20"/>
         </w:rPr>
         <w:drawing>
-          <wp:anchor distT="0" distB="0" distL="0" distR="0" simplePos="0" relativeHeight="107" behindDoc="0" locked="0" layoutInCell="0" allowOverlap="1">
+          <wp:anchor distT="0" distB="0" distL="0" distR="0" simplePos="0" relativeHeight="106" behindDoc="0" locked="0" layoutInCell="0" allowOverlap="1">
             <wp:simplePos x="0" y="0"/>
             <wp:positionH relativeFrom="column">
               <wp:posOffset>-6985</wp:posOffset>
@@ -6340,7 +6340,7 @@
           <w:numId w:val="0"/>
         </w:numPr>
         <w:suppressAutoHyphens w:val="true"/>
-        <w:overflowPunct w:val="false"/>
+        <w:overflowPunct w:val="true"/>
         <w:ind w:hanging="0" w:left="0"/>
         <w:jc w:val="both"/>
         <w:rPr/>
@@ -8026,7 +8026,7 @@
           <w:numId w:val="0"/>
         </w:numPr>
         <w:suppressAutoHyphens w:val="true"/>
-        <w:overflowPunct w:val="false"/>
+        <w:overflowPunct w:val="true"/>
         <w:ind w:hanging="0" w:left="0"/>
         <w:jc w:val="left"/>
         <w:rPr/>
@@ -9092,7 +9092,7 @@
       <w:r>
         <w:rPr/>
         <w:drawing>
-          <wp:anchor distT="0" distB="0" distL="0" distR="0" simplePos="0" relativeHeight="34" behindDoc="0" locked="0" layoutInCell="0" allowOverlap="1">
+          <wp:anchor distT="0" distB="0" distL="0" distR="0" simplePos="0" relativeHeight="33" behindDoc="0" locked="0" layoutInCell="0" allowOverlap="1">
             <wp:simplePos x="0" y="0"/>
             <wp:positionH relativeFrom="column">
               <wp:posOffset>-35560</wp:posOffset>
@@ -9258,7 +9258,7 @@
       <w:r>
         <w:rPr/>
         <w:drawing>
-          <wp:anchor distT="0" distB="0" distL="0" distR="0" simplePos="0" relativeHeight="35" behindDoc="0" locked="0" layoutInCell="0" allowOverlap="1">
+          <wp:anchor distT="0" distB="0" distL="0" distR="0" simplePos="0" relativeHeight="34" behindDoc="0" locked="0" layoutInCell="0" allowOverlap="1">
             <wp:simplePos x="0" y="0"/>
             <wp:positionH relativeFrom="column">
               <wp:posOffset>-43180</wp:posOffset>
@@ -9352,7 +9352,7 @@
       <w:r>
         <w:rPr/>
         <w:drawing>
-          <wp:anchor distT="0" distB="0" distL="0" distR="0" simplePos="0" relativeHeight="36" behindDoc="0" locked="0" layoutInCell="0" allowOverlap="1">
+          <wp:anchor distT="0" distB="0" distL="0" distR="0" simplePos="0" relativeHeight="35" behindDoc="0" locked="0" layoutInCell="0" allowOverlap="1">
             <wp:simplePos x="0" y="0"/>
             <wp:positionH relativeFrom="column">
               <wp:posOffset>39370</wp:posOffset>
@@ -9471,7 +9471,7 @@
       <w:r>
         <w:rPr/>
         <w:drawing>
-          <wp:anchor distT="0" distB="0" distL="0" distR="0" simplePos="0" relativeHeight="37" behindDoc="0" locked="0" layoutInCell="0" allowOverlap="1">
+          <wp:anchor distT="0" distB="0" distL="0" distR="0" simplePos="0" relativeHeight="36" behindDoc="0" locked="0" layoutInCell="0" allowOverlap="1">
             <wp:simplePos x="0" y="0"/>
             <wp:positionH relativeFrom="column">
               <wp:posOffset>-5080</wp:posOffset>
@@ -9542,6 +9542,19 @@
     <w:p>
       <w:pPr>
         <w:pStyle w:val="Heading2"/>
+        <w:rPr>
+          <w:rFonts w:ascii="Arial" w:hAnsi="Arial"/>
+        </w:rPr>
+      </w:pPr>
+      <w:r>
+        <w:rPr>
+          <w:rFonts w:ascii="Arial" w:hAnsi="Arial"/>
+        </w:rPr>
+      </w:r>
+    </w:p>
+    <w:p>
+      <w:pPr>
+        <w:pStyle w:val="Heading2"/>
         <w:numPr>
           <w:ilvl w:val="1"/>
           <w:numId w:val="3"/>
@@ -9550,23 +9563,6 @@
           <w:rFonts w:ascii="Arial" w:hAnsi="Arial"/>
         </w:rPr>
       </w:pPr>
-      <w:r>
-        <w:rPr>
-          <w:rFonts w:ascii="Arial" w:hAnsi="Arial"/>
-        </w:rPr>
-      </w:r>
-    </w:p>
-    <w:p>
-      <w:pPr>
-        <w:pStyle w:val="Heading2"/>
-        <w:numPr>
-          <w:ilvl w:val="1"/>
-          <w:numId w:val="3"/>
-        </w:numPr>
-        <w:rPr>
-          <w:rFonts w:ascii="Arial" w:hAnsi="Arial"/>
-        </w:rPr>
-      </w:pPr>
       <w:bookmarkStart w:id="19" w:name="__RefHeading___Toc1222_2975391565"/>
       <w:bookmarkEnd w:id="19"/>
       <w:r>
@@ -9592,7 +9588,7 @@
       <w:r>
         <w:rPr/>
         <w:drawing>
-          <wp:anchor distT="0" distB="0" distL="0" distR="0" simplePos="0" relativeHeight="38" behindDoc="0" locked="0" layoutInCell="0" allowOverlap="1">
+          <wp:anchor distT="0" distB="0" distL="0" distR="0" simplePos="0" relativeHeight="37" behindDoc="0" locked="0" layoutInCell="0" allowOverlap="1">
             <wp:simplePos x="0" y="0"/>
             <wp:positionH relativeFrom="column">
               <wp:posOffset>3810</wp:posOffset>
@@ -9706,7 +9702,7 @@
       <w:r>
         <w:rPr/>
         <w:drawing>
-          <wp:anchor distT="0" distB="0" distL="0" distR="0" simplePos="0" relativeHeight="39" behindDoc="0" locked="0" layoutInCell="0" allowOverlap="1">
+          <wp:anchor distT="0" distB="0" distL="0" distR="0" simplePos="0" relativeHeight="38" behindDoc="0" locked="0" layoutInCell="0" allowOverlap="1">
             <wp:simplePos x="0" y="0"/>
             <wp:positionH relativeFrom="column">
               <wp:posOffset>36195</wp:posOffset>
@@ -9842,7 +9838,7 @@
       <w:r>
         <w:rPr/>
         <w:drawing>
-          <wp:anchor distT="0" distB="0" distL="0" distR="0" simplePos="0" relativeHeight="40" behindDoc="0" locked="0" layoutInCell="0" allowOverlap="1">
+          <wp:anchor distT="0" distB="0" distL="0" distR="0" simplePos="0" relativeHeight="39" behindDoc="0" locked="0" layoutInCell="0" allowOverlap="1">
             <wp:simplePos x="0" y="0"/>
             <wp:positionH relativeFrom="column">
               <wp:posOffset>6985</wp:posOffset>
@@ -10988,7 +10984,7 @@
           <w:numId w:val="0"/>
         </w:numPr>
         <w:suppressAutoHyphens w:val="true"/>
-        <w:overflowPunct w:val="false"/>
+        <w:overflowPunct w:val="true"/>
         <w:bidi w:val="0"/>
         <w:ind w:hanging="0" w:left="0"/>
         <w:jc w:val="left"/>
@@ -11046,7 +11042,7 @@
       <w:r>
         <w:rPr/>
         <w:drawing>
-          <wp:anchor distT="0" distB="0" distL="0" distR="0" simplePos="0" relativeHeight="41" behindDoc="0" locked="0" layoutInCell="0" allowOverlap="1">
+          <wp:anchor distT="0" distB="0" distL="0" distR="0" simplePos="0" relativeHeight="40" behindDoc="0" locked="0" layoutInCell="0" allowOverlap="1">
             <wp:simplePos x="0" y="0"/>
             <wp:positionH relativeFrom="column">
               <wp:posOffset>-3810</wp:posOffset>
@@ -11183,7 +11179,7 @@
       <w:r>
         <w:rPr/>
         <w:drawing>
-          <wp:anchor distT="0" distB="0" distL="0" distR="0" simplePos="0" relativeHeight="42" behindDoc="0" locked="0" layoutInCell="0" allowOverlap="1">
+          <wp:anchor distT="0" distB="0" distL="0" distR="0" simplePos="0" relativeHeight="41" behindDoc="0" locked="0" layoutInCell="0" allowOverlap="1">
             <wp:simplePos x="0" y="0"/>
             <wp:positionH relativeFrom="column">
               <wp:posOffset>17780</wp:posOffset>
@@ -13262,7 +13258,7 @@
           <w:numId w:val="0"/>
         </w:numPr>
         <w:suppressAutoHyphens w:val="true"/>
-        <w:overflowPunct w:val="false"/>
+        <w:overflowPunct w:val="true"/>
         <w:ind w:hanging="0" w:left="0"/>
         <w:jc w:val="left"/>
         <w:rPr>
@@ -13306,7 +13302,7 @@
           <w:numId w:val="0"/>
         </w:numPr>
         <w:suppressAutoHyphens w:val="true"/>
-        <w:overflowPunct w:val="false"/>
+        <w:overflowPunct w:val="true"/>
         <w:ind w:hanging="0" w:left="0"/>
         <w:jc w:val="left"/>
         <w:rPr>
@@ -13648,7 +13644,7 @@
           <w:numId w:val="3"/>
         </w:numPr>
         <w:suppressAutoHyphens w:val="true"/>
-        <w:overflowPunct w:val="false"/>
+        <w:overflowPunct w:val="true"/>
         <w:ind w:hanging="0" w:left="0"/>
         <w:jc w:val="left"/>
         <w:rPr>
@@ -13670,7 +13666,7 @@
           <w:numId w:val="3"/>
         </w:numPr>
         <w:suppressAutoHyphens w:val="true"/>
-        <w:overflowPunct w:val="false"/>
+        <w:overflowPunct w:val="true"/>
         <w:ind w:hanging="0" w:left="0"/>
         <w:jc w:val="both"/>
         <w:rPr>
@@ -13695,7 +13691,7 @@
           <w:numId w:val="0"/>
         </w:numPr>
         <w:suppressAutoHyphens w:val="true"/>
-        <w:overflowPunct w:val="false"/>
+        <w:overflowPunct w:val="true"/>
         <w:ind w:hanging="0" w:left="0"/>
         <w:jc w:val="both"/>
         <w:rPr/>
@@ -13713,7 +13709,7 @@
           <w:numId w:val="0"/>
         </w:numPr>
         <w:suppressAutoHyphens w:val="true"/>
-        <w:overflowPunct w:val="false"/>
+        <w:overflowPunct w:val="true"/>
         <w:ind w:hanging="0" w:left="0"/>
         <w:jc w:val="both"/>
         <w:rPr/>
@@ -13766,7 +13762,7 @@
           <w:numId w:val="0"/>
         </w:numPr>
         <w:suppressAutoHyphens w:val="true"/>
-        <w:overflowPunct w:val="false"/>
+        <w:overflowPunct w:val="true"/>
         <w:ind w:hanging="0" w:left="0"/>
         <w:jc w:val="both"/>
         <w:rPr/>
@@ -13815,7 +13811,7 @@
           <w:numId w:val="22"/>
         </w:numPr>
         <w:suppressAutoHyphens w:val="true"/>
-        <w:overflowPunct w:val="false"/>
+        <w:overflowPunct w:val="true"/>
         <w:jc w:val="both"/>
         <w:rPr/>
       </w:pPr>
@@ -13861,7 +13857,7 @@
           <w:numId w:val="22"/>
         </w:numPr>
         <w:suppressAutoHyphens w:val="true"/>
-        <w:overflowPunct w:val="false"/>
+        <w:overflowPunct w:val="true"/>
         <w:jc w:val="both"/>
         <w:rPr/>
       </w:pPr>
@@ -13898,7 +13894,7 @@
           <w:numId w:val="0"/>
         </w:numPr>
         <w:suppressAutoHyphens w:val="true"/>
-        <w:overflowPunct w:val="false"/>
+        <w:overflowPunct w:val="true"/>
         <w:ind w:hanging="0" w:left="0"/>
         <w:jc w:val="both"/>
         <w:rPr/>
@@ -13936,7 +13932,7 @@
           <w:numId w:val="0"/>
         </w:numPr>
         <w:suppressAutoHyphens w:val="true"/>
-        <w:overflowPunct w:val="false"/>
+        <w:overflowPunct w:val="true"/>
         <w:ind w:hanging="0" w:left="0"/>
         <w:jc w:val="both"/>
         <w:rPr>
@@ -13956,7 +13952,7 @@
           <w:numId w:val="0"/>
         </w:numPr>
         <w:suppressAutoHyphens w:val="true"/>
-        <w:overflowPunct w:val="false"/>
+        <w:overflowPunct w:val="true"/>
         <w:ind w:hanging="0" w:left="0"/>
         <w:jc w:val="both"/>
         <w:rPr/>
@@ -13978,7 +13974,7 @@
           <w:numId w:val="0"/>
         </w:numPr>
         <w:suppressAutoHyphens w:val="true"/>
-        <w:overflowPunct w:val="false"/>
+        <w:overflowPunct w:val="true"/>
         <w:ind w:hanging="0" w:left="0"/>
         <w:jc w:val="both"/>
         <w:rPr/>
@@ -14034,7 +14030,7 @@
           <w:numId w:val="0"/>
         </w:numPr>
         <w:suppressAutoHyphens w:val="true"/>
-        <w:overflowPunct w:val="false"/>
+        <w:overflowPunct w:val="true"/>
         <w:spacing w:before="140" w:after="120"/>
         <w:ind w:hanging="0" w:left="0"/>
         <w:jc w:val="both"/>
@@ -14074,7 +14070,7 @@
           <w:numId w:val="0"/>
         </w:numPr>
         <w:suppressAutoHyphens w:val="true"/>
-        <w:overflowPunct w:val="false"/>
+        <w:overflowPunct w:val="true"/>
         <w:ind w:hanging="0" w:left="0"/>
         <w:jc w:val="both"/>
         <w:rPr/>
@@ -14130,7 +14126,7 @@
           <w:numId w:val="23"/>
         </w:numPr>
         <w:suppressAutoHyphens w:val="true"/>
-        <w:overflowPunct w:val="false"/>
+        <w:overflowPunct w:val="true"/>
         <w:jc w:val="both"/>
         <w:rPr/>
       </w:pPr>
@@ -14167,7 +14163,7 @@
           <w:numId w:val="23"/>
         </w:numPr>
         <w:suppressAutoHyphens w:val="true"/>
-        <w:overflowPunct w:val="false"/>
+        <w:overflowPunct w:val="true"/>
         <w:jc w:val="both"/>
         <w:rPr/>
       </w:pPr>
@@ -14204,7 +14200,7 @@
           <w:numId w:val="23"/>
         </w:numPr>
         <w:suppressAutoHyphens w:val="true"/>
-        <w:overflowPunct w:val="false"/>
+        <w:overflowPunct w:val="true"/>
         <w:jc w:val="both"/>
         <w:rPr/>
       </w:pPr>
@@ -14243,7 +14239,7 @@
           <w:numId w:val="0"/>
         </w:numPr>
         <w:suppressAutoHyphens w:val="true"/>
-        <w:overflowPunct w:val="false"/>
+        <w:overflowPunct w:val="true"/>
         <w:ind w:hanging="0" w:left="0"/>
         <w:jc w:val="both"/>
         <w:rPr>
@@ -14263,7 +14259,7 @@
           <w:numId w:val="0"/>
         </w:numPr>
         <w:suppressAutoHyphens w:val="true"/>
-        <w:overflowPunct w:val="false"/>
+        <w:overflowPunct w:val="true"/>
         <w:ind w:hanging="0" w:left="0"/>
         <w:jc w:val="both"/>
         <w:rPr/>
@@ -14285,7 +14281,7 @@
           <w:numId w:val="0"/>
         </w:numPr>
         <w:suppressAutoHyphens w:val="true"/>
-        <w:overflowPunct w:val="false"/>
+        <w:overflowPunct w:val="true"/>
         <w:ind w:hanging="0" w:left="0"/>
         <w:jc w:val="both"/>
         <w:rPr/>
@@ -14329,7 +14325,7 @@
           <w:numId w:val="0"/>
         </w:numPr>
         <w:suppressAutoHyphens w:val="true"/>
-        <w:overflowPunct w:val="false"/>
+        <w:overflowPunct w:val="true"/>
         <w:ind w:hanging="0" w:left="0"/>
         <w:jc w:val="left"/>
         <w:rPr>
@@ -14354,7 +14350,7 @@
           <w:numId w:val="0"/>
         </w:numPr>
         <w:suppressAutoHyphens w:val="true"/>
-        <w:overflowPunct w:val="false"/>
+        <w:overflowPunct w:val="true"/>
         <w:ind w:hanging="0" w:left="0"/>
         <w:jc w:val="center"/>
         <w:rPr>
@@ -14421,7 +14417,7 @@
           <w:numId w:val="0"/>
         </w:numPr>
         <w:suppressAutoHyphens w:val="true"/>
-        <w:overflowPunct w:val="false"/>
+        <w:overflowPunct w:val="true"/>
         <w:bidi w:val="0"/>
         <w:ind w:hanging="0" w:left="0"/>
         <w:jc w:val="left"/>
@@ -15843,7 +15839,7 @@
       <w:r>
         <w:rPr/>
         <w:drawing>
-          <wp:anchor distT="0" distB="0" distL="0" distR="0" simplePos="0" relativeHeight="43" behindDoc="0" locked="0" layoutInCell="0" allowOverlap="1">
+          <wp:anchor distT="0" distB="0" distL="0" distR="0" simplePos="0" relativeHeight="42" behindDoc="0" locked="0" layoutInCell="0" allowOverlap="1">
             <wp:simplePos x="0" y="0"/>
             <wp:positionH relativeFrom="column">
               <wp:posOffset>0</wp:posOffset>
@@ -15996,7 +15992,7 @@
       <w:r>
         <w:rPr/>
         <w:drawing>
-          <wp:anchor distT="0" distB="0" distL="0" distR="0" simplePos="0" relativeHeight="44" behindDoc="0" locked="0" layoutInCell="0" allowOverlap="1">
+          <wp:anchor distT="0" distB="0" distL="0" distR="0" simplePos="0" relativeHeight="43" behindDoc="0" locked="0" layoutInCell="0" allowOverlap="1">
             <wp:simplePos x="0" y="0"/>
             <wp:positionH relativeFrom="column">
               <wp:posOffset>36195</wp:posOffset>
@@ -16134,7 +16130,7 @@
       <w:r>
         <w:rPr/>
         <w:drawing>
-          <wp:anchor distT="0" distB="0" distL="0" distR="0" simplePos="0" relativeHeight="92" behindDoc="0" locked="0" layoutInCell="0" allowOverlap="1">
+          <wp:anchor distT="0" distB="0" distL="0" distR="0" simplePos="0" relativeHeight="91" behindDoc="0" locked="0" layoutInCell="0" allowOverlap="1">
             <wp:simplePos x="0" y="0"/>
             <wp:positionH relativeFrom="column">
               <wp:posOffset>21590</wp:posOffset>
@@ -16318,7 +16314,7 @@
       <w:r>
         <w:rPr/>
         <w:drawing>
-          <wp:anchor distT="0" distB="0" distL="0" distR="0" simplePos="0" relativeHeight="94" behindDoc="0" locked="0" layoutInCell="0" allowOverlap="1">
+          <wp:anchor distT="0" distB="0" distL="0" distR="0" simplePos="0" relativeHeight="93" behindDoc="0" locked="0" layoutInCell="0" allowOverlap="1">
             <wp:simplePos x="0" y="0"/>
             <wp:positionH relativeFrom="column">
               <wp:posOffset>57785</wp:posOffset>
@@ -16607,7 +16603,7 @@
       <w:r>
         <w:rPr/>
         <w:drawing>
-          <wp:anchor distT="0" distB="0" distL="0" distR="0" simplePos="0" relativeHeight="45" behindDoc="0" locked="0" layoutInCell="0" allowOverlap="1">
+          <wp:anchor distT="0" distB="0" distL="0" distR="0" simplePos="0" relativeHeight="44" behindDoc="0" locked="0" layoutInCell="0" allowOverlap="1">
             <wp:simplePos x="0" y="0"/>
             <wp:positionH relativeFrom="column">
               <wp:posOffset>3810</wp:posOffset>
@@ -16727,7 +16723,7 @@
       <w:r>
         <w:rPr/>
         <w:drawing>
-          <wp:anchor distT="0" distB="0" distL="0" distR="0" simplePos="0" relativeHeight="46" behindDoc="0" locked="0" layoutInCell="0" allowOverlap="1">
+          <wp:anchor distT="0" distB="0" distL="0" distR="0" simplePos="0" relativeHeight="45" behindDoc="0" locked="0" layoutInCell="0" allowOverlap="1">
             <wp:simplePos x="0" y="0"/>
             <wp:positionH relativeFrom="column">
               <wp:posOffset>14605</wp:posOffset>
@@ -16834,7 +16830,7 @@
       <w:r>
         <w:rPr/>
         <w:drawing>
-          <wp:anchor distT="0" distB="0" distL="0" distR="0" simplePos="0" relativeHeight="47" behindDoc="0" locked="0" layoutInCell="0" allowOverlap="1">
+          <wp:anchor distT="0" distB="0" distL="0" distR="0" simplePos="0" relativeHeight="46" behindDoc="0" locked="0" layoutInCell="0" allowOverlap="1">
             <wp:simplePos x="0" y="0"/>
             <wp:positionH relativeFrom="column">
               <wp:posOffset>36195</wp:posOffset>
@@ -16936,7 +16932,7 @@
       <w:r>
         <w:rPr/>
         <w:drawing>
-          <wp:anchor distT="0" distB="0" distL="0" distR="0" simplePos="0" relativeHeight="48" behindDoc="0" locked="0" layoutInCell="0" allowOverlap="1">
+          <wp:anchor distT="0" distB="0" distL="0" distR="0" simplePos="0" relativeHeight="47" behindDoc="0" locked="0" layoutInCell="0" allowOverlap="1">
             <wp:simplePos x="0" y="0"/>
             <wp:positionH relativeFrom="column">
               <wp:posOffset>-32385</wp:posOffset>
@@ -17333,7 +17329,7 @@
           <w:szCs w:val="20"/>
         </w:rPr>
         <w:drawing>
-          <wp:anchor distT="0" distB="0" distL="0" distR="0" simplePos="0" relativeHeight="98" behindDoc="0" locked="0" layoutInCell="0" allowOverlap="1">
+          <wp:anchor distT="0" distB="0" distL="0" distR="0" simplePos="0" relativeHeight="97" behindDoc="0" locked="0" layoutInCell="0" allowOverlap="1">
             <wp:simplePos x="0" y="0"/>
             <wp:positionH relativeFrom="column">
               <wp:posOffset>6985</wp:posOffset>
@@ -17474,7 +17470,7 @@
           <w:szCs w:val="20"/>
         </w:rPr>
         <w:drawing>
-          <wp:anchor distT="0" distB="0" distL="0" distR="0" simplePos="0" relativeHeight="99" behindDoc="0" locked="0" layoutInCell="0" allowOverlap="1">
+          <wp:anchor distT="0" distB="0" distL="0" distR="0" simplePos="0" relativeHeight="98" behindDoc="0" locked="0" layoutInCell="0" allowOverlap="1">
             <wp:simplePos x="0" y="0"/>
             <wp:positionH relativeFrom="column">
               <wp:posOffset>64770</wp:posOffset>
@@ -17622,7 +17618,7 @@
       <w:r>
         <w:rPr/>
         <w:drawing>
-          <wp:anchor distT="0" distB="0" distL="0" distR="0" simplePos="0" relativeHeight="89" behindDoc="0" locked="0" layoutInCell="0" allowOverlap="1">
+          <wp:anchor distT="0" distB="0" distL="0" distR="0" simplePos="0" relativeHeight="88" behindDoc="0" locked="0" layoutInCell="0" allowOverlap="1">
             <wp:simplePos x="0" y="0"/>
             <wp:positionH relativeFrom="column">
               <wp:posOffset>-32385</wp:posOffset>
@@ -17775,7 +17771,7 @@
       <w:r>
         <w:rPr/>
         <w:drawing>
-          <wp:anchor distT="0" distB="0" distL="0" distR="0" simplePos="0" relativeHeight="90" behindDoc="0" locked="0" layoutInCell="0" allowOverlap="1">
+          <wp:anchor distT="0" distB="0" distL="0" distR="0" simplePos="0" relativeHeight="89" behindDoc="0" locked="0" layoutInCell="0" allowOverlap="1">
             <wp:simplePos x="0" y="0"/>
             <wp:positionH relativeFrom="column">
               <wp:posOffset>17780</wp:posOffset>
@@ -18178,25 +18174,92 @@
         <w:softHyphen/>
         <w:t>mandate reference and a mandate date are avail</w:t>
         <w:softHyphen/>
-        <w:t xml:space="preserve">able. However, if a due date is entered via a member's profile without the mandate reference and mandate date being available, </w:t>
+        <w:t>able.</w:t>
+      </w:r>
+    </w:p>
+    <w:p>
+      <w:pPr>
+        <w:pStyle w:val="Normal"/>
+        <w:bidi w:val="0"/>
+        <w:jc w:val="left"/>
+        <w:rPr>
+          <w:sz w:val="20"/>
+          <w:szCs w:val="20"/>
+        </w:rPr>
+      </w:pPr>
+      <w:r>
+        <w:rPr>
+          <w:sz w:val="20"/>
+          <w:szCs w:val="20"/>
+        </w:rPr>
+      </w:r>
+    </w:p>
+    <w:p>
+      <w:pPr>
+        <w:pStyle w:val="Normal"/>
+        <w:jc w:val="center"/>
+        <w:rPr>
+          <w:b/>
+          <w:bCs/>
+        </w:rPr>
+      </w:pPr>
+      <w:r>
+        <w:rPr>
+          <w:b/>
+          <w:bCs/>
+        </w:rPr>
+        <w:t>Important NOTE</w:t>
+      </w:r>
+    </w:p>
+    <w:p>
+      <w:pPr>
+        <w:pStyle w:val="Normal"/>
+        <w:jc w:val="center"/>
+        <w:rPr>
+          <w:b/>
+          <w:bCs/>
+        </w:rPr>
+      </w:pPr>
+      <w:r>
+        <w:rPr>
+          <w:b/>
+          <w:bCs/>
+        </w:rPr>
+      </w:r>
+    </w:p>
+    <w:p>
+      <w:pPr>
+        <w:pStyle w:val="Normal"/>
+        <w:bidi w:val="0"/>
+        <w:jc w:val="center"/>
+        <w:rPr>
+          <w:i/>
+          <w:iCs/>
+        </w:rPr>
+      </w:pPr>
+      <w:r>
+        <w:rPr>
+          <w:i/>
+          <w:iCs/>
+        </w:rPr>
+        <w:t>The "Due date for all" setting (Preferences &gt; Export &gt; SEPA) allows you to set a due date even when no IBAN or mandate details are available. This enables the use of the #due_day# placeholder in email notifica</w:t>
         <w:softHyphen/>
-        <w:t>malfunctions can occur as the program continues to run.</w:t>
-      </w:r>
-    </w:p>
-    <w:p>
-      <w:pPr>
-        <w:pStyle w:val="Normal"/>
-        <w:bidi w:val="0"/>
-        <w:jc w:val="left"/>
-        <w:rPr>
-          <w:sz w:val="20"/>
-          <w:szCs w:val="20"/>
-        </w:rPr>
-      </w:pPr>
-      <w:r>
-        <w:rPr>
-          <w:sz w:val="20"/>
-          <w:szCs w:val="20"/>
+        <w:t>tions—for example, to send payment requests to members who do not participate in the SEPA Direct Debit scheme.</w:t>
+      </w:r>
+    </w:p>
+    <w:p>
+      <w:pPr>
+        <w:pStyle w:val="Normal"/>
+        <w:jc w:val="center"/>
+        <w:rPr>
+          <w:b/>
+          <w:bCs/>
+        </w:rPr>
+      </w:pPr>
+      <w:r>
+        <w:rPr>
+          <w:b/>
+          <w:bCs/>
         </w:rPr>
       </w:r>
     </w:p>
@@ -18493,6 +18556,126 @@
     </w:p>
     <w:p>
       <w:pPr>
+        <w:pStyle w:val="Normal"/>
+        <w:jc w:val="left"/>
+        <w:rPr>
+          <w:rFonts w:ascii="Arial" w:hAnsi="Arial"/>
+        </w:rPr>
+      </w:pPr>
+      <w:r>
+        <w:rPr/>
+      </w:r>
+    </w:p>
+    <w:p>
+      <w:pPr>
+        <w:pStyle w:val="Normal"/>
+        <w:jc w:val="left"/>
+        <w:rPr>
+          <w:rFonts w:ascii="Arial" w:hAnsi="Arial"/>
+        </w:rPr>
+      </w:pPr>
+      <w:r>
+        <w:rPr/>
+      </w:r>
+    </w:p>
+    <w:p>
+      <w:pPr>
+        <w:pStyle w:val="Normal"/>
+        <w:jc w:val="left"/>
+        <w:rPr>
+          <w:rFonts w:ascii="Arial" w:hAnsi="Arial"/>
+        </w:rPr>
+      </w:pPr>
+      <w:r>
+        <w:rPr/>
+      </w:r>
+    </w:p>
+    <w:p>
+      <w:pPr>
+        <w:pStyle w:val="Normal"/>
+        <w:jc w:val="left"/>
+        <w:rPr>
+          <w:rFonts w:ascii="Arial" w:hAnsi="Arial"/>
+        </w:rPr>
+      </w:pPr>
+      <w:r>
+        <w:rPr/>
+      </w:r>
+    </w:p>
+    <w:p>
+      <w:pPr>
+        <w:pStyle w:val="Normal"/>
+        <w:jc w:val="left"/>
+        <w:rPr>
+          <w:rFonts w:ascii="Arial" w:hAnsi="Arial"/>
+        </w:rPr>
+      </w:pPr>
+      <w:r>
+        <w:rPr/>
+      </w:r>
+    </w:p>
+    <w:p>
+      <w:pPr>
+        <w:pStyle w:val="Normal"/>
+        <w:jc w:val="left"/>
+        <w:rPr>
+          <w:rFonts w:ascii="Arial" w:hAnsi="Arial"/>
+        </w:rPr>
+      </w:pPr>
+      <w:r>
+        <w:rPr/>
+      </w:r>
+    </w:p>
+    <w:p>
+      <w:pPr>
+        <w:pStyle w:val="Normal"/>
+        <w:jc w:val="left"/>
+        <w:rPr>
+          <w:rFonts w:ascii="Arial" w:hAnsi="Arial"/>
+        </w:rPr>
+      </w:pPr>
+      <w:r>
+        <w:rPr/>
+      </w:r>
+    </w:p>
+    <w:p>
+      <w:pPr>
+        <w:pStyle w:val="Normal"/>
+        <w:jc w:val="left"/>
+        <w:rPr>
+          <w:rFonts w:ascii="Arial" w:hAnsi="Arial"/>
+        </w:rPr>
+      </w:pPr>
+      <w:r>
+        <w:rPr/>
+      </w:r>
+    </w:p>
+    <w:p>
+      <w:pPr>
+        <w:pStyle w:val="Normal"/>
+        <w:jc w:val="left"/>
+        <w:rPr>
+          <w:rFonts w:ascii="Arial" w:hAnsi="Arial"/>
+        </w:rPr>
+      </w:pPr>
+      <w:r>
+        <w:rPr/>
+      </w:r>
+    </w:p>
+    <w:p>
+      <w:pPr>
+        <w:pStyle w:val="Normal"/>
+        <w:jc w:val="left"/>
+        <w:rPr>
+          <w:rFonts w:ascii="Arial" w:hAnsi="Arial"/>
+        </w:rPr>
+      </w:pPr>
+      <w:r>
+        <w:rPr/>
+      </w:r>
+    </w:p>
+    <w:p>
+      <w:pPr>
         <w:pStyle w:val="Heading3"/>
         <w:numPr>
           <w:ilvl w:val="2"/>
@@ -18525,7 +18708,7 @@
       <w:r>
         <w:rPr/>
         <w:drawing>
-          <wp:anchor distT="0" distB="0" distL="0" distR="0" simplePos="0" relativeHeight="49" behindDoc="0" locked="0" layoutInCell="0" allowOverlap="1">
+          <wp:anchor distT="0" distB="0" distL="0" distR="0" simplePos="0" relativeHeight="48" behindDoc="0" locked="0" layoutInCell="0" allowOverlap="1">
             <wp:simplePos x="0" y="0"/>
             <wp:positionH relativeFrom="column">
               <wp:posOffset>68580</wp:posOffset>
@@ -18697,7 +18880,7 @@
       <w:r>
         <w:rPr/>
         <w:drawing>
-          <wp:anchor distT="0" distB="0" distL="0" distR="0" simplePos="0" relativeHeight="50" behindDoc="0" locked="0" layoutInCell="0" allowOverlap="1">
+          <wp:anchor distT="0" distB="0" distL="0" distR="0" simplePos="0" relativeHeight="49" behindDoc="0" locked="0" layoutInCell="0" allowOverlap="1">
             <wp:simplePos x="0" y="0"/>
             <wp:positionH relativeFrom="column">
               <wp:posOffset>-17780</wp:posOffset>
@@ -18815,7 +18998,7 @@
       <w:r>
         <w:rPr/>
         <w:drawing>
-          <wp:anchor distT="0" distB="0" distL="0" distR="0" simplePos="0" relativeHeight="51" behindDoc="0" locked="0" layoutInCell="0" allowOverlap="1">
+          <wp:anchor distT="0" distB="0" distL="0" distR="0" simplePos="0" relativeHeight="50" behindDoc="0" locked="0" layoutInCell="0" allowOverlap="1">
             <wp:simplePos x="0" y="0"/>
             <wp:positionH relativeFrom="column">
               <wp:posOffset>10795</wp:posOffset>
@@ -19016,7 +19199,7 @@
           <w:rFonts w:ascii="Arial" w:hAnsi="Arial"/>
         </w:rPr>
         <w:drawing>
-          <wp:anchor distT="0" distB="0" distL="0" distR="0" simplePos="0" relativeHeight="52" behindDoc="0" locked="0" layoutInCell="0" allowOverlap="1">
+          <wp:anchor distT="0" distB="0" distL="0" distR="0" simplePos="0" relativeHeight="51" behindDoc="0" locked="0" layoutInCell="0" allowOverlap="1">
             <wp:simplePos x="0" y="0"/>
             <wp:positionH relativeFrom="column">
               <wp:posOffset>68580</wp:posOffset>
@@ -19166,7 +19349,7 @@
           <w:numId w:val="0"/>
         </w:numPr>
         <w:suppressAutoHyphens w:val="true"/>
-        <w:overflowPunct w:val="false"/>
+        <w:overflowPunct w:val="true"/>
         <w:ind w:hanging="0" w:left="0"/>
         <w:jc w:val="left"/>
         <w:rPr>
@@ -19329,7 +19512,7 @@
       <w:r>
         <w:rPr/>
         <w:drawing>
-          <wp:anchor distT="0" distB="0" distL="0" distR="0" simplePos="0" relativeHeight="53" behindDoc="0" locked="0" layoutInCell="0" allowOverlap="1">
+          <wp:anchor distT="0" distB="0" distL="0" distR="0" simplePos="0" relativeHeight="52" behindDoc="0" locked="0" layoutInCell="0" allowOverlap="1">
             <wp:simplePos x="0" y="0"/>
             <wp:positionH relativeFrom="column">
               <wp:posOffset>46990</wp:posOffset>
@@ -19460,7 +19643,7 @@
       <w:r>
         <w:rPr/>
         <w:drawing>
-          <wp:anchor distT="0" distB="0" distL="0" distR="0" simplePos="0" relativeHeight="54" behindDoc="0" locked="0" layoutInCell="0" allowOverlap="1">
+          <wp:anchor distT="0" distB="0" distL="0" distR="0" simplePos="0" relativeHeight="53" behindDoc="0" locked="0" layoutInCell="0" allowOverlap="1">
             <wp:simplePos x="0" y="0"/>
             <wp:positionH relativeFrom="column">
               <wp:posOffset>17780</wp:posOffset>
@@ -19618,7 +19801,7 @@
       <w:r>
         <w:rPr/>
         <w:drawing>
-          <wp:anchor distT="0" distB="0" distL="0" distR="0" simplePos="0" relativeHeight="55" behindDoc="0" locked="0" layoutInCell="0" allowOverlap="1">
+          <wp:anchor distT="0" distB="0" distL="0" distR="0" simplePos="0" relativeHeight="54" behindDoc="0" locked="0" layoutInCell="0" allowOverlap="1">
             <wp:simplePos x="0" y="0"/>
             <wp:positionH relativeFrom="column">
               <wp:posOffset>6985</wp:posOffset>
@@ -19783,7 +19966,7 @@
           <w:numId w:val="0"/>
         </w:numPr>
         <w:suppressAutoHyphens w:val="true"/>
-        <w:overflowPunct w:val="false"/>
+        <w:overflowPunct w:val="true"/>
         <w:ind w:hanging="0" w:left="0"/>
         <w:jc w:val="left"/>
         <w:rPr>
@@ -19851,7 +20034,7 @@
       <w:r>
         <w:rPr/>
         <w:drawing>
-          <wp:anchor distT="0" distB="0" distL="0" distR="0" simplePos="0" relativeHeight="56" behindDoc="0" locked="0" layoutInCell="0" allowOverlap="1">
+          <wp:anchor distT="0" distB="0" distL="0" distR="0" simplePos="0" relativeHeight="55" behindDoc="0" locked="0" layoutInCell="0" allowOverlap="1">
             <wp:simplePos x="0" y="0"/>
             <wp:positionH relativeFrom="column">
               <wp:posOffset>21590</wp:posOffset>
@@ -19952,7 +20135,7 @@
       <w:r>
         <w:rPr/>
         <w:drawing>
-          <wp:anchor distT="0" distB="0" distL="0" distR="0" simplePos="0" relativeHeight="57" behindDoc="0" locked="0" layoutInCell="0" allowOverlap="1">
+          <wp:anchor distT="0" distB="0" distL="0" distR="0" simplePos="0" relativeHeight="56" behindDoc="0" locked="0" layoutInCell="0" allowOverlap="1">
             <wp:simplePos x="0" y="0"/>
             <wp:positionH relativeFrom="column">
               <wp:posOffset>6985</wp:posOffset>
@@ -20212,7 +20395,7 @@
           <w:numId w:val="3"/>
         </w:numPr>
         <w:suppressAutoHyphens w:val="true"/>
-        <w:overflowPunct w:val="false"/>
+        <w:overflowPunct w:val="true"/>
         <w:jc w:val="center"/>
         <w:rPr>
           <w:i/>
@@ -20420,7 +20603,7 @@
           <w:szCs w:val="20"/>
         </w:rPr>
         <w:drawing>
-          <wp:anchor distT="0" distB="0" distL="0" distR="0" simplePos="0" relativeHeight="58" behindDoc="0" locked="0" layoutInCell="0" allowOverlap="1">
+          <wp:anchor distT="0" distB="0" distL="0" distR="0" simplePos="0" relativeHeight="57" behindDoc="0" locked="0" layoutInCell="0" allowOverlap="1">
             <wp:simplePos x="0" y="0"/>
             <wp:positionH relativeFrom="column">
               <wp:posOffset>3202940</wp:posOffset>
@@ -20483,7 +20666,7 @@
       <w:r>
         <w:rPr/>
         <w:drawing>
-          <wp:anchor distT="0" distB="0" distL="0" distR="0" simplePos="0" relativeHeight="59" behindDoc="0" locked="0" layoutInCell="0" allowOverlap="1">
+          <wp:anchor distT="0" distB="0" distL="0" distR="0" simplePos="0" relativeHeight="58" behindDoc="0" locked="0" layoutInCell="0" allowOverlap="1">
             <wp:simplePos x="0" y="0"/>
             <wp:positionH relativeFrom="column">
               <wp:posOffset>0</wp:posOffset>
@@ -21141,7 +21324,7 @@
       <w:r>
         <w:rPr/>
         <w:drawing>
-          <wp:anchor distT="0" distB="0" distL="0" distR="0" simplePos="0" relativeHeight="95" behindDoc="0" locked="0" layoutInCell="0" allowOverlap="1">
+          <wp:anchor distT="0" distB="0" distL="0" distR="0" simplePos="0" relativeHeight="94" behindDoc="0" locked="0" layoutInCell="0" allowOverlap="1">
             <wp:simplePos x="0" y="0"/>
             <wp:positionH relativeFrom="column">
               <wp:posOffset>3232785</wp:posOffset>
@@ -21200,7 +21383,7 @@
       <w:r>
         <w:rPr/>
         <w:drawing>
-          <wp:anchor distT="0" distB="0" distL="0" distR="0" simplePos="0" relativeHeight="60" behindDoc="0" locked="0" layoutInCell="0" allowOverlap="1">
+          <wp:anchor distT="0" distB="0" distL="0" distR="0" simplePos="0" relativeHeight="59" behindDoc="0" locked="0" layoutInCell="0" allowOverlap="1">
             <wp:simplePos x="0" y="0"/>
             <wp:positionH relativeFrom="column">
               <wp:posOffset>-43180</wp:posOffset>
@@ -21802,7 +21985,7 @@
       <w:r>
         <w:rPr/>
         <w:drawing>
-          <wp:anchor distT="0" distB="0" distL="0" distR="0" simplePos="0" relativeHeight="61" behindDoc="0" locked="0" layoutInCell="0" allowOverlap="1">
+          <wp:anchor distT="0" distB="0" distL="0" distR="0" simplePos="0" relativeHeight="60" behindDoc="0" locked="0" layoutInCell="0" allowOverlap="1">
             <wp:simplePos x="0" y="0"/>
             <wp:positionH relativeFrom="column">
               <wp:posOffset>36195</wp:posOffset>
@@ -21925,7 +22108,7 @@
       <w:r>
         <w:rPr/>
         <w:drawing>
-          <wp:anchor distT="0" distB="0" distL="0" distR="0" simplePos="0" relativeHeight="62" behindDoc="0" locked="0" layoutInCell="0" allowOverlap="1">
+          <wp:anchor distT="0" distB="0" distL="0" distR="0" simplePos="0" relativeHeight="61" behindDoc="0" locked="0" layoutInCell="0" allowOverlap="1">
             <wp:simplePos x="0" y="0"/>
             <wp:positionH relativeFrom="column">
               <wp:posOffset>25400</wp:posOffset>
@@ -22574,7 +22757,7 @@
           <w:numId w:val="0"/>
         </w:numPr>
         <w:suppressAutoHyphens w:val="true"/>
-        <w:overflowPunct w:val="false"/>
+        <w:overflowPunct w:val="true"/>
         <w:bidi w:val="0"/>
         <w:ind w:hanging="0" w:left="0"/>
         <w:jc w:val="both"/>
@@ -22670,7 +22853,7 @@
       <w:r>
         <w:rPr/>
         <w:drawing>
-          <wp:anchor distT="0" distB="0" distL="0" distR="0" simplePos="0" relativeHeight="63" behindDoc="0" locked="0" layoutInCell="0" allowOverlap="1">
+          <wp:anchor distT="0" distB="0" distL="0" distR="0" simplePos="0" relativeHeight="62" behindDoc="0" locked="0" layoutInCell="0" allowOverlap="1">
             <wp:simplePos x="0" y="0"/>
             <wp:positionH relativeFrom="column">
               <wp:posOffset>36195</wp:posOffset>
@@ -22716,7 +22899,7 @@
           </wp:anchor>
         </w:drawing>
         <w:drawing>
-          <wp:anchor distT="0" distB="0" distL="0" distR="0" simplePos="0" relativeHeight="64" behindDoc="0" locked="0" layoutInCell="0" allowOverlap="1">
+          <wp:anchor distT="0" distB="0" distL="0" distR="0" simplePos="0" relativeHeight="63" behindDoc="0" locked="0" layoutInCell="0" allowOverlap="1">
             <wp:simplePos x="0" y="0"/>
             <wp:positionH relativeFrom="column">
               <wp:posOffset>3282950</wp:posOffset>
@@ -23338,7 +23521,7 @@
       </w:pPr>
       <w:r>
         <w:drawing>
-          <wp:anchor distT="0" distB="0" distL="0" distR="0" simplePos="0" relativeHeight="66" behindDoc="0" locked="0" layoutInCell="0" allowOverlap="1">
+          <wp:anchor distT="0" distB="0" distL="0" distR="0" simplePos="0" relativeHeight="65" behindDoc="0" locked="0" layoutInCell="0" allowOverlap="1">
             <wp:simplePos x="0" y="0"/>
             <wp:positionH relativeFrom="column">
               <wp:posOffset>3325495</wp:posOffset>
@@ -23425,7 +23608,7 @@
       <w:r>
         <w:rPr/>
         <w:drawing>
-          <wp:anchor distT="0" distB="0" distL="0" distR="0" simplePos="0" relativeHeight="65" behindDoc="0" locked="0" layoutInCell="0" allowOverlap="1">
+          <wp:anchor distT="0" distB="0" distL="0" distR="0" simplePos="0" relativeHeight="64" behindDoc="0" locked="0" layoutInCell="0" allowOverlap="1">
             <wp:simplePos x="0" y="0"/>
             <wp:positionH relativeFrom="column">
               <wp:posOffset>3810</wp:posOffset>
@@ -23929,7 +24112,7 @@
       <w:r>
         <w:rPr/>
         <w:drawing>
-          <wp:anchor distT="0" distB="0" distL="0" distR="0" simplePos="0" relativeHeight="68" behindDoc="0" locked="0" layoutInCell="0" allowOverlap="1">
+          <wp:anchor distT="0" distB="0" distL="0" distR="0" simplePos="0" relativeHeight="67" behindDoc="0" locked="0" layoutInCell="0" allowOverlap="1">
             <wp:simplePos x="0" y="0"/>
             <wp:positionH relativeFrom="column">
               <wp:posOffset>21590</wp:posOffset>
@@ -24091,7 +24274,7 @@
       <w:r>
         <w:rPr/>
         <w:drawing>
-          <wp:anchor distT="0" distB="0" distL="0" distR="0" simplePos="0" relativeHeight="69" behindDoc="0" locked="0" layoutInCell="0" allowOverlap="1">
+          <wp:anchor distT="0" distB="0" distL="0" distR="0" simplePos="0" relativeHeight="68" behindDoc="0" locked="0" layoutInCell="0" allowOverlap="1">
             <wp:simplePos x="0" y="0"/>
             <wp:positionH relativeFrom="column">
               <wp:posOffset>46990</wp:posOffset>
@@ -24198,7 +24381,7 @@
           <w:numId w:val="0"/>
         </w:numPr>
         <w:suppressAutoHyphens w:val="true"/>
-        <w:overflowPunct w:val="false"/>
+        <w:overflowPunct w:val="true"/>
         <w:ind w:hanging="0" w:left="0"/>
         <w:jc w:val="left"/>
         <w:rPr>
@@ -24256,7 +24439,7 @@
       <w:r>
         <w:rPr/>
         <w:drawing>
-          <wp:anchor distT="0" distB="0" distL="0" distR="0" simplePos="0" relativeHeight="70" behindDoc="0" locked="0" layoutInCell="0" allowOverlap="1">
+          <wp:anchor distT="0" distB="0" distL="0" distR="0" simplePos="0" relativeHeight="69" behindDoc="0" locked="0" layoutInCell="0" allowOverlap="1">
             <wp:simplePos x="0" y="0"/>
             <wp:positionH relativeFrom="column">
               <wp:posOffset>6985</wp:posOffset>
@@ -24385,7 +24568,7 @@
       <w:r>
         <w:rPr/>
         <w:drawing>
-          <wp:anchor distT="0" distB="0" distL="0" distR="0" simplePos="0" relativeHeight="71" behindDoc="0" locked="0" layoutInCell="0" allowOverlap="1">
+          <wp:anchor distT="0" distB="0" distL="0" distR="0" simplePos="0" relativeHeight="70" behindDoc="0" locked="0" layoutInCell="0" allowOverlap="1">
             <wp:simplePos x="0" y="0"/>
             <wp:positionH relativeFrom="column">
               <wp:posOffset>50165</wp:posOffset>
@@ -24487,7 +24670,7 @@
       <w:r>
         <w:rPr/>
         <w:drawing>
-          <wp:anchor distT="0" distB="0" distL="0" distR="0" simplePos="0" relativeHeight="72" behindDoc="0" locked="0" layoutInCell="0" allowOverlap="1">
+          <wp:anchor distT="0" distB="0" distL="0" distR="0" simplePos="0" relativeHeight="71" behindDoc="0" locked="0" layoutInCell="0" allowOverlap="1">
             <wp:simplePos x="0" y="0"/>
             <wp:positionH relativeFrom="column">
               <wp:posOffset>57785</wp:posOffset>
@@ -24617,7 +24800,7 @@
           <w:szCs w:val="20"/>
         </w:rPr>
         <w:drawing>
-          <wp:anchor distT="0" distB="0" distL="0" distR="0" simplePos="0" relativeHeight="73" behindDoc="0" locked="0" layoutInCell="0" allowOverlap="1">
+          <wp:anchor distT="0" distB="0" distL="0" distR="0" simplePos="0" relativeHeight="72" behindDoc="0" locked="0" layoutInCell="0" allowOverlap="1">
             <wp:simplePos x="0" y="0"/>
             <wp:positionH relativeFrom="column">
               <wp:posOffset>75565</wp:posOffset>
@@ -24761,7 +24944,7 @@
       <w:r>
         <w:rPr/>
         <w:drawing>
-          <wp:anchor distT="0" distB="0" distL="0" distR="0" simplePos="0" relativeHeight="74" behindDoc="0" locked="0" layoutInCell="0" allowOverlap="1">
+          <wp:anchor distT="0" distB="0" distL="0" distR="0" simplePos="0" relativeHeight="73" behindDoc="0" locked="0" layoutInCell="0" allowOverlap="1">
             <wp:simplePos x="0" y="0"/>
             <wp:positionH relativeFrom="column">
               <wp:posOffset>158115</wp:posOffset>
@@ -24890,7 +25073,7 @@
           <w:szCs w:val="20"/>
         </w:rPr>
         <w:drawing>
-          <wp:anchor distT="0" distB="0" distL="0" distR="0" simplePos="0" relativeHeight="75" behindDoc="0" locked="0" layoutInCell="0" allowOverlap="1">
+          <wp:anchor distT="0" distB="0" distL="0" distR="0" simplePos="0" relativeHeight="74" behindDoc="0" locked="0" layoutInCell="0" allowOverlap="1">
             <wp:simplePos x="0" y="0"/>
             <wp:positionH relativeFrom="column">
               <wp:posOffset>28575</wp:posOffset>
@@ -24983,7 +25166,7 @@
       <w:r>
         <w:rPr/>
         <w:drawing>
-          <wp:anchor distT="0" distB="0" distL="0" distR="0" simplePos="0" relativeHeight="76" behindDoc="0" locked="0" layoutInCell="0" allowOverlap="1">
+          <wp:anchor distT="0" distB="0" distL="0" distR="0" simplePos="0" relativeHeight="75" behindDoc="0" locked="0" layoutInCell="0" allowOverlap="1">
             <wp:simplePos x="0" y="0"/>
             <wp:positionH relativeFrom="column">
               <wp:posOffset>-28575</wp:posOffset>
@@ -25039,7 +25222,7 @@
           <w:numId w:val="0"/>
         </w:numPr>
         <w:suppressAutoHyphens w:val="true"/>
-        <w:overflowPunct w:val="false"/>
+        <w:overflowPunct w:val="true"/>
         <w:ind w:hanging="0" w:left="0"/>
         <w:jc w:val="left"/>
         <w:rPr>
@@ -25086,7 +25269,7 @@
       <w:r>
         <w:rPr/>
         <w:drawing>
-          <wp:anchor distT="0" distB="0" distL="0" distR="0" simplePos="0" relativeHeight="77" behindDoc="0" locked="0" layoutInCell="0" allowOverlap="1">
+          <wp:anchor distT="0" distB="0" distL="0" distR="0" simplePos="0" relativeHeight="76" behindDoc="0" locked="0" layoutInCell="0" allowOverlap="1">
             <wp:simplePos x="0" y="0"/>
             <wp:positionH relativeFrom="column">
               <wp:posOffset>86360</wp:posOffset>
@@ -25227,7 +25410,7 @@
       <w:r>
         <w:rPr/>
         <w:drawing>
-          <wp:anchor distT="0" distB="0" distL="0" distR="0" simplePos="0" relativeHeight="78" behindDoc="0" locked="0" layoutInCell="0" allowOverlap="1">
+          <wp:anchor distT="0" distB="0" distL="0" distR="0" simplePos="0" relativeHeight="77" behindDoc="0" locked="0" layoutInCell="0" allowOverlap="1">
             <wp:simplePos x="0" y="0"/>
             <wp:positionH relativeFrom="column">
               <wp:posOffset>21590</wp:posOffset>
@@ -25346,7 +25529,7 @@
       <w:r>
         <w:rPr/>
         <w:drawing>
-          <wp:anchor distT="0" distB="0" distL="0" distR="0" simplePos="0" relativeHeight="79" behindDoc="0" locked="0" layoutInCell="0" allowOverlap="1">
+          <wp:anchor distT="0" distB="0" distL="0" distR="0" simplePos="0" relativeHeight="78" behindDoc="0" locked="0" layoutInCell="0" allowOverlap="1">
             <wp:simplePos x="0" y="0"/>
             <wp:positionH relativeFrom="column">
               <wp:posOffset>-16510</wp:posOffset>
@@ -25428,7 +25611,7 @@
           <w:numId w:val="0"/>
         </w:numPr>
         <w:suppressAutoHyphens w:val="true"/>
-        <w:overflowPunct w:val="false"/>
+        <w:overflowPunct w:val="true"/>
         <w:ind w:hanging="0" w:left="0"/>
         <w:jc w:val="left"/>
         <w:rPr>
@@ -25475,7 +25658,7 @@
       <w:r>
         <w:rPr/>
         <w:drawing>
-          <wp:anchor distT="0" distB="0" distL="0" distR="0" simplePos="0" relativeHeight="80" behindDoc="0" locked="0" layoutInCell="0" allowOverlap="1">
+          <wp:anchor distT="0" distB="0" distL="0" distR="0" simplePos="0" relativeHeight="79" behindDoc="0" locked="0" layoutInCell="0" allowOverlap="1">
             <wp:simplePos x="0" y="0"/>
             <wp:positionH relativeFrom="column">
               <wp:posOffset>57785</wp:posOffset>
@@ -25670,7 +25853,7 @@
       <w:r>
         <w:rPr/>
         <w:drawing>
-          <wp:anchor distT="0" distB="0" distL="0" distR="0" simplePos="0" relativeHeight="81" behindDoc="0" locked="0" layoutInCell="0" allowOverlap="1">
+          <wp:anchor distT="0" distB="0" distL="0" distR="0" simplePos="0" relativeHeight="80" behindDoc="0" locked="0" layoutInCell="0" allowOverlap="1">
             <wp:simplePos x="0" y="0"/>
             <wp:positionH relativeFrom="column">
               <wp:posOffset>-17780</wp:posOffset>
@@ -25791,7 +25974,7 @@
       <w:r>
         <w:rPr/>
         <w:drawing>
-          <wp:anchor distT="0" distB="0" distL="0" distR="0" simplePos="0" relativeHeight="82" behindDoc="0" locked="0" layoutInCell="0" allowOverlap="1">
+          <wp:anchor distT="0" distB="0" distL="0" distR="0" simplePos="0" relativeHeight="81" behindDoc="0" locked="0" layoutInCell="0" allowOverlap="1">
             <wp:simplePos x="0" y="0"/>
             <wp:positionH relativeFrom="column">
               <wp:posOffset>-10795</wp:posOffset>
@@ -25880,7 +26063,7 @@
       <w:r>
         <w:rPr/>
         <w:drawing>
-          <wp:anchor distT="0" distB="0" distL="0" distR="0" simplePos="0" relativeHeight="83" behindDoc="0" locked="0" layoutInCell="0" allowOverlap="1">
+          <wp:anchor distT="0" distB="0" distL="0" distR="0" simplePos="0" relativeHeight="82" behindDoc="0" locked="0" layoutInCell="0" allowOverlap="1">
             <wp:simplePos x="0" y="0"/>
             <wp:positionH relativeFrom="column">
               <wp:posOffset>-10160</wp:posOffset>
@@ -25996,7 +26179,7 @@
           <w:numId w:val="0"/>
         </w:numPr>
         <w:suppressAutoHyphens w:val="true"/>
-        <w:overflowPunct w:val="false"/>
+        <w:overflowPunct w:val="true"/>
         <w:ind w:hanging="0" w:left="0"/>
         <w:jc w:val="left"/>
         <w:rPr>
@@ -26980,7 +27163,7 @@
       </w:pPr>
       <w:r>
         <w:drawing>
-          <wp:anchor distT="0" distB="0" distL="0" distR="0" simplePos="0" relativeHeight="84" behindDoc="0" locked="0" layoutInCell="0" allowOverlap="1">
+          <wp:anchor distT="0" distB="0" distL="0" distR="0" simplePos="0" relativeHeight="83" behindDoc="0" locked="0" layoutInCell="0" allowOverlap="1">
             <wp:simplePos x="0" y="0"/>
             <wp:positionH relativeFrom="column">
               <wp:posOffset>35560</wp:posOffset>
@@ -27026,7 +27209,7 @@
           </wp:anchor>
         </w:drawing>
         <w:drawing>
-          <wp:anchor distT="0" distB="0" distL="0" distR="0" simplePos="0" relativeHeight="85" behindDoc="0" locked="0" layoutInCell="0" allowOverlap="1">
+          <wp:anchor distT="0" distB="0" distL="0" distR="0" simplePos="0" relativeHeight="84" behindDoc="0" locked="0" layoutInCell="0" allowOverlap="1">
             <wp:simplePos x="0" y="0"/>
             <wp:positionH relativeFrom="column">
               <wp:posOffset>34290</wp:posOffset>
@@ -27191,7 +27374,7 @@
           <w:szCs w:val="20"/>
         </w:rPr>
         <w:drawing>
-          <wp:anchor distT="0" distB="0" distL="0" distR="0" simplePos="0" relativeHeight="86" behindDoc="0" locked="0" layoutInCell="0" allowOverlap="1">
+          <wp:anchor distT="0" distB="0" distL="0" distR="0" simplePos="0" relativeHeight="85" behindDoc="0" locked="0" layoutInCell="0" allowOverlap="1">
             <wp:simplePos x="0" y="0"/>
             <wp:positionH relativeFrom="column">
               <wp:posOffset>32385</wp:posOffset>
@@ -27297,7 +27480,7 @@
       <w:r>
         <w:rPr/>
         <w:drawing>
-          <wp:anchor distT="0" distB="0" distL="0" distR="0" simplePos="0" relativeHeight="87" behindDoc="0" locked="0" layoutInCell="0" allowOverlap="1">
+          <wp:anchor distT="0" distB="0" distL="0" distR="0" simplePos="0" relativeHeight="86" behindDoc="0" locked="0" layoutInCell="0" allowOverlap="1">
             <wp:simplePos x="0" y="0"/>
             <wp:positionH relativeFrom="column">
               <wp:posOffset>45085</wp:posOffset>
@@ -27387,7 +27570,7 @@
       <w:r>
         <w:rPr/>
         <w:drawing>
-          <wp:anchor distT="0" distB="0" distL="0" distR="0" simplePos="0" relativeHeight="88" behindDoc="0" locked="0" layoutInCell="0" allowOverlap="1">
+          <wp:anchor distT="0" distB="0" distL="0" distR="0" simplePos="0" relativeHeight="87" behindDoc="0" locked="0" layoutInCell="0" allowOverlap="1">
             <wp:simplePos x="0" y="0"/>
             <wp:positionH relativeFrom="column">
               <wp:posOffset>75565</wp:posOffset>
@@ -27529,7 +27712,7 @@
       <w:r>
         <w:rPr/>
         <w:drawing>
-          <wp:anchor distT="0" distB="0" distL="0" distR="0" simplePos="0" relativeHeight="101" behindDoc="0" locked="0" layoutInCell="0" allowOverlap="1">
+          <wp:anchor distT="0" distB="0" distL="0" distR="0" simplePos="0" relativeHeight="100" behindDoc="0" locked="0" layoutInCell="0" allowOverlap="1">
             <wp:simplePos x="0" y="0"/>
             <wp:positionH relativeFrom="column">
               <wp:posOffset>125730</wp:posOffset>
@@ -27585,7 +27768,7 @@
           <w:numId w:val="0"/>
         </w:numPr>
         <w:suppressAutoHyphens w:val="true"/>
-        <w:overflowPunct w:val="false"/>
+        <w:overflowPunct w:val="true"/>
         <w:ind w:hanging="0" w:left="0"/>
         <w:jc w:val="left"/>
         <w:rPr>
@@ -27674,7 +27857,7 @@
       <w:r>
         <w:rPr/>
         <w:drawing>
-          <wp:anchor distT="0" distB="0" distL="0" distR="0" simplePos="0" relativeHeight="91" behindDoc="0" locked="0" layoutInCell="0" allowOverlap="1">
+          <wp:anchor distT="0" distB="0" distL="0" distR="0" simplePos="0" relativeHeight="90" behindDoc="0" locked="0" layoutInCell="0" allowOverlap="1">
             <wp:simplePos x="0" y="0"/>
             <wp:positionH relativeFrom="column">
               <wp:posOffset>28575</wp:posOffset>
@@ -27842,7 +28025,7 @@
       <w:r>
         <w:rPr/>
         <w:drawing>
-          <wp:anchor distT="0" distB="0" distL="0" distR="0" simplePos="0" relativeHeight="67" behindDoc="0" locked="0" layoutInCell="0" allowOverlap="1">
+          <wp:anchor distT="0" distB="0" distL="0" distR="0" simplePos="0" relativeHeight="66" behindDoc="0" locked="0" layoutInCell="0" allowOverlap="1">
             <wp:simplePos x="0" y="0"/>
             <wp:positionH relativeFrom="column">
               <wp:posOffset>90170</wp:posOffset>
@@ -27938,7 +28121,7 @@
           <w:numId w:val="0"/>
         </w:numPr>
         <w:suppressAutoHyphens w:val="true"/>
-        <w:overflowPunct w:val="false"/>
+        <w:overflowPunct w:val="true"/>
         <w:ind w:hanging="0" w:left="0"/>
         <w:jc w:val="left"/>
         <w:rPr>
@@ -28388,7 +28571,7 @@
       <w:r>
         <w:rPr/>
         <w:drawing>
-          <wp:anchor distT="0" distB="0" distL="0" distR="0" simplePos="0" relativeHeight="106" behindDoc="0" locked="0" layoutInCell="0" allowOverlap="1">
+          <wp:anchor distT="0" distB="0" distL="0" distR="0" simplePos="0" relativeHeight="105" behindDoc="0" locked="0" layoutInCell="0" allowOverlap="1">
             <wp:simplePos x="0" y="0"/>
             <wp:positionH relativeFrom="column">
               <wp:posOffset>-74295</wp:posOffset>
@@ -29321,7 +29504,7 @@
           <w:numId w:val="0"/>
         </w:numPr>
         <w:suppressAutoHyphens w:val="true"/>
-        <w:overflowPunct w:val="false"/>
+        <w:overflowPunct w:val="true"/>
         <w:ind w:hanging="0" w:left="0"/>
         <w:jc w:val="left"/>
         <w:rPr>
@@ -29368,7 +29551,7 @@
       <w:r>
         <w:rPr/>
         <w:drawing>
-          <wp:anchor distT="0" distB="0" distL="0" distR="0" simplePos="0" relativeHeight="93" behindDoc="0" locked="0" layoutInCell="0" allowOverlap="1">
+          <wp:anchor distT="0" distB="0" distL="0" distR="0" simplePos="0" relativeHeight="92" behindDoc="0" locked="0" layoutInCell="0" allowOverlap="1">
             <wp:simplePos x="0" y="0"/>
             <wp:positionH relativeFrom="column">
               <wp:posOffset>39370</wp:posOffset>
@@ -30713,15 +30896,15 @@
       <w:r>
         <w:rPr/>
         <w:drawing>
-          <wp:anchor distT="0" distB="0" distL="0" distR="0" simplePos="0" relativeHeight="25" behindDoc="0" locked="0" layoutInCell="0" allowOverlap="1">
+          <wp:anchor distT="0" distB="0" distL="0" distR="0" simplePos="0" relativeHeight="107" behindDoc="0" locked="0" layoutInCell="0" allowOverlap="1">
             <wp:simplePos x="0" y="0"/>
             <wp:positionH relativeFrom="column">
               <wp:posOffset>46990</wp:posOffset>
             </wp:positionH>
             <wp:positionV relativeFrom="paragraph">
-              <wp:posOffset>71755</wp:posOffset>
+              <wp:posOffset>69850</wp:posOffset>
             </wp:positionV>
-            <wp:extent cx="3239770" cy="2707005"/>
+            <wp:extent cx="3239770" cy="3743325"/>
             <wp:effectExtent l="0" t="0" r="0" b="0"/>
             <wp:wrapTopAndBottom/>
             <wp:docPr id="91" name="Bild91"/>
@@ -30746,7 +30929,7 @@
                   <pic:spPr bwMode="auto">
                     <a:xfrm>
                       <a:off x="0" y="0"/>
-                      <a:ext cx="3239770" cy="2707005"/>
+                      <a:ext cx="3239770" cy="3743325"/>
                     </a:xfrm>
                     <a:prstGeom prst="rect">
                       <a:avLst/>
@@ -30806,31 +30989,6 @@
     <w:p>
       <w:pPr>
         <w:pStyle w:val="Heading2"/>
-        <w:widowControl/>
-        <w:numPr>
-          <w:ilvl w:val="0"/>
-          <w:numId w:val="0"/>
-        </w:numPr>
-        <w:suppressAutoHyphens w:val="true"/>
-        <w:overflowPunct w:val="false"/>
-        <w:ind w:hanging="0" w:left="0"/>
-        <w:jc w:val="left"/>
-        <w:rPr>
-          <w:rFonts w:ascii="Arial" w:hAnsi="Arial"/>
-        </w:rPr>
-      </w:pPr>
-      <w:r>
-        <w:rPr>
-          <w:rFonts w:ascii="Arial" w:hAnsi="Arial"/>
-        </w:rPr>
-      </w:r>
-      <w:r>
-        <w:br w:type="page"/>
-      </w:r>
-    </w:p>
-    <w:p>
-      <w:pPr>
-        <w:pStyle w:val="Heading2"/>
         <w:numPr>
           <w:ilvl w:val="1"/>
           <w:numId w:val="3"/>
@@ -30872,7 +31030,7 @@
       <w:r>
         <w:rPr/>
         <w:drawing>
-          <wp:anchor distT="0" distB="0" distL="0" distR="0" simplePos="0" relativeHeight="26" behindDoc="0" locked="0" layoutInCell="0" allowOverlap="1">
+          <wp:anchor distT="0" distB="0" distL="0" distR="0" simplePos="0" relativeHeight="25" behindDoc="0" locked="0" layoutInCell="0" allowOverlap="1">
             <wp:simplePos x="0" y="0"/>
             <wp:positionH relativeFrom="column">
               <wp:posOffset>3810</wp:posOffset>
@@ -30944,7 +31102,7 @@
       <w:r>
         <w:rPr/>
         <w:drawing>
-          <wp:anchor distT="0" distB="0" distL="0" distR="0" simplePos="0" relativeHeight="27" behindDoc="0" locked="0" layoutInCell="0" allowOverlap="1">
+          <wp:anchor distT="0" distB="0" distL="0" distR="0" simplePos="0" relativeHeight="26" behindDoc="0" locked="0" layoutInCell="0" allowOverlap="1">
             <wp:simplePos x="0" y="0"/>
             <wp:positionH relativeFrom="column">
               <wp:posOffset>17780</wp:posOffset>
@@ -31054,7 +31212,7 @@
           <w:szCs w:val="20"/>
         </w:rPr>
         <w:drawing>
-          <wp:anchor distT="0" distB="0" distL="0" distR="0" simplePos="0" relativeHeight="28" behindDoc="0" locked="0" layoutInCell="0" allowOverlap="1">
+          <wp:anchor distT="0" distB="0" distL="0" distR="0" simplePos="0" relativeHeight="27" behindDoc="0" locked="0" layoutInCell="0" allowOverlap="1">
             <wp:simplePos x="0" y="0"/>
             <wp:positionH relativeFrom="column">
               <wp:posOffset>64770</wp:posOffset>
@@ -31174,7 +31332,7 @@
       <w:r>
         <w:rPr/>
         <w:drawing>
-          <wp:anchor distT="0" distB="0" distL="0" distR="0" simplePos="0" relativeHeight="96" behindDoc="0" locked="0" layoutInCell="0" allowOverlap="1">
+          <wp:anchor distT="0" distB="0" distL="0" distR="0" simplePos="0" relativeHeight="95" behindDoc="0" locked="0" layoutInCell="0" allowOverlap="1">
             <wp:simplePos x="0" y="0"/>
             <wp:positionH relativeFrom="column">
               <wp:posOffset>123825</wp:posOffset>
@@ -31220,7 +31378,7 @@
           </wp:anchor>
         </w:drawing>
         <w:drawing>
-          <wp:anchor distT="0" distB="0" distL="0" distR="0" simplePos="0" relativeHeight="97" behindDoc="0" locked="0" layoutInCell="0" allowOverlap="1">
+          <wp:anchor distT="0" distB="0" distL="0" distR="0" simplePos="0" relativeHeight="96" behindDoc="0" locked="0" layoutInCell="0" allowOverlap="1">
             <wp:simplePos x="0" y="0"/>
             <wp:positionH relativeFrom="column">
               <wp:posOffset>125730</wp:posOffset>
@@ -31339,7 +31497,7 @@
           <w:szCs w:val="20"/>
         </w:rPr>
         <w:drawing>
-          <wp:anchor distT="0" distB="0" distL="0" distR="0" simplePos="0" relativeHeight="29" behindDoc="0" locked="0" layoutInCell="0" allowOverlap="1">
+          <wp:anchor distT="0" distB="0" distL="0" distR="0" simplePos="0" relativeHeight="28" behindDoc="0" locked="0" layoutInCell="0" allowOverlap="1">
             <wp:simplePos x="0" y="0"/>
             <wp:positionH relativeFrom="column">
               <wp:posOffset>68580</wp:posOffset>
@@ -31489,7 +31647,7 @@
       <w:r>
         <w:rPr/>
         <w:drawing>
-          <wp:anchor distT="0" distB="0" distL="0" distR="0" simplePos="0" relativeHeight="30" behindDoc="0" locked="0" layoutInCell="0" allowOverlap="1">
+          <wp:anchor distT="0" distB="0" distL="0" distR="0" simplePos="0" relativeHeight="29" behindDoc="0" locked="0" layoutInCell="0" allowOverlap="1">
             <wp:simplePos x="0" y="0"/>
             <wp:positionH relativeFrom="column">
               <wp:posOffset>0</wp:posOffset>
@@ -31876,7 +32034,7 @@
       <w:r>
         <w:rPr/>
         <w:drawing>
-          <wp:anchor distT="0" distB="0" distL="0" distR="0" simplePos="0" relativeHeight="31" behindDoc="0" locked="0" layoutInCell="0" allowOverlap="1">
+          <wp:anchor distT="0" distB="0" distL="0" distR="0" simplePos="0" relativeHeight="30" behindDoc="0" locked="0" layoutInCell="0" allowOverlap="1">
             <wp:simplePos x="0" y="0"/>
             <wp:positionH relativeFrom="column">
               <wp:posOffset>-17780</wp:posOffset>
@@ -32981,7 +33139,7 @@
           </w:tcPr>
           <w:p>
             <w:pPr>
-              <w:pStyle w:val="Tabelleninhalt"/>
+              <w:pStyle w:val="Tabelleninhaltuser"/>
               <w:widowControl w:val="false"/>
               <w:jc w:val="left"/>
               <w:rPr>
@@ -33068,7 +33226,7 @@
           </w:tcPr>
           <w:p>
             <w:pPr>
-              <w:pStyle w:val="Tabelleninhalt"/>
+              <w:pStyle w:val="Tabelleninhaltuser"/>
               <w:widowControl w:val="false"/>
               <w:jc w:val="left"/>
               <w:rPr>
@@ -33155,7 +33313,7 @@
           </w:tcPr>
           <w:p>
             <w:pPr>
-              <w:pStyle w:val="Tabelleninhalt"/>
+              <w:pStyle w:val="Tabelleninhaltuser"/>
               <w:widowControl w:val="false"/>
               <w:jc w:val="left"/>
               <w:rPr>
@@ -33242,7 +33400,7 @@
           </w:tcPr>
           <w:p>
             <w:pPr>
-              <w:pStyle w:val="Tabelleninhalt"/>
+              <w:pStyle w:val="Tabelleninhaltuser"/>
               <w:widowControl w:val="false"/>
               <w:jc w:val="left"/>
               <w:rPr>
@@ -33329,7 +33487,7 @@
           </w:tcPr>
           <w:p>
             <w:pPr>
-              <w:pStyle w:val="Tabelleninhalt"/>
+              <w:pStyle w:val="Tabelleninhaltuser"/>
               <w:widowControl w:val="false"/>
               <w:jc w:val="left"/>
               <w:rPr>
@@ -33416,7 +33574,7 @@
           </w:tcPr>
           <w:p>
             <w:pPr>
-              <w:pStyle w:val="Tabelleninhalt"/>
+              <w:pStyle w:val="Tabelleninhaltuser"/>
               <w:widowControl w:val="false"/>
               <w:jc w:val="left"/>
               <w:rPr>
@@ -33503,7 +33661,7 @@
           </w:tcPr>
           <w:p>
             <w:pPr>
-              <w:pStyle w:val="Tabelleninhalt"/>
+              <w:pStyle w:val="Tabelleninhaltuser"/>
               <w:widowControl w:val="false"/>
               <w:jc w:val="left"/>
               <w:rPr>
@@ -33590,7 +33748,7 @@
           </w:tcPr>
           <w:p>
             <w:pPr>
-              <w:pStyle w:val="Tabelleninhalt"/>
+              <w:pStyle w:val="Tabelleninhaltuser"/>
               <w:widowControl w:val="false"/>
               <w:jc w:val="left"/>
               <w:rPr>
@@ -33677,7 +33835,7 @@
           </w:tcPr>
           <w:p>
             <w:pPr>
-              <w:pStyle w:val="Tabelleninhalt"/>
+              <w:pStyle w:val="Tabelleninhaltuser"/>
               <w:widowControl w:val="false"/>
               <w:jc w:val="left"/>
               <w:rPr>
@@ -33764,7 +33922,7 @@
           </w:tcPr>
           <w:p>
             <w:pPr>
-              <w:pStyle w:val="Tabelleninhalt"/>
+              <w:pStyle w:val="Tabelleninhaltuser"/>
               <w:widowControl w:val="false"/>
               <w:jc w:val="left"/>
               <w:rPr>
@@ -33851,7 +34009,7 @@
           </w:tcPr>
           <w:p>
             <w:pPr>
-              <w:pStyle w:val="Tabelleninhalt"/>
+              <w:pStyle w:val="Tabelleninhaltuser"/>
               <w:widowControl w:val="false"/>
               <w:jc w:val="left"/>
               <w:rPr>
@@ -33938,7 +34096,7 @@
           </w:tcPr>
           <w:p>
             <w:pPr>
-              <w:pStyle w:val="Tabelleninhalt"/>
+              <w:pStyle w:val="Tabelleninhaltuser"/>
               <w:widowControl w:val="false"/>
               <w:jc w:val="left"/>
               <w:rPr>
@@ -34025,7 +34183,7 @@
           </w:tcPr>
           <w:p>
             <w:pPr>
-              <w:pStyle w:val="Tabelleninhalt"/>
+              <w:pStyle w:val="Tabelleninhaltuser"/>
               <w:widowControl w:val="false"/>
               <w:jc w:val="left"/>
               <w:rPr>
@@ -34112,7 +34270,7 @@
           </w:tcPr>
           <w:p>
             <w:pPr>
-              <w:pStyle w:val="Tabelleninhalt"/>
+              <w:pStyle w:val="Tabelleninhaltuser"/>
               <w:widowControl w:val="false"/>
               <w:jc w:val="left"/>
               <w:rPr>
@@ -34199,7 +34357,7 @@
           </w:tcPr>
           <w:p>
             <w:pPr>
-              <w:pStyle w:val="Tabelleninhalt"/>
+              <w:pStyle w:val="Tabelleninhaltuser"/>
               <w:widowControl w:val="false"/>
               <w:jc w:val="left"/>
               <w:rPr>
@@ -34286,7 +34444,7 @@
           </w:tcPr>
           <w:p>
             <w:pPr>
-              <w:pStyle w:val="Tabelleninhalt"/>
+              <w:pStyle w:val="Tabelleninhaltuser"/>
               <w:widowControl w:val="false"/>
               <w:jc w:val="left"/>
               <w:rPr>
@@ -34373,7 +34531,7 @@
           </w:tcPr>
           <w:p>
             <w:pPr>
-              <w:pStyle w:val="Tabelleninhalt"/>
+              <w:pStyle w:val="Tabelleninhaltuser"/>
               <w:widowControl w:val="false"/>
               <w:jc w:val="left"/>
               <w:rPr>
@@ -34460,7 +34618,7 @@
           </w:tcPr>
           <w:p>
             <w:pPr>
-              <w:pStyle w:val="Tabelleninhalt"/>
+              <w:pStyle w:val="Tabelleninhaltuser"/>
               <w:widowControl w:val="false"/>
               <w:jc w:val="left"/>
               <w:rPr>
@@ -34547,7 +34705,7 @@
           </w:tcPr>
           <w:p>
             <w:pPr>
-              <w:pStyle w:val="Tabelleninhalt"/>
+              <w:pStyle w:val="Tabelleninhaltuser"/>
               <w:widowControl w:val="false"/>
               <w:jc w:val="left"/>
               <w:rPr>
@@ -34634,7 +34792,7 @@
           </w:tcPr>
           <w:p>
             <w:pPr>
-              <w:pStyle w:val="Tabelleninhalt"/>
+              <w:pStyle w:val="Tabelleninhaltuser"/>
               <w:widowControl w:val="false"/>
               <w:jc w:val="left"/>
               <w:rPr>
@@ -34721,7 +34879,7 @@
           </w:tcPr>
           <w:p>
             <w:pPr>
-              <w:pStyle w:val="Tabelleninhalt"/>
+              <w:pStyle w:val="Tabelleninhaltuser"/>
               <w:widowControl w:val="false"/>
               <w:jc w:val="left"/>
               <w:rPr>
@@ -34808,7 +34966,7 @@
           </w:tcPr>
           <w:p>
             <w:pPr>
-              <w:pStyle w:val="Tabelleninhalt"/>
+              <w:pStyle w:val="Tabelleninhaltuser"/>
               <w:widowControl w:val="false"/>
               <w:jc w:val="left"/>
               <w:rPr>
@@ -34895,7 +35053,7 @@
           </w:tcPr>
           <w:p>
             <w:pPr>
-              <w:pStyle w:val="Tabelleninhalt"/>
+              <w:pStyle w:val="Tabelleninhaltuser"/>
               <w:widowControl w:val="false"/>
               <w:jc w:val="left"/>
               <w:rPr>
@@ -34982,7 +35140,7 @@
           </w:tcPr>
           <w:p>
             <w:pPr>
-              <w:pStyle w:val="Tabelleninhalt"/>
+              <w:pStyle w:val="Tabelleninhaltuser"/>
               <w:widowControl w:val="false"/>
               <w:jc w:val="left"/>
               <w:rPr>
@@ -35482,7 +35640,7 @@
           <w:numId w:val="0"/>
         </w:numPr>
         <w:suppressAutoHyphens w:val="true"/>
-        <w:overflowPunct w:val="false"/>
+        <w:overflowPunct w:val="true"/>
         <w:ind w:hanging="0" w:left="0"/>
         <w:jc w:val="left"/>
         <w:rPr>
@@ -35538,7 +35696,7 @@
       <w:r>
         <w:rPr/>
         <w:drawing>
-          <wp:anchor distT="0" distB="0" distL="0" distR="0" simplePos="0" relativeHeight="32" behindDoc="0" locked="0" layoutInCell="0" allowOverlap="1">
+          <wp:anchor distT="0" distB="0" distL="0" distR="0" simplePos="0" relativeHeight="31" behindDoc="0" locked="0" layoutInCell="0" allowOverlap="1">
             <wp:simplePos x="0" y="0"/>
             <wp:positionH relativeFrom="column">
               <wp:posOffset>60960</wp:posOffset>
@@ -35670,7 +35828,7 @@
       <w:r>
         <w:rPr/>
         <w:drawing>
-          <wp:anchor distT="0" distB="0" distL="0" distR="0" simplePos="0" relativeHeight="104" behindDoc="0" locked="0" layoutInCell="0" allowOverlap="1">
+          <wp:anchor distT="0" distB="0" distL="0" distR="0" simplePos="0" relativeHeight="103" behindDoc="0" locked="0" layoutInCell="0" allowOverlap="1">
             <wp:simplePos x="0" y="0"/>
             <wp:positionH relativeFrom="column">
               <wp:posOffset>-3810</wp:posOffset>
@@ -35781,7 +35939,7 @@
       <w:r>
         <w:rPr/>
         <w:drawing>
-          <wp:anchor distT="0" distB="0" distL="0" distR="0" simplePos="0" relativeHeight="105" behindDoc="0" locked="0" layoutInCell="0" allowOverlap="1">
+          <wp:anchor distT="0" distB="0" distL="0" distR="0" simplePos="0" relativeHeight="104" behindDoc="0" locked="0" layoutInCell="0" allowOverlap="1">
             <wp:simplePos x="0" y="0"/>
             <wp:positionH relativeFrom="column">
               <wp:posOffset>161925</wp:posOffset>
@@ -35930,7 +36088,7 @@
       <w:r>
         <w:rPr/>
         <w:drawing>
-          <wp:anchor distT="0" distB="0" distL="0" distR="0" simplePos="0" relativeHeight="33" behindDoc="0" locked="0" layoutInCell="0" allowOverlap="1">
+          <wp:anchor distT="0" distB="0" distL="0" distR="0" simplePos="0" relativeHeight="32" behindDoc="0" locked="0" layoutInCell="0" allowOverlap="1">
             <wp:simplePos x="0" y="0"/>
             <wp:positionH relativeFrom="column">
               <wp:posOffset>46990</wp:posOffset>
@@ -36265,7 +36423,7 @@
       <w:r>
         <w:rPr/>
         <w:drawing>
-          <wp:anchor distT="0" distB="0" distL="0" distR="0" simplePos="0" relativeHeight="100" behindDoc="0" locked="0" layoutInCell="0" allowOverlap="1">
+          <wp:anchor distT="0" distB="0" distL="0" distR="0" simplePos="0" relativeHeight="99" behindDoc="0" locked="0" layoutInCell="0" allowOverlap="1">
             <wp:simplePos x="0" y="0"/>
             <wp:positionH relativeFrom="column">
               <wp:posOffset>-22860</wp:posOffset>
@@ -37000,7 +37158,7 @@
           <w:szCs w:val="20"/>
         </w:rPr>
         <w:drawing>
-          <wp:anchor distT="0" distB="0" distL="0" distR="0" simplePos="0" relativeHeight="102" behindDoc="0" locked="0" layoutInCell="0" allowOverlap="1">
+          <wp:anchor distT="0" distB="0" distL="0" distR="0" simplePos="0" relativeHeight="101" behindDoc="0" locked="0" layoutInCell="0" allowOverlap="1">
             <wp:simplePos x="0" y="0"/>
             <wp:positionH relativeFrom="column">
               <wp:posOffset>0</wp:posOffset>
@@ -37152,7 +37310,7 @@
           <w:szCs w:val="20"/>
         </w:rPr>
         <w:drawing>
-          <wp:anchor distT="0" distB="0" distL="0" distR="0" simplePos="0" relativeHeight="103" behindDoc="0" locked="0" layoutInCell="0" allowOverlap="1">
+          <wp:anchor distT="0" distB="0" distL="0" distR="0" simplePos="0" relativeHeight="102" behindDoc="0" locked="0" layoutInCell="0" allowOverlap="1">
             <wp:simplePos x="0" y="0"/>
             <wp:positionH relativeFrom="column">
               <wp:posOffset>40640</wp:posOffset>
@@ -38409,7 +38567,7 @@
     </w:r>
     <w:r>
       <w:rPr/>
-      <w:t>60</w:t>
+      <w:t>62</w:t>
     </w:r>
     <w:r>
       <w:rPr/>
@@ -42770,7 +42928,7 @@
     <w:pPr>
       <w:widowControl/>
       <w:suppressAutoHyphens w:val="true"/>
-      <w:overflowPunct w:val="false"/>
+      <w:overflowPunct w:val="true"/>
       <w:bidi w:val="0"/>
       <w:spacing w:before="0" w:after="0"/>
       <w:jc w:val="left"/>
@@ -42786,7 +42944,7 @@
   </w:style>
   <w:style w:type="paragraph" w:styleId="Heading1">
     <w:name w:val="heading 1"/>
-    <w:basedOn w:val="berschrift"/>
+    <w:basedOn w:val="berschriftuser"/>
     <w:next w:val="BodyText"/>
     <w:qFormat/>
     <w:pPr>
@@ -42802,7 +42960,7 @@
   </w:style>
   <w:style w:type="paragraph" w:styleId="Heading2">
     <w:name w:val="heading 2"/>
-    <w:basedOn w:val="berschrift"/>
+    <w:basedOn w:val="berschriftuser"/>
     <w:next w:val="BodyText"/>
     <w:qFormat/>
     <w:pPr>
@@ -42818,7 +42976,7 @@
   </w:style>
   <w:style w:type="paragraph" w:styleId="Heading3">
     <w:name w:val="heading 3"/>
-    <w:basedOn w:val="berschrift"/>
+    <w:basedOn w:val="berschriftuser"/>
     <w:next w:val="BodyText"/>
     <w:qFormat/>
     <w:pPr>
@@ -42834,7 +42992,7 @@
   </w:style>
   <w:style w:type="paragraph" w:styleId="Heading4">
     <w:name w:val="heading 4"/>
-    <w:basedOn w:val="berschrift"/>
+    <w:basedOn w:val="berschriftuser"/>
     <w:next w:val="BodyText"/>
     <w:qFormat/>
     <w:pPr>
@@ -42850,8 +43008,8 @@
       <w:szCs w:val="26"/>
     </w:rPr>
   </w:style>
-  <w:style w:type="character" w:styleId="Aufzhlungszeichen">
-    <w:name w:val="Aufzählungszeichen"/>
+  <w:style w:type="character" w:styleId="Aufzhlungszeichenuser">
+    <w:name w:val="Aufzählungszeichen (user)"/>
     <w:qFormat/>
     <w:rPr>
       <w:rFonts w:ascii="OpenSymbol" w:hAnsi="OpenSymbol" w:eastAsia="OpenSymbol" w:cs="OpenSymbol"/>
@@ -42866,13 +43024,13 @@
       <w:lang w:val="en-US" w:eastAsia="zxx" w:bidi="zxx"/>
     </w:rPr>
   </w:style>
-  <w:style w:type="character" w:styleId="Verzeichnissprung">
-    <w:name w:val="Verzeichnissprung"/>
+  <w:style w:type="character" w:styleId="Verzeichnissprunguser">
+    <w:name w:val="Verzeichnissprung (user)"/>
     <w:qFormat/>
     <w:rPr/>
   </w:style>
-  <w:style w:type="character" w:styleId="Nummerierungszeichen">
-    <w:name w:val="Nummerierungszeichen"/>
+  <w:style w:type="character" w:styleId="Nummerierungszeichenuser">
+    <w:name w:val="Nummerierungszeichen (user)"/>
     <w:qFormat/>
     <w:rPr>
       <w:rFonts w:ascii="Arial" w:hAnsi="Arial"/>
@@ -42917,13 +43075,13 @@
       <w:u w:val="single"/>
     </w:rPr>
   </w:style>
-  <w:style w:type="character" w:styleId="Verzeichnissprunguser">
-    <w:name w:val="Verzeichnissprung (user)"/>
+  <w:style w:type="character" w:styleId="Verzeichnissprung">
+    <w:name w:val="Verzeichnissprung"/>
     <w:qFormat/>
     <w:rPr/>
   </w:style>
-  <w:style w:type="character" w:styleId="Aufzhlungszeichenuser">
-    <w:name w:val="Aufzählungszeichen (user)"/>
+  <w:style w:type="character" w:styleId="Aufzhlungszeichen">
+    <w:name w:val="Aufzählungszeichen"/>
     <w:qFormat/>
     <w:rPr>
       <w:rFonts w:ascii="OpenSymbol" w:hAnsi="OpenSymbol" w:eastAsia="OpenSymbol" w:cs="OpenSymbol"/>
@@ -43027,15 +43185,15 @@
     </w:pPr>
     <w:rPr/>
   </w:style>
-  <w:style w:type="paragraph" w:styleId="Kopf-Fuzeile">
-    <w:name w:val="Kopf-/Fußzeile"/>
+  <w:style w:type="paragraph" w:styleId="Kopf-Fuzeileuser">
+    <w:name w:val="Kopf-/Fußzeile (user)"/>
     <w:basedOn w:val="Normal"/>
     <w:qFormat/>
     <w:pPr/>
     <w:rPr/>
   </w:style>
-  <w:style w:type="paragraph" w:styleId="Kopf-Fuzeileuser">
-    <w:name w:val="Kopf-/Fußzeile (user)"/>
+  <w:style w:type="paragraph" w:styleId="Kopf-Fuzeile">
+    <w:name w:val="Kopf-/Fußzeile"/>
     <w:basedOn w:val="Normal"/>
     <w:qFormat/>
     <w:pPr/>
@@ -43051,7 +43209,7 @@
   </w:style>
   <w:style w:type="paragraph" w:styleId="IndexHeading">
     <w:name w:val="index heading"/>
-    <w:basedOn w:val="berschrift"/>
+    <w:basedOn w:val="berschriftuser"/>
     <w:pPr>
       <w:suppressLineNumbers/>
       <w:ind w:hanging="0" w:left="0"/>
@@ -43080,7 +43238,7 @@
   </w:style>
   <w:style w:type="paragraph" w:styleId="TOC1">
     <w:name w:val="toc 1"/>
-    <w:basedOn w:val="Verzeichnis"/>
+    <w:basedOn w:val="Verzeichnisuser"/>
     <w:pPr>
       <w:tabs>
         <w:tab w:val="clear" w:pos="709"/>
@@ -43095,7 +43253,7 @@
   </w:style>
   <w:style w:type="paragraph" w:styleId="TOC2">
     <w:name w:val="toc 2"/>
-    <w:basedOn w:val="Verzeichnis"/>
+    <w:basedOn w:val="Verzeichnisuser"/>
     <w:pPr>
       <w:tabs>
         <w:tab w:val="clear" w:pos="709"/>
@@ -43110,7 +43268,7 @@
   </w:style>
   <w:style w:type="paragraph" w:styleId="TOC3">
     <w:name w:val="toc 3"/>
-    <w:basedOn w:val="Verzeichnis"/>
+    <w:basedOn w:val="Verzeichnisuser"/>
     <w:pPr>
       <w:tabs>
         <w:tab w:val="clear" w:pos="709"/>
@@ -43125,7 +43283,7 @@
   </w:style>
   <w:style w:type="paragraph" w:styleId="TOC4">
     <w:name w:val="toc 4"/>
-    <w:basedOn w:val="Verzeichnis"/>
+    <w:basedOn w:val="Verzeichnisuser"/>
     <w:pPr>
       <w:tabs>
         <w:tab w:val="clear" w:pos="709"/>
@@ -43135,8 +43293,8 @@
     </w:pPr>
     <w:rPr/>
   </w:style>
-  <w:style w:type="paragraph" w:styleId="Tabelleninhalt">
-    <w:name w:val="Tabelleninhalt"/>
+  <w:style w:type="paragraph" w:styleId="Tabelleninhaltuser">
+    <w:name w:val="Tabelleninhalt (user)"/>
     <w:basedOn w:val="Normal"/>
     <w:qFormat/>
     <w:pPr>
@@ -43145,9 +43303,9 @@
     </w:pPr>
     <w:rPr/>
   </w:style>
-  <w:style w:type="paragraph" w:styleId="Tabellenberschrift">
-    <w:name w:val="Tabellenüberschrift"/>
-    <w:basedOn w:val="Tabelleninhalt"/>
+  <w:style w:type="paragraph" w:styleId="Tabellenberschriftuser">
+    <w:name w:val="Tabellenüberschrift (user)"/>
+    <w:basedOn w:val="Tabelleninhaltuser"/>
     <w:qFormat/>
     <w:pPr>
       <w:suppressLineNumbers/>

--- a/docs/documentation-en.docx
+++ b/docs/documentation-en.docx
@@ -1121,16 +1121,17 @@
             </w:rPr>
             <w:fldChar w:fldCharType="separate"/>
           </w:r>
-          <w:hyperlink w:anchor="__RefHeading___Toc1907_1567046155" w:tooltip="Function">
-            <w:r>
-              <w:rPr>
-                <w:rStyle w:val="Verzeichnissprung"/>
-              </w:rPr>
-              <w:t>Function</w:t>
-              <w:tab/>
-              <w:t>5</w:t>
-            </w:r>
-          </w:hyperlink>
+          <w:r>
+            <w:rPr>
+              <w:rStyle w:val="Verzeichnissprung"/>
+            </w:rPr>
+            <w:t>Function</w:t>
+          </w:r>
+          <w:r>
+            <w:rPr/>
+            <w:tab/>
+            <w:t>5</w:t>
+          </w:r>
         </w:p>
         <w:p>
           <w:pPr>
@@ -1141,16 +1142,12 @@
             </w:tabs>
             <w:rPr/>
           </w:pPr>
-          <w:hyperlink w:anchor="__RefHeading___Toc1773_517622172" w:tooltip="Installation">
-            <w:r>
-              <w:rPr>
-                <w:rStyle w:val="Verzeichnissprung"/>
-              </w:rPr>
-              <w:t>Installation</w:t>
-              <w:tab/>
-              <w:t>6</w:t>
-            </w:r>
-          </w:hyperlink>
+          <w:r>
+            <w:rPr/>
+            <w:t>Installation</w:t>
+            <w:tab/>
+            <w:t>6</w:t>
+          </w:r>
         </w:p>
         <w:p>
           <w:pPr>
@@ -1161,16 +1158,12 @@
             </w:tabs>
             <w:rPr/>
           </w:pPr>
-          <w:hyperlink w:anchor="__RefHeading___Toc6410_1485555939" w:tooltip="Upload the files">
-            <w:r>
-              <w:rPr>
-                <w:rStyle w:val="Verzeichnissprung"/>
-              </w:rPr>
-              <w:t>Upload the files</w:t>
-              <w:tab/>
-              <w:t>6</w:t>
-            </w:r>
-          </w:hyperlink>
+          <w:r>
+            <w:rPr/>
+            <w:t>Upload the files</w:t>
+            <w:tab/>
+            <w:t>6</w:t>
+          </w:r>
         </w:p>
         <w:p>
           <w:pPr>
@@ -1181,16 +1174,12 @@
             </w:tabs>
             <w:rPr/>
           </w:pPr>
-          <w:hyperlink w:anchor="__RefHeading___Toc4938_1485555939" w:tooltip="The installation routine">
-            <w:r>
-              <w:rPr>
-                <w:rStyle w:val="Verzeichnissprung"/>
-              </w:rPr>
-              <w:t>The installation routine</w:t>
-              <w:tab/>
-              <w:t>6</w:t>
-            </w:r>
-          </w:hyperlink>
+          <w:r>
+            <w:rPr/>
+            <w:t>The installation routine</w:t>
+            <w:tab/>
+            <w:t>6</w:t>
+          </w:r>
         </w:p>
         <w:p>
           <w:pPr>
@@ -1201,16 +1190,12 @@
             </w:tabs>
             <w:rPr/>
           </w:pPr>
-          <w:hyperlink w:anchor="__RefHeading___Toc4936_1485555939" w:tooltip="The menu item">
-            <w:r>
-              <w:rPr>
-                <w:rStyle w:val="Verzeichnissprung"/>
-              </w:rPr>
-              <w:t>The menu item</w:t>
-              <w:tab/>
-              <w:t>9</w:t>
-            </w:r>
-          </w:hyperlink>
+          <w:r>
+            <w:rPr/>
+            <w:t>The menu item</w:t>
+            <w:tab/>
+            <w:t>9</w:t>
+          </w:r>
         </w:p>
         <w:p>
           <w:pPr>
@@ -1221,16 +1206,12 @@
             </w:tabs>
             <w:rPr/>
           </w:pPr>
-          <w:hyperlink w:anchor="__RefHeading___Toc6412_1485555939" w:tooltip="The first basic settings">
-            <w:r>
-              <w:rPr>
-                <w:rStyle w:val="Verzeichnissprung"/>
-              </w:rPr>
-              <w:t>The first basic settings</w:t>
-              <w:tab/>
-              <w:t>10</w:t>
-            </w:r>
-          </w:hyperlink>
+          <w:r>
+            <w:rPr/>
+            <w:t>The first basic settings</w:t>
+            <w:tab/>
+            <w:t>10</w:t>
+          </w:r>
         </w:p>
         <w:p>
           <w:pPr>
@@ -1241,16 +1222,12 @@
             </w:tabs>
             <w:rPr/>
           </w:pPr>
-          <w:hyperlink w:anchor="__RefHeading___Toc2290_2139416701" w:tooltip="Contribution settings">
-            <w:r>
-              <w:rPr>
-                <w:rStyle w:val="Verzeichnissprung"/>
-              </w:rPr>
-              <w:t>Contribution settings</w:t>
-              <w:tab/>
-              <w:t>10</w:t>
-            </w:r>
-          </w:hyperlink>
+          <w:r>
+            <w:rPr/>
+            <w:t>Contribution settings</w:t>
+            <w:tab/>
+            <w:t>10</w:t>
+          </w:r>
         </w:p>
         <w:p>
           <w:pPr>
@@ -1261,16 +1238,12 @@
             </w:tabs>
             <w:rPr/>
           </w:pPr>
-          <w:hyperlink w:anchor="__RefHeading___Toc2292_2139416701" w:tooltip="Account details">
-            <w:r>
-              <w:rPr>
-                <w:rStyle w:val="Verzeichnissprung"/>
-              </w:rPr>
-              <w:t>Account details</w:t>
-              <w:tab/>
-              <w:t>10</w:t>
-            </w:r>
-          </w:hyperlink>
+          <w:r>
+            <w:rPr/>
+            <w:t>Account details</w:t>
+            <w:tab/>
+            <w:t>10</w:t>
+          </w:r>
         </w:p>
         <w:p>
           <w:pPr>
@@ -1281,16 +1254,12 @@
             </w:tabs>
             <w:rPr/>
           </w:pPr>
-          <w:hyperlink w:anchor="__RefHeading___Toc2294_2139416701" w:tooltip="Mandate management">
-            <w:r>
-              <w:rPr>
-                <w:rStyle w:val="Verzeichnissprung"/>
-              </w:rPr>
-              <w:t>Mandate management</w:t>
-              <w:tab/>
-              <w:t>10</w:t>
-            </w:r>
-          </w:hyperlink>
+          <w:r>
+            <w:rPr/>
+            <w:t>Mandate management</w:t>
+            <w:tab/>
+            <w:t>10</w:t>
+          </w:r>
         </w:p>
         <w:p>
           <w:pPr>
@@ -1301,16 +1270,12 @@
             </w:tabs>
             <w:rPr/>
           </w:pPr>
-          <w:hyperlink w:anchor="__RefHeading___Toc2296_2139416701" w:tooltip="View definitions">
-            <w:r>
-              <w:rPr>
-                <w:rStyle w:val="Verzeichnissprung"/>
-              </w:rPr>
-              <w:t>View definitions</w:t>
-              <w:tab/>
-              <w:t>10</w:t>
-            </w:r>
-          </w:hyperlink>
+          <w:r>
+            <w:rPr/>
+            <w:t>View definitions</w:t>
+            <w:tab/>
+            <w:t>10</w:t>
+          </w:r>
         </w:p>
         <w:p>
           <w:pPr>
@@ -1321,16 +1286,12 @@
             </w:tabs>
             <w:rPr/>
           </w:pPr>
-          <w:hyperlink w:anchor="__RefHeading___Toc18797_986433141" w:tooltip="Testing the basic functions">
-            <w:r>
-              <w:rPr>
-                <w:rStyle w:val="Verzeichnissprung"/>
-              </w:rPr>
-              <w:t>Testing the basic functions</w:t>
-              <w:tab/>
-              <w:t>11</w:t>
-            </w:r>
-          </w:hyperlink>
+          <w:r>
+            <w:rPr/>
+            <w:t>Testing the basic functions</w:t>
+            <w:tab/>
+            <w:t>11</w:t>
+          </w:r>
         </w:p>
         <w:p>
           <w:pPr>
@@ -1341,16 +1302,12 @@
             </w:tabs>
             <w:rPr/>
           </w:pPr>
-          <w:hyperlink w:anchor="__RefHeading___Toc18799_986433141" w:tooltip="The views">
-            <w:r>
-              <w:rPr>
-                <w:rStyle w:val="Verzeichnissprung"/>
-              </w:rPr>
-              <w:t>The views</w:t>
-              <w:tab/>
-              <w:t>11</w:t>
-            </w:r>
-          </w:hyperlink>
+          <w:r>
+            <w:rPr/>
+            <w:t>The views</w:t>
+            <w:tab/>
+            <w:t>11</w:t>
+          </w:r>
         </w:p>
         <w:p>
           <w:pPr>
@@ -1361,16 +1318,12 @@
             </w:tabs>
             <w:rPr/>
           </w:pPr>
-          <w:hyperlink w:anchor="__RefHeading___Toc18801_986433141" w:tooltip="Contribution calculation">
-            <w:r>
-              <w:rPr>
-                <w:rStyle w:val="Verzeichnissprung"/>
-              </w:rPr>
-              <w:t>Contribution calculation</w:t>
-              <w:tab/>
-              <w:t>13</w:t>
-            </w:r>
-          </w:hyperlink>
+          <w:r>
+            <w:rPr/>
+            <w:t>Contribution calculation</w:t>
+            <w:tab/>
+            <w:t>13</w:t>
+          </w:r>
         </w:p>
         <w:p>
           <w:pPr>
@@ -1381,16 +1334,12 @@
             </w:tabs>
             <w:rPr/>
           </w:pPr>
-          <w:hyperlink w:anchor="__RefHeading___Toc5443_3319094778" w:tooltip="Update">
-            <w:r>
-              <w:rPr>
-                <w:rStyle w:val="Verzeichnissprung"/>
-              </w:rPr>
-              <w:t>Update</w:t>
-              <w:tab/>
-              <w:t>13</w:t>
-            </w:r>
-          </w:hyperlink>
+          <w:r>
+            <w:rPr/>
+            <w:t>Update</w:t>
+            <w:tab/>
+            <w:t>13</w:t>
+          </w:r>
         </w:p>
         <w:p>
           <w:pPr>
@@ -1401,16 +1350,12 @@
             </w:tabs>
             <w:rPr/>
           </w:pPr>
-          <w:hyperlink w:anchor="__RefHeading___Toc1909_1567046155" w:tooltip="The menu structure">
-            <w:r>
-              <w:rPr>
-                <w:rStyle w:val="Verzeichnissprung"/>
-              </w:rPr>
-              <w:t>The menu structure</w:t>
-              <w:tab/>
-              <w:t>14</w:t>
-            </w:r>
-          </w:hyperlink>
+          <w:r>
+            <w:rPr/>
+            <w:t>The menu structure</w:t>
+            <w:tab/>
+            <w:t>14</w:t>
+          </w:r>
         </w:p>
         <w:p>
           <w:pPr>
@@ -1421,16 +1366,12 @@
             </w:tabs>
             <w:rPr/>
           </w:pPr>
-          <w:hyperlink w:anchor="__RefHeading___Toc1202_2975391565" w:tooltip="Fees menu">
-            <w:r>
-              <w:rPr>
-                <w:rStyle w:val="Verzeichnissprung"/>
-              </w:rPr>
-              <w:t>Fees menu</w:t>
-              <w:tab/>
-              <w:t>14</w:t>
-            </w:r>
-          </w:hyperlink>
+          <w:r>
+            <w:rPr/>
+            <w:t>Fees menu</w:t>
+            <w:tab/>
+            <w:t>14</w:t>
+          </w:r>
         </w:p>
         <w:p>
           <w:pPr>
@@ -1441,16 +1382,12 @@
             </w:tabs>
             <w:rPr/>
           </w:pPr>
-          <w:hyperlink w:anchor="__RefHeading___Toc1216_2975391565" w:tooltip="Mandate management menu">
-            <w:r>
-              <w:rPr>
-                <w:rStyle w:val="Verzeichnissprung"/>
-              </w:rPr>
-              <w:t>Mandate management menu</w:t>
-              <w:tab/>
-              <w:t>14</w:t>
-            </w:r>
-          </w:hyperlink>
+          <w:r>
+            <w:rPr/>
+            <w:t>Mandate management menu</w:t>
+            <w:tab/>
+            <w:t>14</w:t>
+          </w:r>
         </w:p>
         <w:p>
           <w:pPr>
@@ -1461,16 +1398,12 @@
             </w:tabs>
             <w:rPr/>
           </w:pPr>
-          <w:hyperlink w:anchor="__RefHeading___Toc1222_2975391565" w:tooltip="Export menu">
-            <w:r>
-              <w:rPr>
-                <w:rStyle w:val="Verzeichnissprung"/>
-              </w:rPr>
-              <w:t>Export menu</w:t>
-              <w:tab/>
-              <w:t>15</w:t>
-            </w:r>
-          </w:hyperlink>
+          <w:r>
+            <w:rPr/>
+            <w:t>Export menu</w:t>
+            <w:tab/>
+            <w:t>15</w:t>
+          </w:r>
         </w:p>
         <w:p>
           <w:pPr>
@@ -1481,16 +1414,12 @@
             </w:tabs>
             <w:rPr/>
           </w:pPr>
-          <w:hyperlink w:anchor="__RefHeading___Toc1228_2975391565" w:tooltip="Options menu">
-            <w:r>
-              <w:rPr>
-                <w:rStyle w:val="Verzeichnissprung"/>
-              </w:rPr>
-              <w:t>Options menu</w:t>
-              <w:tab/>
-              <w:t>15</w:t>
-            </w:r>
-          </w:hyperlink>
+          <w:r>
+            <w:rPr/>
+            <w:t>Options menu</w:t>
+            <w:tab/>
+            <w:t>15</w:t>
+          </w:r>
         </w:p>
         <w:p>
           <w:pPr>
@@ -1501,16 +1430,12 @@
             </w:tabs>
             <w:rPr/>
           </w:pPr>
-          <w:hyperlink w:anchor="__RefHeading___Toc1240_2975391565" w:tooltip="Preferences menu">
-            <w:r>
-              <w:rPr>
-                <w:rStyle w:val="Verzeichnissprung"/>
-              </w:rPr>
-              <w:t>Preferences menu</w:t>
-              <w:tab/>
-              <w:t>16</w:t>
-            </w:r>
-          </w:hyperlink>
+          <w:r>
+            <w:rPr/>
+            <w:t>Preferences menu</w:t>
+            <w:tab/>
+            <w:t>16</w:t>
+          </w:r>
         </w:p>
         <w:p>
           <w:pPr>
@@ -1521,16 +1446,12 @@
             </w:tabs>
             <w:rPr/>
           </w:pPr>
-          <w:hyperlink w:anchor="__RefHeading___Toc1013_517622172" w:tooltip="Age-based roles">
-            <w:r>
-              <w:rPr>
-                <w:rStyle w:val="Verzeichnissprung"/>
-              </w:rPr>
-              <w:t>Age-based roles</w:t>
-              <w:tab/>
-              <w:t>17</w:t>
-            </w:r>
-          </w:hyperlink>
+          <w:r>
+            <w:rPr/>
+            <w:t>Age-based roles</w:t>
+            <w:tab/>
+            <w:t>17</w:t>
+          </w:r>
         </w:p>
         <w:p>
           <w:pPr>
@@ -1541,16 +1462,12 @@
             </w:tabs>
             <w:rPr/>
           </w:pPr>
-          <w:hyperlink w:anchor="__RefHeading___Toc1911_1567046155" w:tooltip="Basics">
-            <w:r>
-              <w:rPr>
-                <w:rStyle w:val="Verzeichnissprung"/>
-              </w:rPr>
-              <w:t>Basics</w:t>
-              <w:tab/>
-              <w:t>17</w:t>
-            </w:r>
-          </w:hyperlink>
+          <w:r>
+            <w:rPr/>
+            <w:t>Basics</w:t>
+            <w:tab/>
+            <w:t>17</w:t>
+          </w:r>
         </w:p>
         <w:p>
           <w:pPr>
@@ -1561,16 +1478,12 @@
             </w:tabs>
             <w:rPr/>
           </w:pPr>
-          <w:hyperlink w:anchor="__RefHeading___Toc1913_1567046155" w:tooltip="Usage">
-            <w:r>
-              <w:rPr>
-                <w:rStyle w:val="Verzeichnissprung"/>
-              </w:rPr>
-              <w:t>Usage</w:t>
-              <w:tab/>
-              <w:t>17</w:t>
-            </w:r>
-          </w:hyperlink>
+          <w:r>
+            <w:rPr/>
+            <w:t>Usage</w:t>
+            <w:tab/>
+            <w:t>17</w:t>
+          </w:r>
         </w:p>
         <w:p>
           <w:pPr>
@@ -1581,16 +1494,12 @@
             </w:tabs>
             <w:rPr/>
           </w:pPr>
-          <w:hyperlink w:anchor="__RefHeading___Toc1204_2975391565" w:tooltip="Remapping of age-based roles">
-            <w:r>
-              <w:rPr>
-                <w:rStyle w:val="Verzeichnissprung"/>
-              </w:rPr>
-              <w:t>Remapping of age-based roles</w:t>
-              <w:tab/>
-              <w:t>18</w:t>
-            </w:r>
-          </w:hyperlink>
+          <w:r>
+            <w:rPr/>
+            <w:t>Remapping of age-based roles</w:t>
+            <w:tab/>
+            <w:t>18</w:t>
+          </w:r>
         </w:p>
         <w:p>
           <w:pPr>
@@ -1601,16 +1510,12 @@
             </w:tabs>
             <w:rPr/>
           </w:pPr>
-          <w:hyperlink w:anchor="__RefHeading___Toc1845_2317245886" w:tooltip="Reference time/month offset">
-            <w:r>
-              <w:rPr>
-                <w:rStyle w:val="Verzeichnissprung"/>
-              </w:rPr>
-              <w:t>Reference time/month offset</w:t>
-              <w:tab/>
-              <w:t>18</w:t>
-            </w:r>
-          </w:hyperlink>
+          <w:r>
+            <w:rPr/>
+            <w:t>Reference time/month offset</w:t>
+            <w:tab/>
+            <w:t>18</w:t>
+          </w:r>
         </w:p>
         <w:p>
           <w:pPr>
@@ -1621,16 +1526,12 @@
             </w:tabs>
             <w:rPr/>
           </w:pPr>
-          <w:hyperlink w:anchor="__RefHeading___Toc1923_1567046155" w:tooltip="Family roles">
-            <w:r>
-              <w:rPr>
-                <w:rStyle w:val="Verzeichnissprung"/>
-              </w:rPr>
-              <w:t>Family roles</w:t>
-              <w:tab/>
-              <w:t>19</w:t>
-            </w:r>
-          </w:hyperlink>
+          <w:r>
+            <w:rPr/>
+            <w:t>Family roles</w:t>
+            <w:tab/>
+            <w:t>19</w:t>
+          </w:r>
         </w:p>
         <w:p>
           <w:pPr>
@@ -1641,16 +1542,12 @@
             </w:tabs>
             <w:rPr/>
           </w:pPr>
-          <w:hyperlink w:anchor="__RefHeading___Toc1925_1567046155" w:tooltip="Basics">
-            <w:r>
-              <w:rPr>
-                <w:rStyle w:val="Verzeichnissprung"/>
-              </w:rPr>
-              <w:t>Basics</w:t>
-              <w:tab/>
-              <w:t>19</w:t>
-            </w:r>
-          </w:hyperlink>
+          <w:r>
+            <w:rPr/>
+            <w:t>Basics</w:t>
+            <w:tab/>
+            <w:t>19</w:t>
+          </w:r>
         </w:p>
         <w:p>
           <w:pPr>
@@ -1661,16 +1558,12 @@
             </w:tabs>
             <w:rPr/>
           </w:pPr>
-          <w:hyperlink w:anchor="__RefHeading___Toc1891_3092496962" w:tooltip="Usage">
-            <w:r>
-              <w:rPr>
-                <w:rStyle w:val="Verzeichnissprung"/>
-              </w:rPr>
-              <w:t>Usage</w:t>
-              <w:tab/>
-              <w:t>19</w:t>
-            </w:r>
-          </w:hyperlink>
+          <w:r>
+            <w:rPr/>
+            <w:t>Usage</w:t>
+            <w:tab/>
+            <w:t>19</w:t>
+          </w:r>
         </w:p>
         <w:p>
           <w:pPr>
@@ -1681,16 +1574,12 @@
             </w:tabs>
             <w:rPr/>
           </w:pPr>
-          <w:hyperlink w:anchor="__RefHeading___Toc2073_3127355303" w:tooltip="Payer">
-            <w:r>
-              <w:rPr>
-                <w:rStyle w:val="Verzeichnissprung"/>
-              </w:rPr>
-              <w:t>Payer</w:t>
-              <w:tab/>
-              <w:t>20</w:t>
-            </w:r>
-          </w:hyperlink>
+          <w:r>
+            <w:rPr/>
+            <w:t>Payer</w:t>
+            <w:tab/>
+            <w:t>20</w:t>
+          </w:r>
         </w:p>
         <w:p>
           <w:pPr>
@@ -1701,16 +1590,12 @@
             </w:tabs>
             <w:rPr/>
           </w:pPr>
-          <w:hyperlink w:anchor="__RefHeading___Toc1142_2735614071" w:tooltip="Multiplier roles">
-            <w:r>
-              <w:rPr>
-                <w:rStyle w:val="Verzeichnissprung"/>
-              </w:rPr>
-              <w:t>Multiplier roles</w:t>
-              <w:tab/>
-              <w:t>20</w:t>
-            </w:r>
-          </w:hyperlink>
+          <w:r>
+            <w:rPr/>
+            <w:t>Multiplier roles</w:t>
+            <w:tab/>
+            <w:t>20</w:t>
+          </w:r>
         </w:p>
         <w:p>
           <w:pPr>
@@ -1721,16 +1606,12 @@
             </w:tabs>
             <w:rPr/>
           </w:pPr>
-          <w:hyperlink w:anchor="__RefHeading___Toc1017_517622172" w:tooltip="Fixed Contribution Roles">
-            <w:r>
-              <w:rPr>
-                <w:rStyle w:val="Verzeichnissprung"/>
-              </w:rPr>
-              <w:t>Fixed Contribution Roles</w:t>
-              <w:tab/>
-              <w:t>21</w:t>
-            </w:r>
-          </w:hyperlink>
+          <w:r>
+            <w:rPr/>
+            <w:t>Fixed Contribution Roles</w:t>
+            <w:tab/>
+            <w:t>21</w:t>
+          </w:r>
         </w:p>
         <w:p>
           <w:pPr>
@@ -1741,16 +1622,12 @@
             </w:tabs>
             <w:rPr/>
           </w:pPr>
-          <w:hyperlink w:anchor="__RefHeading___Toc2016_223011361" w:tooltip="Basics">
-            <w:r>
-              <w:rPr>
-                <w:rStyle w:val="Verzeichnissprung"/>
-              </w:rPr>
-              <w:t>Basics</w:t>
-              <w:tab/>
-              <w:t>21</w:t>
-            </w:r>
-          </w:hyperlink>
+          <w:r>
+            <w:rPr/>
+            <w:t>Basics</w:t>
+            <w:tab/>
+            <w:t>21</w:t>
+          </w:r>
         </w:p>
         <w:p>
           <w:pPr>
@@ -1761,16 +1638,12 @@
             </w:tabs>
             <w:rPr/>
           </w:pPr>
-          <w:hyperlink w:anchor="__RefHeading___Toc2018_223011361" w:tooltip="Usage">
-            <w:r>
-              <w:rPr>
-                <w:rStyle w:val="Verzeichnissprung"/>
-              </w:rPr>
-              <w:t>Usage</w:t>
-              <w:tab/>
-              <w:t>21</w:t>
-            </w:r>
-          </w:hyperlink>
+          <w:r>
+            <w:rPr/>
+            <w:t>Usage</w:t>
+            <w:tab/>
+            <w:t>21</w:t>
+          </w:r>
         </w:p>
         <w:p>
           <w:pPr>
@@ -1781,16 +1654,12 @@
             </w:tabs>
             <w:rPr/>
           </w:pPr>
-          <w:hyperlink w:anchor="__RefHeading___Toc2176_987512190" w:tooltip="Individual contributions">
-            <w:r>
-              <w:rPr>
-                <w:rStyle w:val="Verzeichnissprung"/>
-              </w:rPr>
-              <w:t>Individual contributions</w:t>
-              <w:tab/>
-              <w:t>22</w:t>
-            </w:r>
-          </w:hyperlink>
+          <w:r>
+            <w:rPr/>
+            <w:t>Individual contributions</w:t>
+            <w:tab/>
+            <w:t>22</w:t>
+          </w:r>
         </w:p>
         <w:p>
           <w:pPr>
@@ -1801,16 +1670,12 @@
             </w:tabs>
             <w:rPr/>
           </w:pPr>
-          <w:hyperlink w:anchor="__RefHeading___Toc2016_2230113612" w:tooltip="Basics">
-            <w:r>
-              <w:rPr>
-                <w:rStyle w:val="Verzeichnissprung"/>
-              </w:rPr>
-              <w:t>Basics</w:t>
-              <w:tab/>
-              <w:t>22</w:t>
-            </w:r>
-          </w:hyperlink>
+          <w:r>
+            <w:rPr/>
+            <w:t>Basics</w:t>
+            <w:tab/>
+            <w:t>22</w:t>
+          </w:r>
         </w:p>
         <w:p>
           <w:pPr>
@@ -1821,16 +1686,12 @@
             </w:tabs>
             <w:rPr/>
           </w:pPr>
-          <w:hyperlink w:anchor="__RefHeading___Toc2018_2230113612" w:tooltip="Usage">
-            <w:r>
-              <w:rPr>
-                <w:rStyle w:val="Verzeichnissprung"/>
-              </w:rPr>
-              <w:t>Usage</w:t>
-              <w:tab/>
-              <w:t>22</w:t>
-            </w:r>
-          </w:hyperlink>
+          <w:r>
+            <w:rPr/>
+            <w:t>Usage</w:t>
+            <w:tab/>
+            <w:t>22</w:t>
+          </w:r>
         </w:p>
         <w:p>
           <w:pPr>
@@ -1841,16 +1702,12 @@
             </w:tabs>
             <w:rPr/>
           </w:pPr>
-          <w:hyperlink w:anchor="__RefHeading___Toc2170_2179209565" w:tooltip="Basic amount">
-            <w:r>
-              <w:rPr>
-                <w:rStyle w:val="Verzeichnissprung"/>
-              </w:rPr>
-              <w:t>Basic amount</w:t>
-              <w:tab/>
-              <w:t>22</w:t>
-            </w:r>
-          </w:hyperlink>
+          <w:r>
+            <w:rPr/>
+            <w:t>Basic amount</w:t>
+            <w:tab/>
+            <w:t>22</w:t>
+          </w:r>
         </w:p>
         <w:p>
           <w:pPr>
@@ -1861,16 +1718,12 @@
             </w:tabs>
             <w:rPr/>
           </w:pPr>
-          <w:hyperlink w:anchor="__RefHeading___Toc2172_2179209565" w:tooltip="Consumption amount">
-            <w:r>
-              <w:rPr>
-                <w:rStyle w:val="Verzeichnissprung"/>
-              </w:rPr>
-              <w:t>Consumption amount</w:t>
-              <w:tab/>
-              <w:t>23</w:t>
-            </w:r>
-          </w:hyperlink>
+          <w:r>
+            <w:rPr/>
+            <w:t>Consumption amount</w:t>
+            <w:tab/>
+            <w:t>23</w:t>
+          </w:r>
         </w:p>
         <w:p>
           <w:pPr>
@@ -1881,16 +1734,12 @@
             </w:tabs>
             <w:rPr/>
           </w:pPr>
-          <w:hyperlink w:anchor="__RefHeading___Toc1927_1567046155" w:tooltip="Contribution calculation">
-            <w:r>
-              <w:rPr>
-                <w:rStyle w:val="Verzeichnissprung"/>
-              </w:rPr>
-              <w:t>Contribution calculation</w:t>
-              <w:tab/>
-              <w:t>24</w:t>
-            </w:r>
-          </w:hyperlink>
+          <w:r>
+            <w:rPr/>
+            <w:t>Contribution calculation</w:t>
+            <w:tab/>
+            <w:t>24</w:t>
+          </w:r>
         </w:p>
         <w:p>
           <w:pPr>
@@ -1901,16 +1750,12 @@
             </w:tabs>
             <w:rPr/>
           </w:pPr>
-          <w:hyperlink w:anchor="__RefHeading___Toc1929_1567046155" w:tooltip="Contribution and contribution period">
-            <w:r>
-              <w:rPr>
-                <w:rStyle w:val="Verzeichnissprung"/>
-              </w:rPr>
-              <w:t>Contribution and contribution period</w:t>
-              <w:tab/>
-              <w:t>24</w:t>
-            </w:r>
-          </w:hyperlink>
+          <w:r>
+            <w:rPr/>
+            <w:t>Contribution and contribution period</w:t>
+            <w:tab/>
+            <w:t>24</w:t>
+          </w:r>
         </w:p>
         <w:p>
           <w:pPr>
@@ -1921,16 +1766,12 @@
             </w:tabs>
             <w:rPr/>
           </w:pPr>
-          <w:hyperlink w:anchor="__RefHeading___Toc2075_3127355303" w:tooltip="Prorated contribution calculation">
-            <w:r>
-              <w:rPr>
-                <w:rStyle w:val="Verzeichnissprung"/>
-              </w:rPr>
-              <w:t>Prorated contribution calculation</w:t>
-              <w:tab/>
-              <w:t>24</w:t>
-            </w:r>
-          </w:hyperlink>
+          <w:r>
+            <w:rPr/>
+            <w:t>Prorated contribution calculation</w:t>
+            <w:tab/>
+            <w:t>24</w:t>
+          </w:r>
         </w:p>
         <w:p>
           <w:pPr>
@@ -1941,16 +1782,12 @@
             </w:tabs>
             <w:rPr/>
           </w:pPr>
-          <w:hyperlink w:anchor="__RefHeading___Toc2077_3127355303" w:tooltip="Prorated contribution calculation of family roles">
-            <w:r>
-              <w:rPr>
-                <w:rStyle w:val="Verzeichnissprung"/>
-              </w:rPr>
-              <w:t>Prorated contribution calculation of family roles</w:t>
-              <w:tab/>
-              <w:t>25</w:t>
-            </w:r>
-          </w:hyperlink>
+          <w:r>
+            <w:rPr/>
+            <w:t>Prorated contribution calculation of family roles</w:t>
+            <w:tab/>
+            <w:t>25</w:t>
+          </w:r>
         </w:p>
         <w:p>
           <w:pPr>
@@ -1961,16 +1798,12 @@
             </w:tabs>
             <w:rPr/>
           </w:pPr>
-          <w:hyperlink w:anchor="__RefHeading___Toc1208_2975391565" w:tooltip="Recalculation">
-            <w:r>
-              <w:rPr>
-                <w:rStyle w:val="Verzeichnissprung"/>
-              </w:rPr>
-              <w:t>Recalculation</w:t>
-              <w:tab/>
-              <w:t>25</w:t>
-            </w:r>
-          </w:hyperlink>
+          <w:r>
+            <w:rPr/>
+            <w:t>Recalculation</w:t>
+            <w:tab/>
+            <w:t>25</w:t>
+          </w:r>
         </w:p>
         <w:p>
           <w:pPr>
@@ -1981,16 +1814,12 @@
             </w:tabs>
             <w:rPr/>
           </w:pPr>
-          <w:hyperlink w:anchor="__RefHeading___Toc1208_29753915651" w:tooltip="Individual contributions">
-            <w:r>
-              <w:rPr>
-                <w:rStyle w:val="Verzeichnissprung"/>
-              </w:rPr>
-              <w:t>Individual contributions</w:t>
-              <w:tab/>
-              <w:t>26</w:t>
-            </w:r>
-          </w:hyperlink>
+          <w:r>
+            <w:rPr/>
+            <w:t>Individual contributions</w:t>
+            <w:tab/>
+            <w:t>26</w:t>
+          </w:r>
         </w:p>
         <w:p>
           <w:pPr>
@@ -2001,16 +1830,12 @@
             </w:tabs>
             <w:rPr/>
           </w:pPr>
-          <w:hyperlink w:anchor="__RefHeading___Toc1210_2975391565" w:tooltip="Contribution payments">
-            <w:r>
-              <w:rPr>
-                <w:rStyle w:val="Verzeichnissprung"/>
-              </w:rPr>
-              <w:t>Contribution payments</w:t>
-              <w:tab/>
-              <w:t>26</w:t>
-            </w:r>
-          </w:hyperlink>
+          <w:r>
+            <w:rPr/>
+            <w:t>Contribution payments</w:t>
+            <w:tab/>
+            <w:t>26</w:t>
+          </w:r>
         </w:p>
         <w:p>
           <w:pPr>
@@ -2021,16 +1846,12 @@
             </w:tabs>
             <w:rPr/>
           </w:pPr>
-          <w:hyperlink w:anchor="__RefHeading___Toc5432_3799843630" w:tooltip="Payment reminder">
-            <w:r>
-              <w:rPr>
-                <w:rStyle w:val="Verzeichnissprung"/>
-              </w:rPr>
-              <w:t>Payment reminder</w:t>
-              <w:tab/>
-              <w:t>27</w:t>
-            </w:r>
-          </w:hyperlink>
+          <w:r>
+            <w:rPr/>
+            <w:t>Payment reminder</w:t>
+            <w:tab/>
+            <w:t>27</w:t>
+          </w:r>
         </w:p>
         <w:p>
           <w:pPr>
@@ -2041,16 +1862,12 @@
             </w:tabs>
             <w:rPr/>
           </w:pPr>
-          <w:hyperlink w:anchor="__RefHeading___Toc1212_2975391565" w:tooltip="Membership fee analysis">
-            <w:r>
-              <w:rPr>
-                <w:rStyle w:val="Verzeichnissprung"/>
-              </w:rPr>
-              <w:t>Membership fee analysis</w:t>
-              <w:tab/>
-              <w:t>29</w:t>
-            </w:r>
-          </w:hyperlink>
+          <w:r>
+            <w:rPr/>
+            <w:t>Membership fee analysis</w:t>
+            <w:tab/>
+            <w:t>29</w:t>
+          </w:r>
         </w:p>
         <w:p>
           <w:pPr>
@@ -2061,16 +1878,12 @@
             </w:tabs>
             <w:rPr/>
           </w:pPr>
-          <w:hyperlink w:anchor="__RefHeading___Toc1214_2975391565" w:tooltip="Contribution history">
-            <w:r>
-              <w:rPr>
-                <w:rStyle w:val="Verzeichnissprung"/>
-              </w:rPr>
-              <w:t>Contribution history</w:t>
-              <w:tab/>
-              <w:t>29</w:t>
-            </w:r>
-          </w:hyperlink>
+          <w:r>
+            <w:rPr/>
+            <w:t>Contribution history</w:t>
+            <w:tab/>
+            <w:t>29</w:t>
+          </w:r>
         </w:p>
         <w:p>
           <w:pPr>
@@ -2081,16 +1894,12 @@
             </w:tabs>
             <w:rPr/>
           </w:pPr>
-          <w:hyperlink w:anchor="__RefHeading___Toc1945_1567046155" w:tooltip="Export">
-            <w:r>
-              <w:rPr>
-                <w:rStyle w:val="Verzeichnissprung"/>
-              </w:rPr>
-              <w:t>Export</w:t>
-              <w:tab/>
-              <w:t>30</w:t>
-            </w:r>
-          </w:hyperlink>
+          <w:r>
+            <w:rPr/>
+            <w:t>Export</w:t>
+            <w:tab/>
+            <w:t>30</w:t>
+          </w:r>
         </w:p>
         <w:p>
           <w:pPr>
@@ -2101,16 +1910,12 @@
             </w:tabs>
             <w:rPr/>
           </w:pPr>
-          <w:hyperlink w:anchor="__RefHeading___Toc1224_2975391565" w:tooltip="SEPA">
-            <w:r>
-              <w:rPr>
-                <w:rStyle w:val="Verzeichnissprung"/>
-              </w:rPr>
-              <w:t>SEPA</w:t>
-              <w:tab/>
-              <w:t>30</w:t>
-            </w:r>
-          </w:hyperlink>
+          <w:r>
+            <w:rPr/>
+            <w:t>SEPA</w:t>
+            <w:tab/>
+            <w:t>30</w:t>
+          </w:r>
         </w:p>
         <w:p>
           <w:pPr>
@@ -2121,16 +1926,12 @@
             </w:tabs>
             <w:rPr/>
           </w:pPr>
-          <w:hyperlink w:anchor="__RefHeading___Toc1616_1958182187" w:tooltip="Due date">
-            <w:r>
-              <w:rPr>
-                <w:rStyle w:val="Verzeichnissprung"/>
-              </w:rPr>
-              <w:t>Due date</w:t>
-              <w:tab/>
-              <w:t>31</w:t>
-            </w:r>
-          </w:hyperlink>
+          <w:r>
+            <w:rPr/>
+            <w:t>Due date</w:t>
+            <w:tab/>
+            <w:t>31</w:t>
+          </w:r>
         </w:p>
         <w:p>
           <w:pPr>
@@ -2141,16 +1942,12 @@
             </w:tabs>
             <w:rPr/>
           </w:pPr>
-          <w:hyperlink w:anchor="__RefHeading___Toc1618_1958182187" w:tooltip="XML file">
-            <w:r>
-              <w:rPr>
-                <w:rStyle w:val="Verzeichnissprung"/>
-              </w:rPr>
-              <w:t>XML file</w:t>
-              <w:tab/>
-              <w:t>33</w:t>
-            </w:r>
-          </w:hyperlink>
+          <w:r>
+            <w:rPr/>
+            <w:t>XML file</w:t>
+            <w:tab/>
+            <w:t>33</w:t>
+          </w:r>
         </w:p>
         <w:p>
           <w:pPr>
@@ -2161,16 +1958,12 @@
             </w:tabs>
             <w:rPr/>
           </w:pPr>
-          <w:hyperlink w:anchor="__RefHeading___Toc1620_1958182187" w:tooltip="Control file">
-            <w:r>
-              <w:rPr>
-                <w:rStyle w:val="Verzeichnissprung"/>
-              </w:rPr>
-              <w:t>Control file</w:t>
-              <w:tab/>
-              <w:t>33</w:t>
-            </w:r>
-          </w:hyperlink>
+          <w:r>
+            <w:rPr/>
+            <w:t>Control file</w:t>
+            <w:tab/>
+            <w:t>33</w:t>
+          </w:r>
         </w:p>
         <w:p>
           <w:pPr>
@@ -2181,16 +1974,12 @@
             </w:tabs>
             <w:rPr/>
           </w:pPr>
-          <w:hyperlink w:anchor="__RefHeading___Toc1622_1958182187" w:tooltip="Pre-notification">
-            <w:r>
-              <w:rPr>
-                <w:rStyle w:val="Verzeichnissprung"/>
-              </w:rPr>
-              <w:t>Pre-notification</w:t>
-              <w:tab/>
-              <w:t>34</w:t>
-            </w:r>
-          </w:hyperlink>
+          <w:r>
+            <w:rPr/>
+            <w:t>Pre-notification</w:t>
+            <w:tab/>
+            <w:t>34</w:t>
+          </w:r>
         </w:p>
         <w:p>
           <w:pPr>
@@ -2201,16 +1990,12 @@
             </w:tabs>
             <w:rPr/>
           </w:pPr>
-          <w:hyperlink w:anchor="__RefHeading___Toc1226_2975391565" w:tooltip="Invoice">
-            <w:r>
-              <w:rPr>
-                <w:rStyle w:val="Verzeichnissprung"/>
-              </w:rPr>
-              <w:t>Invoice</w:t>
-              <w:tab/>
-              <w:t>36</w:t>
-            </w:r>
-          </w:hyperlink>
+          <w:r>
+            <w:rPr/>
+            <w:t>Invoice</w:t>
+            <w:tab/>
+            <w:t>36</w:t>
+          </w:r>
         </w:p>
         <w:p>
           <w:pPr>
@@ -2221,16 +2006,12 @@
             </w:tabs>
             <w:rPr/>
           </w:pPr>
-          <w:hyperlink w:anchor="__RefHeading___Toc2031_223011361" w:tooltip="The Export button">
-            <w:r>
-              <w:rPr>
-                <w:rStyle w:val="Verzeichnissprung"/>
-              </w:rPr>
-              <w:t>The Export button</w:t>
-              <w:tab/>
-              <w:t>36</w:t>
-            </w:r>
-          </w:hyperlink>
+          <w:r>
+            <w:rPr/>
+            <w:t>The Export button</w:t>
+            <w:tab/>
+            <w:t>36</w:t>
+          </w:r>
         </w:p>
         <w:p>
           <w:pPr>
@@ -2241,16 +2022,12 @@
             </w:tabs>
             <w:rPr/>
           </w:pPr>
-          <w:hyperlink w:anchor="__RefHeading___Toc2033_223011361" w:tooltip="The E-mail button">
-            <w:r>
-              <w:rPr>
-                <w:rStyle w:val="Verzeichnissprung"/>
-              </w:rPr>
-              <w:t>The E-mail button</w:t>
-              <w:tab/>
-              <w:t>36</w:t>
-            </w:r>
-          </w:hyperlink>
+          <w:r>
+            <w:rPr/>
+            <w:t>The E-mail button</w:t>
+            <w:tab/>
+            <w:t>36</w:t>
+          </w:r>
         </w:p>
         <w:p>
           <w:pPr>
@@ -2261,16 +2038,12 @@
             </w:tabs>
             <w:rPr/>
           </w:pPr>
-          <w:hyperlink w:anchor="__RefHeading___Toc1828_3856073189" w:tooltip="Mandate management">
-            <w:r>
-              <w:rPr>
-                <w:rStyle w:val="Verzeichnissprung"/>
-              </w:rPr>
-              <w:t>Mandate management</w:t>
-              <w:tab/>
-              <w:t>38</w:t>
-            </w:r>
-          </w:hyperlink>
+          <w:r>
+            <w:rPr/>
+            <w:t>Mandate management</w:t>
+            <w:tab/>
+            <w:t>38</w:t>
+          </w:r>
         </w:p>
         <w:p>
           <w:pPr>
@@ -2281,16 +2054,12 @@
             </w:tabs>
             <w:rPr/>
           </w:pPr>
-          <w:hyperlink w:anchor="__RefHeading___Toc1218_2975391565" w:tooltip="Create mandate references">
-            <w:r>
-              <w:rPr>
-                <w:rStyle w:val="Verzeichnissprung"/>
-              </w:rPr>
-              <w:t>Create mandate references</w:t>
-              <w:tab/>
-              <w:t>38</w:t>
-            </w:r>
-          </w:hyperlink>
+          <w:r>
+            <w:rPr/>
+            <w:t>Create mandate references</w:t>
+            <w:tab/>
+            <w:t>38</w:t>
+          </w:r>
         </w:p>
         <w:p>
           <w:pPr>
@@ -2301,16 +2070,12 @@
             </w:tabs>
             <w:rPr/>
           </w:pPr>
-          <w:hyperlink w:anchor="__RefHeading___Toc1220_2975391565" w:tooltip="Edit mandate">
-            <w:r>
-              <w:rPr>
-                <w:rStyle w:val="Verzeichnissprung"/>
-              </w:rPr>
-              <w:t>Edit mandate</w:t>
-              <w:tab/>
-              <w:t>39</w:t>
-            </w:r>
-          </w:hyperlink>
+          <w:r>
+            <w:rPr/>
+            <w:t>Edit mandate</w:t>
+            <w:tab/>
+            <w:t>39</w:t>
+          </w:r>
         </w:p>
         <w:p>
           <w:pPr>
@@ -2321,16 +2086,12 @@
             </w:tabs>
             <w:rPr/>
           </w:pPr>
-          <w:hyperlink w:anchor="__RefHeading___Toc1830_3856073189" w:tooltip="Options">
-            <w:r>
-              <w:rPr>
-                <w:rStyle w:val="Verzeichnissprung"/>
-              </w:rPr>
-              <w:t>Options</w:t>
-              <w:tab/>
-              <w:t>40</w:t>
-            </w:r>
-          </w:hyperlink>
+          <w:r>
+            <w:rPr/>
+            <w:t>Options</w:t>
+            <w:tab/>
+            <w:t>40</w:t>
+          </w:r>
         </w:p>
         <w:p>
           <w:pPr>
@@ -2341,16 +2102,12 @@
             </w:tabs>
             <w:rPr/>
           </w:pPr>
-          <w:hyperlink w:anchor="__RefHeading___Toc1230_2975391565" w:tooltip="Generate membership number(s).">
-            <w:r>
-              <w:rPr>
-                <w:rStyle w:val="Verzeichnissprung"/>
-              </w:rPr>
-              <w:t>Generate membership number(s).</w:t>
-              <w:tab/>
-              <w:t>40</w:t>
-            </w:r>
-          </w:hyperlink>
+          <w:r>
+            <w:rPr/>
+            <w:t>Generate membership number(s).</w:t>
+            <w:tab/>
+            <w:t>40</w:t>
+          </w:r>
         </w:p>
         <w:p>
           <w:pPr>
@@ -2361,16 +2118,12 @@
             </w:tabs>
             <w:rPr/>
           </w:pPr>
-          <w:hyperlink w:anchor="__RefHeading___Toc1232_2975391565" w:tooltip="Update family roles">
-            <w:r>
-              <w:rPr>
-                <w:rStyle w:val="Verzeichnissprung"/>
-              </w:rPr>
-              <w:t>Update family roles</w:t>
-              <w:tab/>
-              <w:t>41</w:t>
-            </w:r>
-          </w:hyperlink>
+          <w:r>
+            <w:rPr/>
+            <w:t>Update family roles</w:t>
+            <w:tab/>
+            <w:t>41</w:t>
+          </w:r>
         </w:p>
         <w:p>
           <w:pPr>
@@ -2381,16 +2134,12 @@
             </w:tabs>
             <w:rPr/>
           </w:pPr>
-          <w:hyperlink w:anchor="__RefHeading___Toc1234_2975391565" w:tooltip="Copy">
-            <w:r>
-              <w:rPr>
-                <w:rStyle w:val="Verzeichnissprung"/>
-              </w:rPr>
-              <w:t>Copy</w:t>
-              <w:tab/>
-              <w:t>42</w:t>
-            </w:r>
-          </w:hyperlink>
+          <w:r>
+            <w:rPr/>
+            <w:t>Copy</w:t>
+            <w:tab/>
+            <w:t>42</w:t>
+          </w:r>
         </w:p>
         <w:p>
           <w:pPr>
@@ -2401,16 +2150,12 @@
             </w:tabs>
             <w:rPr/>
           </w:pPr>
-          <w:hyperlink w:anchor="__RefHeading___Toc1236_2975391565" w:tooltip="Tests">
-            <w:r>
-              <w:rPr>
-                <w:rStyle w:val="Verzeichnissprung"/>
-              </w:rPr>
-              <w:t>Tests</w:t>
-              <w:tab/>
-              <w:t>43</w:t>
-            </w:r>
-          </w:hyperlink>
+          <w:r>
+            <w:rPr/>
+            <w:t>Tests</w:t>
+            <w:tab/>
+            <w:t>43</w:t>
+          </w:r>
         </w:p>
         <w:p>
           <w:pPr>
@@ -2421,16 +2166,12 @@
             </w:tabs>
             <w:rPr/>
           </w:pPr>
-          <w:hyperlink w:anchor="__RefHeading___Toc2266_2795132422" w:tooltip="Age-bases roles">
-            <w:r>
-              <w:rPr>
-                <w:rStyle w:val="Verzeichnissprung"/>
-              </w:rPr>
-              <w:t>Age-bases roles</w:t>
-              <w:tab/>
-              <w:t>43</w:t>
-            </w:r>
-          </w:hyperlink>
+          <w:r>
+            <w:rPr/>
+            <w:t>Age-bases roles</w:t>
+            <w:tab/>
+            <w:t>43</w:t>
+          </w:r>
         </w:p>
         <w:p>
           <w:pPr>
@@ -2441,16 +2182,12 @@
             </w:tabs>
             <w:rPr/>
           </w:pPr>
-          <w:hyperlink w:anchor="__RefHeading___Toc2268_2795132422" w:tooltip="Role membership (age-based roles)">
-            <w:r>
-              <w:rPr>
-                <w:rStyle w:val="Verzeichnissprung"/>
-              </w:rPr>
-              <w:t>Role membership (age-based roles)</w:t>
-              <w:tab/>
-              <w:t>43</w:t>
-            </w:r>
-          </w:hyperlink>
+          <w:r>
+            <w:rPr/>
+            <w:t>Role membership (age-based roles)</w:t>
+            <w:tab/>
+            <w:t>43</w:t>
+          </w:r>
         </w:p>
         <w:p>
           <w:pPr>
@@ -2461,16 +2198,12 @@
             </w:tabs>
             <w:rPr/>
           </w:pPr>
-          <w:hyperlink w:anchor="__RefHeading___Toc2270_2795132422" w:tooltip="Role membership (mandatory)">
-            <w:r>
-              <w:rPr>
-                <w:rStyle w:val="Verzeichnissprung"/>
-              </w:rPr>
-              <w:t>Role membership (mandatory)</w:t>
-              <w:tab/>
-              <w:t>43</w:t>
-            </w:r>
-          </w:hyperlink>
+          <w:r>
+            <w:rPr/>
+            <w:t>Role membership (mandatory)</w:t>
+            <w:tab/>
+            <w:t>43</w:t>
+          </w:r>
         </w:p>
         <w:p>
           <w:pPr>
@@ -2481,16 +2214,12 @@
             </w:tabs>
             <w:rPr/>
           </w:pPr>
-          <w:hyperlink w:anchor="__RefHeading___Toc2272_2795132422" w:tooltip="Role membership (exclusion)">
-            <w:r>
-              <w:rPr>
-                <w:rStyle w:val="Verzeichnissprung"/>
-              </w:rPr>
-              <w:t>Role membership (exclusion)</w:t>
-              <w:tab/>
-              <w:t>43</w:t>
-            </w:r>
-          </w:hyperlink>
+          <w:r>
+            <w:rPr/>
+            <w:t>Role membership (exclusion)</w:t>
+            <w:tab/>
+            <w:t>43</w:t>
+          </w:r>
         </w:p>
         <w:p>
           <w:pPr>
@@ -2501,16 +2230,12 @@
             </w:tabs>
             <w:rPr/>
           </w:pPr>
-          <w:hyperlink w:anchor="__RefHeading___Toc2274_2795132422" w:tooltip="Family roles">
-            <w:r>
-              <w:rPr>
-                <w:rStyle w:val="Verzeichnissprung"/>
-              </w:rPr>
-              <w:t>Family roles</w:t>
-              <w:tab/>
-              <w:t>43</w:t>
-            </w:r>
-          </w:hyperlink>
+          <w:r>
+            <w:rPr/>
+            <w:t>Family roles</w:t>
+            <w:tab/>
+            <w:t>43</w:t>
+          </w:r>
         </w:p>
         <w:p>
           <w:pPr>
@@ -2521,16 +2246,12 @@
             </w:tabs>
             <w:rPr/>
           </w:pPr>
-          <w:hyperlink w:anchor="__RefHeading___Toc2276_2795132422" w:tooltip="Account details">
-            <w:r>
-              <w:rPr>
-                <w:rStyle w:val="Verzeichnissprung"/>
-              </w:rPr>
-              <w:t>Account details</w:t>
-              <w:tab/>
-              <w:t>43</w:t>
-            </w:r>
-          </w:hyperlink>
+          <w:r>
+            <w:rPr/>
+            <w:t>Account details</w:t>
+            <w:tab/>
+            <w:t>43</w:t>
+          </w:r>
         </w:p>
         <w:p>
           <w:pPr>
@@ -2541,16 +2262,12 @@
             </w:tabs>
             <w:rPr/>
           </w:pPr>
-          <w:hyperlink w:anchor="__RefHeading___Toc2278_2795132422" w:tooltip="Mandate management">
-            <w:r>
-              <w:rPr>
-                <w:rStyle w:val="Verzeichnissprung"/>
-              </w:rPr>
-              <w:t>Mandate management</w:t>
-              <w:tab/>
-              <w:t>43</w:t>
-            </w:r>
-          </w:hyperlink>
+          <w:r>
+            <w:rPr/>
+            <w:t>Mandate management</w:t>
+            <w:tab/>
+            <w:t>43</w:t>
+          </w:r>
         </w:p>
         <w:p>
           <w:pPr>
@@ -2561,16 +2278,12 @@
             </w:tabs>
             <w:rPr/>
           </w:pPr>
-          <w:hyperlink w:anchor="__RefHeading___Toc2280_2795132422" w:tooltip="IBAN test">
-            <w:r>
-              <w:rPr>
-                <w:rStyle w:val="Verzeichnissprung"/>
-              </w:rPr>
-              <w:t>IBAN test</w:t>
-              <w:tab/>
-              <w:t>43</w:t>
-            </w:r>
-          </w:hyperlink>
+          <w:r>
+            <w:rPr/>
+            <w:t>IBAN test</w:t>
+            <w:tab/>
+            <w:t>43</w:t>
+          </w:r>
         </w:p>
         <w:p>
           <w:pPr>
@@ -2581,16 +2294,12 @@
             </w:tabs>
             <w:rPr/>
           </w:pPr>
-          <w:hyperlink w:anchor="__RefHeading___Toc2282_2795132422" w:tooltip="BIC test">
-            <w:r>
-              <w:rPr>
-                <w:rStyle w:val="Verzeichnissprung"/>
-              </w:rPr>
-              <w:t>BIC test</w:t>
-              <w:tab/>
-              <w:t>44</w:t>
-            </w:r>
-          </w:hyperlink>
+          <w:r>
+            <w:rPr/>
+            <w:t>BIC test</w:t>
+            <w:tab/>
+            <w:t>44</w:t>
+          </w:r>
         </w:p>
         <w:p>
           <w:pPr>
@@ -2601,16 +2310,12 @@
             </w:tabs>
             <w:rPr/>
           </w:pPr>
-          <w:hyperlink w:anchor="__RefHeading___Toc1238_2975391565" w:tooltip="Overview of roles">
-            <w:r>
-              <w:rPr>
-                <w:rStyle w:val="Verzeichnissprung"/>
-              </w:rPr>
-              <w:t>Overview of roles</w:t>
-              <w:tab/>
-              <w:t>45</w:t>
-            </w:r>
-          </w:hyperlink>
+          <w:r>
+            <w:rPr/>
+            <w:t>Overview of roles</w:t>
+            <w:tab/>
+            <w:t>45</w:t>
+          </w:r>
         </w:p>
         <w:p>
           <w:pPr>
@@ -2621,16 +2326,12 @@
             </w:tabs>
             <w:rPr/>
           </w:pPr>
-          <w:hyperlink w:anchor="__RefHeading___Toc1260_2975391565" w:tooltip="Plugin information">
-            <w:r>
-              <w:rPr>
-                <w:rStyle w:val="Verzeichnissprung"/>
-              </w:rPr>
-              <w:t>Plugin information</w:t>
-              <w:tab/>
-              <w:t>45</w:t>
-            </w:r>
-          </w:hyperlink>
+          <w:r>
+            <w:rPr/>
+            <w:t>Plugin information</w:t>
+            <w:tab/>
+            <w:t>45</w:t>
+          </w:r>
         </w:p>
         <w:p>
           <w:pPr>
@@ -2641,16 +2342,12 @@
             </w:tabs>
             <w:rPr/>
           </w:pPr>
-          <w:hyperlink w:anchor="__RefHeading___Toc1832_3856073189" w:tooltip="Preferences">
-            <w:r>
-              <w:rPr>
-                <w:rStyle w:val="Verzeichnissprung"/>
-              </w:rPr>
-              <w:t>Preferences</w:t>
-              <w:tab/>
-              <w:t>46</w:t>
-            </w:r>
-          </w:hyperlink>
+          <w:r>
+            <w:rPr/>
+            <w:t>Preferences</w:t>
+            <w:tab/>
+            <w:t>46</w:t>
+          </w:r>
         </w:p>
         <w:p>
           <w:pPr>
@@ -2661,16 +2358,12 @@
             </w:tabs>
             <w:rPr/>
           </w:pPr>
-          <w:hyperlink w:anchor="__RefHeading___Toc1242_2975391565" w:tooltip="Contribution settings">
-            <w:r>
-              <w:rPr>
-                <w:rStyle w:val="Verzeichnissprung"/>
-              </w:rPr>
-              <w:t>Contribution settings</w:t>
-              <w:tab/>
-              <w:t>46</w:t>
-            </w:r>
-          </w:hyperlink>
+          <w:r>
+            <w:rPr/>
+            <w:t>Contribution settings</w:t>
+            <w:tab/>
+            <w:t>46</w:t>
+          </w:r>
         </w:p>
         <w:p>
           <w:pPr>
@@ -2681,16 +2374,12 @@
             </w:tabs>
             <w:rPr/>
           </w:pPr>
-          <w:hyperlink w:anchor="__RefHeading___Toc1244_2975391565" w:tooltip="Age-based roles">
-            <w:r>
-              <w:rPr>
-                <w:rStyle w:val="Verzeichnissprung"/>
-              </w:rPr>
-              <w:t>Age-based roles</w:t>
-              <w:tab/>
-              <w:t>46</w:t>
-            </w:r>
-          </w:hyperlink>
+          <w:r>
+            <w:rPr/>
+            <w:t>Age-based roles</w:t>
+            <w:tab/>
+            <w:t>46</w:t>
+          </w:r>
         </w:p>
         <w:p>
           <w:pPr>
@@ -2701,16 +2390,12 @@
             </w:tabs>
             <w:rPr/>
           </w:pPr>
-          <w:hyperlink w:anchor="__RefHeading___Toc1246_2975391565" w:tooltip="Family roles">
-            <w:r>
-              <w:rPr>
-                <w:rStyle w:val="Verzeichnissprung"/>
-              </w:rPr>
-              <w:t>Family roles</w:t>
-              <w:tab/>
-              <w:t>47</w:t>
-            </w:r>
-          </w:hyperlink>
+          <w:r>
+            <w:rPr/>
+            <w:t>Family roles</w:t>
+            <w:tab/>
+            <w:t>47</w:t>
+          </w:r>
         </w:p>
         <w:p>
           <w:pPr>
@@ -2721,16 +2406,12 @@
             </w:tabs>
             <w:rPr/>
           </w:pPr>
-          <w:hyperlink w:anchor="__RefHeading___Toc1248_2975391565" w:tooltip="Multiplier roles">
-            <w:r>
-              <w:rPr>
-                <w:rStyle w:val="Verzeichnissprung"/>
-              </w:rPr>
-              <w:t>Multiplier roles</w:t>
-              <w:tab/>
-              <w:t>47</w:t>
-            </w:r>
-          </w:hyperlink>
+          <w:r>
+            <w:rPr/>
+            <w:t>Multiplier roles</w:t>
+            <w:tab/>
+            <w:t>47</w:t>
+          </w:r>
         </w:p>
         <w:p>
           <w:pPr>
@@ -2741,16 +2422,12 @@
             </w:tabs>
             <w:rPr/>
           </w:pPr>
-          <w:hyperlink w:anchor="__RefHeading___Toc1248_29753915651" w:tooltip="Advanced role editing">
-            <w:r>
-              <w:rPr>
-                <w:rStyle w:val="Verzeichnissprung"/>
-              </w:rPr>
-              <w:t>Advanced role editing</w:t>
-              <w:tab/>
-              <w:t>47</w:t>
-            </w:r>
-          </w:hyperlink>
+          <w:r>
+            <w:rPr/>
+            <w:t>Advanced role editing</w:t>
+            <w:tab/>
+            <w:t>47</w:t>
+          </w:r>
         </w:p>
         <w:p>
           <w:pPr>
@@ -2761,16 +2438,12 @@
             </w:tabs>
             <w:rPr/>
           </w:pPr>
-          <w:hyperlink w:anchor="__RefHeading___Toc5623_368820545" w:tooltip="Apointment selection">
-            <w:r>
-              <w:rPr>
-                <w:rStyle w:val="Verzeichnissprung"/>
-              </w:rPr>
-              <w:t>Apointment selection</w:t>
-              <w:tab/>
-              <w:t>48</w:t>
-            </w:r>
-          </w:hyperlink>
+          <w:r>
+            <w:rPr/>
+            <w:t>Apointment selection</w:t>
+            <w:tab/>
+            <w:t>48</w:t>
+          </w:r>
         </w:p>
         <w:p>
           <w:pPr>
@@ -2781,16 +2454,12 @@
             </w:tabs>
             <w:rPr/>
           </w:pPr>
-          <w:hyperlink w:anchor="__RefHeading___Toc1624_1958182187" w:tooltip="Individual contributions">
-            <w:r>
-              <w:rPr>
-                <w:rStyle w:val="Verzeichnissprung"/>
-              </w:rPr>
-              <w:t>Individual contributions</w:t>
-              <w:tab/>
-              <w:t>48</w:t>
-            </w:r>
-          </w:hyperlink>
+          <w:r>
+            <w:rPr/>
+            <w:t>Individual contributions</w:t>
+            <w:tab/>
+            <w:t>48</w:t>
+          </w:r>
         </w:p>
         <w:p>
           <w:pPr>
@@ -2801,16 +2470,12 @@
             </w:tabs>
             <w:rPr/>
           </w:pPr>
-          <w:hyperlink w:anchor="__RefHeading___Toc1626_1958182187" w:tooltip="Account details">
-            <w:r>
-              <w:rPr>
-                <w:rStyle w:val="Verzeichnissprung"/>
-              </w:rPr>
-              <w:t>Account details</w:t>
-              <w:tab/>
-              <w:t>49</w:t>
-            </w:r>
-          </w:hyperlink>
+          <w:r>
+            <w:rPr/>
+            <w:t>Account details</w:t>
+            <w:tab/>
+            <w:t>49</w:t>
+          </w:r>
         </w:p>
         <w:p>
           <w:pPr>
@@ -2821,16 +2486,12 @@
             </w:tabs>
             <w:rPr/>
           </w:pPr>
-          <w:hyperlink w:anchor="__RefHeading___Toc1252_2975391565" w:tooltip="Mandate management">
-            <w:r>
-              <w:rPr>
-                <w:rStyle w:val="Verzeichnissprung"/>
-              </w:rPr>
-              <w:t>Mandate management</w:t>
-              <w:tab/>
-              <w:t>51</w:t>
-            </w:r>
-          </w:hyperlink>
+          <w:r>
+            <w:rPr/>
+            <w:t>Mandate management</w:t>
+            <w:tab/>
+            <w:t>51</w:t>
+          </w:r>
         </w:p>
         <w:p>
           <w:pPr>
@@ -2841,16 +2502,12 @@
             </w:tabs>
             <w:rPr/>
           </w:pPr>
-          <w:hyperlink w:anchor="__RefHeading___Toc1266_2975391565" w:tooltip="The prefix">
-            <w:r>
-              <w:rPr>
-                <w:rStyle w:val="Verzeichnissprung"/>
-              </w:rPr>
-              <w:t>The prefix</w:t>
-              <w:tab/>
-              <w:t>51</w:t>
-            </w:r>
-          </w:hyperlink>
+          <w:r>
+            <w:rPr/>
+            <w:t>The prefix</w:t>
+            <w:tab/>
+            <w:t>51</w:t>
+          </w:r>
         </w:p>
         <w:p>
           <w:pPr>
@@ -2861,16 +2518,12 @@
             </w:tabs>
             <w:rPr/>
           </w:pPr>
-          <w:hyperlink w:anchor="__RefHeading___Toc1268_2975391565" w:tooltip="The zeros">
-            <w:r>
-              <w:rPr>
-                <w:rStyle w:val="Verzeichnissprung"/>
-              </w:rPr>
-              <w:t>The zeros</w:t>
-              <w:tab/>
-              <w:t>51</w:t>
-            </w:r>
-          </w:hyperlink>
+          <w:r>
+            <w:rPr/>
+            <w:t>The zeros</w:t>
+            <w:tab/>
+            <w:t>51</w:t>
+          </w:r>
         </w:p>
         <w:p>
           <w:pPr>
@@ -2881,16 +2534,12 @@
             </w:tabs>
             <w:rPr/>
           </w:pPr>
-          <w:hyperlink w:anchor="__RefHeading___Toc1270_2975391565" w:tooltip="The sequential number">
-            <w:r>
-              <w:rPr>
-                <w:rStyle w:val="Verzeichnissprung"/>
-              </w:rPr>
-              <w:t>The sequential number</w:t>
-              <w:tab/>
-              <w:t>51</w:t>
-            </w:r>
-          </w:hyperlink>
+          <w:r>
+            <w:rPr/>
+            <w:t>The sequential number</w:t>
+            <w:tab/>
+            <w:t>51</w:t>
+          </w:r>
         </w:p>
         <w:p>
           <w:pPr>
@@ -2901,16 +2550,12 @@
             </w:tabs>
             <w:rPr/>
           </w:pPr>
-          <w:hyperlink w:anchor="__RefHeading___Toc1254_29753915651" w:tooltip="View definitions">
-            <w:r>
-              <w:rPr>
-                <w:rStyle w:val="Verzeichnissprung"/>
-              </w:rPr>
-              <w:t>View definitions</w:t>
-              <w:tab/>
-              <w:t>52</w:t>
-            </w:r>
-          </w:hyperlink>
+          <w:r>
+            <w:rPr/>
+            <w:t>View definitions</w:t>
+            <w:tab/>
+            <w:t>52</w:t>
+          </w:r>
         </w:p>
         <w:p>
           <w:pPr>
@@ -2921,16 +2566,12 @@
             </w:tabs>
             <w:rPr/>
           </w:pPr>
-          <w:hyperlink w:anchor="__RefHeading___Toc1250_2975391565" w:tooltip="Export">
-            <w:r>
-              <w:rPr>
-                <w:rStyle w:val="Verzeichnissprung"/>
-              </w:rPr>
-              <w:t>Export</w:t>
-              <w:tab/>
-              <w:t>52</w:t>
-            </w:r>
-          </w:hyperlink>
+          <w:r>
+            <w:rPr/>
+            <w:t>Export</w:t>
+            <w:tab/>
+            <w:t>52</w:t>
+          </w:r>
         </w:p>
         <w:p>
           <w:pPr>
@@ -2941,16 +2582,12 @@
             </w:tabs>
             <w:rPr/>
           </w:pPr>
-          <w:hyperlink w:anchor="__RefHeading___Toc1254_29753915652" w:tooltip="Email notifications">
-            <w:r>
-              <w:rPr>
-                <w:rStyle w:val="Verzeichnissprung"/>
-              </w:rPr>
-              <w:t>Email notifications</w:t>
-              <w:tab/>
-              <w:t>53</w:t>
-            </w:r>
-          </w:hyperlink>
+          <w:r>
+            <w:rPr/>
+            <w:t>Email notifications</w:t>
+            <w:tab/>
+            <w:t>53</w:t>
+          </w:r>
         </w:p>
         <w:p>
           <w:pPr>
@@ -2961,16 +2598,12 @@
             </w:tabs>
             <w:rPr/>
           </w:pPr>
-          <w:hyperlink w:anchor="__RefHeading___Toc1254_2975391565" w:tooltip="Tests">
-            <w:r>
-              <w:rPr>
-                <w:rStyle w:val="Verzeichnissprung"/>
-              </w:rPr>
-              <w:t>Tests</w:t>
-              <w:tab/>
-              <w:t>53</w:t>
-            </w:r>
-          </w:hyperlink>
+          <w:r>
+            <w:rPr/>
+            <w:t>Tests</w:t>
+            <w:tab/>
+            <w:t>53</w:t>
+          </w:r>
         </w:p>
         <w:p>
           <w:pPr>
@@ -2981,16 +2614,12 @@
             </w:tabs>
             <w:rPr/>
           </w:pPr>
-          <w:hyperlink w:anchor="__RefHeading___Toc1272_29753915651" w:tooltip="Enable tests">
-            <w:r>
-              <w:rPr>
-                <w:rStyle w:val="Verzeichnissprung"/>
-              </w:rPr>
-              <w:t>Enable tests</w:t>
-              <w:tab/>
-              <w:t>53</w:t>
-            </w:r>
-          </w:hyperlink>
+          <w:r>
+            <w:rPr/>
+            <w:t>Enable tests</w:t>
+            <w:tab/>
+            <w:t>53</w:t>
+          </w:r>
         </w:p>
         <w:p>
           <w:pPr>
@@ -3001,16 +2630,12 @@
             </w:tabs>
             <w:rPr/>
           </w:pPr>
-          <w:hyperlink w:anchor="__RefHeading___Toc1628_1958182187" w:tooltip="Role membership (age-based roles)">
-            <w:r>
-              <w:rPr>
-                <w:rStyle w:val="Verzeichnissprung"/>
-              </w:rPr>
-              <w:t>Role membership (age-based roles)</w:t>
-              <w:tab/>
-              <w:t>54</w:t>
-            </w:r>
-          </w:hyperlink>
+          <w:r>
+            <w:rPr/>
+            <w:t>Role membership (age-based roles)</w:t>
+            <w:tab/>
+            <w:t>54</w:t>
+          </w:r>
         </w:p>
         <w:p>
           <w:pPr>
@@ -3021,16 +2646,12 @@
             </w:tabs>
             <w:rPr/>
           </w:pPr>
-          <w:hyperlink w:anchor="__RefHeading___Toc1274_2975391565" w:tooltip="Role membership (mandatory) and Role membership (exclusion)">
-            <w:r>
-              <w:rPr>
-                <w:rStyle w:val="Verzeichnissprung"/>
-              </w:rPr>
-              <w:t>Role membership (mandatory) and Role membership (exclusion)</w:t>
-              <w:tab/>
-              <w:t>54</w:t>
-            </w:r>
-          </w:hyperlink>
+          <w:r>
+            <w:rPr/>
+            <w:t>Role membership (mandatory) and Role membership (exclusion)</w:t>
+            <w:tab/>
+            <w:t>54</w:t>
+          </w:r>
         </w:p>
         <w:p>
           <w:pPr>
@@ -3041,16 +2662,12 @@
             </w:tabs>
             <w:rPr/>
           </w:pPr>
-          <w:hyperlink w:anchor="__RefHeading___Toc1272_2975391565" w:tooltip="Family roles">
-            <w:r>
-              <w:rPr>
-                <w:rStyle w:val="Verzeichnissprung"/>
-              </w:rPr>
-              <w:t>Family roles</w:t>
-              <w:tab/>
-              <w:t>55</w:t>
-            </w:r>
-          </w:hyperlink>
+          <w:r>
+            <w:rPr/>
+            <w:t>Family roles</w:t>
+            <w:tab/>
+            <w:t>55</w:t>
+          </w:r>
         </w:p>
         <w:p>
           <w:pPr>
@@ -3061,16 +2678,12 @@
             </w:tabs>
             <w:rPr/>
           </w:pPr>
-          <w:hyperlink w:anchor="__RefHeading___Toc1258_29753915651" w:tooltip="Access permission for preferences">
-            <w:r>
-              <w:rPr>
-                <w:rStyle w:val="Verzeichnissprung"/>
-              </w:rPr>
-              <w:t>Access permission for preferences</w:t>
-              <w:tab/>
-              <w:t>57</w:t>
-            </w:r>
-          </w:hyperlink>
+          <w:r>
+            <w:rPr/>
+            <w:t>Access permission for preferences</w:t>
+            <w:tab/>
+            <w:t>57</w:t>
+          </w:r>
         </w:p>
         <w:p>
           <w:pPr>
@@ -3081,16 +2694,12 @@
             </w:tabs>
             <w:rPr/>
           </w:pPr>
-          <w:hyperlink w:anchor="__RefHeading___Toc1931_1567046155" w:tooltip="Delete Amounts">
-            <w:r>
-              <w:rPr>
-                <w:rStyle w:val="Verzeichnissprung"/>
-              </w:rPr>
-              <w:t>Delete Amounts</w:t>
-              <w:tab/>
-              <w:t>57</w:t>
-            </w:r>
-          </w:hyperlink>
+          <w:r>
+            <w:rPr/>
+            <w:t>Delete Amounts</w:t>
+            <w:tab/>
+            <w:t>57</w:t>
+          </w:r>
         </w:p>
         <w:p>
           <w:pPr>
@@ -3101,16 +2710,12 @@
             </w:tabs>
             <w:rPr/>
           </w:pPr>
-          <w:hyperlink w:anchor="__RefHeading___Toc1258_2975391565" w:tooltip="Uninstall">
-            <w:r>
-              <w:rPr>
-                <w:rStyle w:val="Verzeichnissprung"/>
-              </w:rPr>
-              <w:t>Uninstall</w:t>
-              <w:tab/>
-              <w:t>58</w:t>
-            </w:r>
-          </w:hyperlink>
+          <w:r>
+            <w:rPr/>
+            <w:t>Uninstall</w:t>
+            <w:tab/>
+            <w:t>58</w:t>
+          </w:r>
         </w:p>
         <w:p>
           <w:pPr>
@@ -3121,16 +2726,12 @@
             </w:tabs>
             <w:rPr/>
           </w:pPr>
-          <w:hyperlink w:anchor="__RefHeading___Toc1966_3856073189" w:tooltip="Saving the configuration">
-            <w:r>
-              <w:rPr>
-                <w:rStyle w:val="Verzeichnissprung"/>
-              </w:rPr>
-              <w:t>Saving the configuration</w:t>
-              <w:tab/>
-              <w:t>59</w:t>
-            </w:r>
-          </w:hyperlink>
+          <w:r>
+            <w:rPr/>
+            <w:t>Saving the configuration</w:t>
+            <w:tab/>
+            <w:t>59</w:t>
+          </w:r>
         </w:p>
         <w:p>
           <w:pPr>
@@ -3141,16 +2742,12 @@
             </w:tabs>
             <w:rPr/>
           </w:pPr>
-          <w:hyperlink w:anchor="__RefHeading___Toc2854_368820545" w:tooltip="Information on contribution calculation on the overview page">
-            <w:r>
-              <w:rPr>
-                <w:rStyle w:val="Verzeichnissprung"/>
-              </w:rPr>
-              <w:t>Information on contribution calculation on the overview page</w:t>
-              <w:tab/>
-              <w:t>60</w:t>
-            </w:r>
-          </w:hyperlink>
+          <w:r>
+            <w:rPr/>
+            <w:t>Information on contribution calculation on the overview page</w:t>
+            <w:tab/>
+            <w:t>60</w:t>
+          </w:r>
         </w:p>
         <w:p>
           <w:pPr>
@@ -3161,16 +2758,12 @@
             </w:tabs>
             <w:rPr/>
           </w:pPr>
-          <w:hyperlink w:anchor="__RefHeading___Toc2361_3703976838" w:tooltip="Procedure for a contribution calculation">
-            <w:r>
-              <w:rPr>
-                <w:rStyle w:val="Verzeichnissprung"/>
-              </w:rPr>
-              <w:t>Procedure for a contribution calculation</w:t>
-              <w:tab/>
-              <w:t>61</w:t>
-            </w:r>
-          </w:hyperlink>
+          <w:r>
+            <w:rPr/>
+            <w:t>Procedure for a contribution calculation</w:t>
+            <w:tab/>
+            <w:t>61</w:t>
+          </w:r>
         </w:p>
         <w:p>
           <w:pPr>
@@ -3181,16 +2774,12 @@
             </w:tabs>
             <w:rPr/>
           </w:pPr>
-          <w:hyperlink w:anchor="__RefHeading___Toc2688_2425631027" w:tooltip="Rough process">
-            <w:r>
-              <w:rPr>
-                <w:rStyle w:val="Verzeichnissprung"/>
-              </w:rPr>
-              <w:t>Rough process</w:t>
-              <w:tab/>
-              <w:t>61</w:t>
-            </w:r>
-          </w:hyperlink>
+          <w:r>
+            <w:rPr/>
+            <w:t>Rough process</w:t>
+            <w:tab/>
+            <w:t>61</w:t>
+          </w:r>
         </w:p>
         <w:p>
           <w:pPr>
@@ -3201,22 +2790,16 @@
             </w:tabs>
             <w:rPr/>
           </w:pPr>
-          <w:hyperlink w:anchor="__RefHeading___Toc2690_2425631027" w:tooltip=" Schedule">
-            <w:r>
-              <w:rPr>
-                <w:rStyle w:val="Verzeichnissprung"/>
-              </w:rPr>
-              <w:t xml:space="preserve"> </w:t>
-            </w:r>
-            <w:r>
-              <w:rPr>
-                <w:rStyle w:val="Verzeichnissprung"/>
-              </w:rPr>
-              <w:t>Schedule</w:t>
-              <w:tab/>
-              <w:t>61</w:t>
-            </w:r>
-          </w:hyperlink>
+          <w:r>
+            <w:rPr/>
+            <w:t xml:space="preserve"> </w:t>
+          </w:r>
+          <w:r>
+            <w:rPr/>
+            <w:t>Schedule</w:t>
+            <w:tab/>
+            <w:t>61</w:t>
+          </w:r>
         </w:p>
         <w:p>
           <w:pPr>
@@ -3227,16 +2810,12 @@
             </w:tabs>
             <w:rPr/>
           </w:pPr>
-          <w:hyperlink w:anchor="__RefHeading___Toc2319_4281403534" w:tooltip="Admission of the new member">
-            <w:r>
-              <w:rPr>
-                <w:rStyle w:val="Verzeichnissprung"/>
-              </w:rPr>
-              <w:t>Admission of the new member</w:t>
-              <w:tab/>
-              <w:t>61</w:t>
-            </w:r>
-          </w:hyperlink>
+          <w:r>
+            <w:rPr/>
+            <w:t>Admission of the new member</w:t>
+            <w:tab/>
+            <w:t>61</w:t>
+          </w:r>
         </w:p>
         <w:p>
           <w:pPr>
@@ -3247,16 +2826,12 @@
             </w:tabs>
             <w:rPr/>
           </w:pPr>
-          <w:hyperlink w:anchor="__RefHeading___Toc2321_4281403534" w:tooltip="Generate membership number">
-            <w:r>
-              <w:rPr>
-                <w:rStyle w:val="Verzeichnissprung"/>
-              </w:rPr>
-              <w:t>Generate membership number</w:t>
-              <w:tab/>
-              <w:t>61</w:t>
-            </w:r>
-          </w:hyperlink>
+          <w:r>
+            <w:rPr/>
+            <w:t>Generate membership number</w:t>
+            <w:tab/>
+            <w:t>61</w:t>
+          </w:r>
         </w:p>
         <w:p>
           <w:pPr>
@@ -3267,16 +2842,12 @@
             </w:tabs>
             <w:rPr/>
           </w:pPr>
-          <w:hyperlink w:anchor="__RefHeading___Toc2323_4281403534" w:tooltip="Create mandate reference">
-            <w:r>
-              <w:rPr>
-                <w:rStyle w:val="Verzeichnissprung"/>
-              </w:rPr>
-              <w:t>Create mandate reference</w:t>
-              <w:tab/>
-              <w:t>61</w:t>
-            </w:r>
-          </w:hyperlink>
+          <w:r>
+            <w:rPr/>
+            <w:t>Create mandate reference</w:t>
+            <w:tab/>
+            <w:t>61</w:t>
+          </w:r>
         </w:p>
         <w:p>
           <w:pPr>
@@ -3287,16 +2858,12 @@
             </w:tabs>
             <w:rPr/>
           </w:pPr>
-          <w:hyperlink w:anchor="__RefHeading___Toc2325_4281403534" w:tooltip="Enter mandate date">
-            <w:r>
-              <w:rPr>
-                <w:rStyle w:val="Verzeichnissprung"/>
-              </w:rPr>
-              <w:t>Enter mandate date</w:t>
-              <w:tab/>
-              <w:t>61</w:t>
-            </w:r>
-          </w:hyperlink>
+          <w:r>
+            <w:rPr/>
+            <w:t>Enter mandate date</w:t>
+            <w:tab/>
+            <w:t>61</w:t>
+          </w:r>
         </w:p>
         <w:p>
           <w:pPr>
@@ -3307,16 +2874,12 @@
             </w:tabs>
             <w:rPr/>
           </w:pPr>
-          <w:hyperlink w:anchor="__RefHeading___Toc2327_4281403534" w:tooltip="Perform remapping">
-            <w:r>
-              <w:rPr>
-                <w:rStyle w:val="Verzeichnissprung"/>
-              </w:rPr>
-              <w:t>Perform remapping</w:t>
-              <w:tab/>
-              <w:t>62</w:t>
-            </w:r>
-          </w:hyperlink>
+          <w:r>
+            <w:rPr/>
+            <w:t>Perform remapping</w:t>
+            <w:tab/>
+            <w:t>62</w:t>
+          </w:r>
         </w:p>
         <w:p>
           <w:pPr>
@@ -3327,16 +2890,12 @@
             </w:tabs>
             <w:rPr/>
           </w:pPr>
-          <w:hyperlink w:anchor="__RefHeading___Toc2329_4281403534" w:tooltip="Contribution calculation">
-            <w:r>
-              <w:rPr>
-                <w:rStyle w:val="Verzeichnissprung"/>
-              </w:rPr>
-              <w:t>Contribution calculation</w:t>
-              <w:tab/>
-              <w:t>62</w:t>
-            </w:r>
-          </w:hyperlink>
+          <w:r>
+            <w:rPr/>
+            <w:t>Contribution calculation</w:t>
+            <w:tab/>
+            <w:t>62</w:t>
+          </w:r>
         </w:p>
         <w:p>
           <w:pPr>
@@ -3347,16 +2906,12 @@
             </w:tabs>
             <w:rPr/>
           </w:pPr>
-          <w:hyperlink w:anchor="__RefHeading___Toc2331_4281403534" w:tooltip="Due Date">
-            <w:r>
-              <w:rPr>
-                <w:rStyle w:val="Verzeichnissprung"/>
-              </w:rPr>
-              <w:t>Due Date</w:t>
-              <w:tab/>
-              <w:t>62</w:t>
-            </w:r>
-          </w:hyperlink>
+          <w:r>
+            <w:rPr/>
+            <w:t>Due Date</w:t>
+            <w:tab/>
+            <w:t>62</w:t>
+          </w:r>
         </w:p>
         <w:p>
           <w:pPr>
@@ -3367,16 +2922,12 @@
             </w:tabs>
             <w:rPr/>
           </w:pPr>
-          <w:hyperlink w:anchor="__RefHeading___Toc2333_4281403534" w:tooltip="XML file">
-            <w:r>
-              <w:rPr>
-                <w:rStyle w:val="Verzeichnissprung"/>
-              </w:rPr>
-              <w:t>XML file</w:t>
-              <w:tab/>
-              <w:t>62</w:t>
-            </w:r>
-          </w:hyperlink>
+          <w:r>
+            <w:rPr/>
+            <w:t>XML file</w:t>
+            <w:tab/>
+            <w:t>62</w:t>
+          </w:r>
         </w:p>
         <w:p>
           <w:pPr>
@@ -3387,16 +2938,12 @@
             </w:tabs>
             <w:rPr/>
           </w:pPr>
-          <w:hyperlink w:anchor="__RefHeading___Toc2335_4281403534" w:tooltip="Pre-notification">
-            <w:r>
-              <w:rPr>
-                <w:rStyle w:val="Verzeichnissprung"/>
-              </w:rPr>
-              <w:t>Pre-notification</w:t>
-              <w:tab/>
-              <w:t>62</w:t>
-            </w:r>
-          </w:hyperlink>
+          <w:r>
+            <w:rPr/>
+            <w:t>Pre-notification</w:t>
+            <w:tab/>
+            <w:t>62</w:t>
+          </w:r>
         </w:p>
         <w:p>
           <w:pPr>
@@ -3407,16 +2954,12 @@
             </w:tabs>
             <w:rPr/>
           </w:pPr>
-          <w:hyperlink w:anchor="__RefHeading___Toc2337_4281403534" w:tooltip="Distribution of the XML file">
-            <w:r>
-              <w:rPr>
-                <w:rStyle w:val="Verzeichnissprung"/>
-              </w:rPr>
-              <w:t>Distribution of the XML file</w:t>
-              <w:tab/>
-              <w:t>62</w:t>
-            </w:r>
-          </w:hyperlink>
+          <w:r>
+            <w:rPr/>
+            <w:t>Distribution of the XML file</w:t>
+            <w:tab/>
+            <w:t>62</w:t>
+          </w:r>
         </w:p>
         <w:p>
           <w:pPr>
@@ -3427,20 +2970,14 @@
             </w:tabs>
             <w:rPr/>
           </w:pPr>
-          <w:hyperlink w:anchor="__RefHeading___Toc2339_4281403534" w:tooltip="Completion of a contribution calculation">
-            <w:r>
-              <w:rPr>
-                <w:rStyle w:val="Verzeichnissprung"/>
-              </w:rPr>
-              <w:t>Completion of a contribution calculation</w:t>
-              <w:tab/>
-              <w:t>62</w:t>
-            </w:r>
-          </w:hyperlink>
           <w:r>
-            <w:rPr>
-              <w:rStyle w:val="Verzeichnissprung"/>
-            </w:rPr>
+            <w:rPr/>
+            <w:t>Completion of a contribution calculation</w:t>
+            <w:tab/>
+            <w:t>62</w:t>
+          </w:r>
+          <w:r>
+            <w:rPr/>
             <w:fldChar w:fldCharType="end"/>
           </w:r>
         </w:p>
@@ -22077,6 +21614,103 @@
           <w:ilvl w:val="0"/>
           <w:numId w:val="3"/>
         </w:numPr>
+        <w:jc w:val="left"/>
+        <w:rPr>
+          <w:sz w:val="20"/>
+          <w:szCs w:val="20"/>
+        </w:rPr>
+      </w:pPr>
+      <w:r>
+        <w:rPr>
+          <w:sz w:val="20"/>
+          <w:szCs w:val="20"/>
+        </w:rPr>
+      </w:r>
+    </w:p>
+    <w:p>
+      <w:pPr>
+        <w:pStyle w:val="Normal"/>
+        <w:numPr>
+          <w:ilvl w:val="0"/>
+          <w:numId w:val="3"/>
+        </w:numPr>
+        <w:jc w:val="center"/>
+        <w:rPr>
+          <w:b/>
+          <w:bCs/>
+        </w:rPr>
+      </w:pPr>
+      <w:r>
+        <w:rPr>
+          <w:b/>
+          <w:bCs/>
+          <w:i w:val="false"/>
+          <w:iCs w:val="false"/>
+          <w:sz w:val="20"/>
+          <w:szCs w:val="20"/>
+        </w:rPr>
+        <w:t>Notice</w:t>
+      </w:r>
+    </w:p>
+    <w:p>
+      <w:pPr>
+        <w:pStyle w:val="Normal"/>
+        <w:numPr>
+          <w:ilvl w:val="0"/>
+          <w:numId w:val="3"/>
+        </w:numPr>
+        <w:bidi w:val="0"/>
+        <w:jc w:val="center"/>
+        <w:rPr/>
+      </w:pPr>
+      <w:r>
+        <w:rPr/>
+      </w:r>
+    </w:p>
+    <w:p>
+      <w:pPr>
+        <w:pStyle w:val="Normal"/>
+        <w:numPr>
+          <w:ilvl w:val="0"/>
+          <w:numId w:val="3"/>
+        </w:numPr>
+        <w:jc w:val="center"/>
+        <w:rPr>
+          <w:i/>
+          <w:iCs/>
+        </w:rPr>
+      </w:pPr>
+      <w:r>
+        <w:rPr>
+          <w:i/>
+          <w:iCs/>
+        </w:rPr>
+        <w:t xml:space="preserve">This module only shows members who </w:t>
+      </w:r>
+      <w:r>
+        <w:rPr>
+          <w:b/>
+          <w:bCs/>
+          <w:i/>
+          <w:iCs/>
+        </w:rPr>
+        <w:t xml:space="preserve">do NOT have an </w:t>
+      </w:r>
+      <w:r>
+        <w:rPr>
+          <w:i/>
+          <w:iCs/>
+        </w:rPr>
+        <w:t>IBAN.</w:t>
+      </w:r>
+    </w:p>
+    <w:p>
+      <w:pPr>
+        <w:pStyle w:val="Normal"/>
+        <w:numPr>
+          <w:ilvl w:val="0"/>
+          <w:numId w:val="3"/>
+        </w:numPr>
         <w:bidi w:val="0"/>
         <w:jc w:val="left"/>
         <w:rPr>
@@ -22294,135 +21928,137 @@
         </w:numPr>
         <w:jc w:val="center"/>
         <w:rPr>
+          <w:b w:val="false"/>
+          <w:bCs w:val="false"/>
+        </w:rPr>
+      </w:pPr>
+      <w:r>
+        <w:rPr>
+          <w:b w:val="false"/>
+          <w:bCs w:val="false"/>
           <w:i/>
           <w:iCs/>
-        </w:rPr>
-      </w:pPr>
-      <w:r>
-        <w:rPr>
-          <w:i/>
-          <w:iCs/>
-          <w:sz w:val="20"/>
-          <w:szCs w:val="20"/>
-        </w:rPr>
-        <w:t xml:space="preserve">This module only shows members who </w:t>
+          <w:sz w:val="20"/>
+          <w:szCs w:val="20"/>
+        </w:rPr>
+        <w:t>The columns (profile fields) "E-mail" and "AccHolder´s e-mail" should always be enabled here.</w:t>
+      </w:r>
+    </w:p>
+    <w:p>
+      <w:pPr>
+        <w:pStyle w:val="Normal"/>
+        <w:bidi w:val="0"/>
+        <w:jc w:val="left"/>
+        <w:rPr>
+          <w:rFonts w:ascii="Arial" w:hAnsi="Arial"/>
+          <w:sz w:val="20"/>
+          <w:szCs w:val="20"/>
+        </w:rPr>
+      </w:pPr>
+      <w:r>
+        <w:rPr>
+          <w:sz w:val="20"/>
+          <w:szCs w:val="20"/>
+        </w:rPr>
+      </w:r>
+    </w:p>
+    <w:p>
+      <w:pPr>
+        <w:pStyle w:val="Normal"/>
+        <w:bidi w:val="0"/>
+        <w:jc w:val="left"/>
+        <w:rPr>
+          <w:rFonts w:ascii="Arial" w:hAnsi="Arial"/>
+          <w:sz w:val="20"/>
+          <w:szCs w:val="20"/>
+        </w:rPr>
+      </w:pPr>
+      <w:r>
+        <w:rPr>
+          <w:sz w:val="20"/>
+          <w:szCs w:val="20"/>
+        </w:rPr>
+      </w:r>
+    </w:p>
+    <w:p>
+      <w:pPr>
+        <w:pStyle w:val="Heading3"/>
+        <w:numPr>
+          <w:ilvl w:val="2"/>
+          <w:numId w:val="2"/>
+        </w:numPr>
+        <w:rPr/>
+      </w:pPr>
+      <w:bookmarkStart w:id="61" w:name="__RefHeading___Toc2031_223011361"/>
+      <w:bookmarkEnd w:id="61"/>
+      <w:r>
+        <w:rPr/>
+        <w:t>The Export button</w:t>
+      </w:r>
+    </w:p>
+    <w:p>
+      <w:pPr>
+        <w:pStyle w:val="Normal"/>
+        <w:numPr>
+          <w:ilvl w:val="0"/>
+          <w:numId w:val="3"/>
+        </w:numPr>
+        <w:bidi w:val="0"/>
+        <w:jc w:val="left"/>
+        <w:rPr>
+          <w:rFonts w:ascii="Arial" w:hAnsi="Arial"/>
+          <w:sz w:val="20"/>
+          <w:szCs w:val="20"/>
+        </w:rPr>
+      </w:pPr>
+      <w:r>
+        <w:rPr>
+          <w:sz w:val="20"/>
+          <w:szCs w:val="20"/>
+        </w:rPr>
+      </w:r>
+    </w:p>
+    <w:p>
+      <w:pPr>
+        <w:pStyle w:val="Normal"/>
+        <w:numPr>
+          <w:ilvl w:val="0"/>
+          <w:numId w:val="3"/>
+        </w:numPr>
+        <w:jc w:val="left"/>
+        <w:rPr>
+          <w:sz w:val="20"/>
+          <w:szCs w:val="20"/>
+        </w:rPr>
+      </w:pPr>
+      <w:r>
+        <w:rPr>
+          <w:i w:val="false"/>
+          <w:iCs w:val="false"/>
+          <w:sz w:val="20"/>
+          <w:szCs w:val="20"/>
+        </w:rPr>
+        <w:t xml:space="preserve">The Export button creates a file with data for serial letters based </w:t>
       </w:r>
       <w:r>
         <w:rPr>
           <w:b/>
           <w:bCs/>
-          <w:i/>
-          <w:iCs/>
-          <w:sz w:val="20"/>
-          <w:szCs w:val="20"/>
-        </w:rPr>
-        <w:t xml:space="preserve">do NOT have an </w:t>
-      </w:r>
-      <w:r>
-        <w:rPr>
-          <w:i/>
-          <w:iCs/>
-          <w:sz w:val="20"/>
-          <w:szCs w:val="20"/>
-        </w:rPr>
-        <w:t>IBAN.</w:t>
-      </w:r>
-    </w:p>
-    <w:p>
-      <w:pPr>
-        <w:pStyle w:val="Normal"/>
-        <w:bidi w:val="0"/>
-        <w:jc w:val="left"/>
-        <w:rPr>
-          <w:rFonts w:ascii="Arial" w:hAnsi="Arial"/>
-          <w:sz w:val="20"/>
-          <w:szCs w:val="20"/>
-        </w:rPr>
-      </w:pPr>
-      <w:r>
-        <w:rPr>
-          <w:sz w:val="20"/>
-          <w:szCs w:val="20"/>
-        </w:rPr>
-      </w:r>
-    </w:p>
-    <w:p>
-      <w:pPr>
-        <w:pStyle w:val="Normal"/>
-        <w:bidi w:val="0"/>
-        <w:jc w:val="left"/>
-        <w:rPr>
-          <w:rFonts w:ascii="Arial" w:hAnsi="Arial"/>
-          <w:sz w:val="20"/>
-          <w:szCs w:val="20"/>
-        </w:rPr>
-      </w:pPr>
-      <w:r>
-        <w:rPr>
-          <w:sz w:val="20"/>
-          <w:szCs w:val="20"/>
-        </w:rPr>
-      </w:r>
-    </w:p>
-    <w:p>
-      <w:pPr>
-        <w:pStyle w:val="Heading3"/>
-        <w:numPr>
-          <w:ilvl w:val="2"/>
-          <w:numId w:val="2"/>
-        </w:numPr>
-        <w:rPr/>
-      </w:pPr>
-      <w:bookmarkStart w:id="61" w:name="__RefHeading___Toc2031_223011361"/>
-      <w:bookmarkEnd w:id="61"/>
-      <w:r>
-        <w:rPr/>
-        <w:t>The Export button</w:t>
-      </w:r>
-    </w:p>
-    <w:p>
-      <w:pPr>
-        <w:pStyle w:val="Normal"/>
-        <w:numPr>
-          <w:ilvl w:val="0"/>
-          <w:numId w:val="3"/>
-        </w:numPr>
-        <w:bidi w:val="0"/>
-        <w:jc w:val="left"/>
-        <w:rPr>
-          <w:rFonts w:ascii="Arial" w:hAnsi="Arial"/>
-          <w:sz w:val="20"/>
-          <w:szCs w:val="20"/>
-        </w:rPr>
-      </w:pPr>
-      <w:r>
-        <w:rPr>
-          <w:sz w:val="20"/>
-          <w:szCs w:val="20"/>
-        </w:rPr>
-      </w:r>
-    </w:p>
-    <w:p>
-      <w:pPr>
-        <w:pStyle w:val="Normal"/>
-        <w:numPr>
-          <w:ilvl w:val="0"/>
-          <w:numId w:val="3"/>
-        </w:numPr>
-        <w:jc w:val="left"/>
-        <w:rPr>
-          <w:sz w:val="20"/>
-          <w:szCs w:val="20"/>
-        </w:rPr>
-      </w:pPr>
-      <w:r>
-        <w:rPr>
           <w:i w:val="false"/>
           <w:iCs w:val="false"/>
           <w:sz w:val="20"/>
           <w:szCs w:val="20"/>
         </w:rPr>
-        <w:t>The Export button creates a file with data for serial letters based on the selected members.</w:t>
+        <w:t>on the selected members</w:t>
+      </w:r>
+      <w:r>
+        <w:rPr>
+          <w:i w:val="false"/>
+          <w:iCs w:val="false"/>
+          <w:sz w:val="20"/>
+          <w:szCs w:val="20"/>
+        </w:rPr>
+        <w:t>.</w:t>
       </w:r>
     </w:p>
     <w:p>
@@ -22751,39 +22387,12 @@
     <w:p>
       <w:pPr>
         <w:pStyle w:val="Normal"/>
-        <w:widowControl/>
         <w:numPr>
           <w:ilvl w:val="0"/>
           <w:numId w:val="0"/>
         </w:numPr>
-        <w:suppressAutoHyphens w:val="true"/>
-        <w:overflowPunct w:val="true"/>
-        <w:bidi w:val="0"/>
+        <w:spacing w:before="0" w:after="0"/>
         <w:ind w:hanging="0" w:left="0"/>
-        <w:jc w:val="both"/>
-        <w:rPr>
-          <w:sz w:val="20"/>
-          <w:szCs w:val="20"/>
-        </w:rPr>
-      </w:pPr>
-      <w:r>
-        <w:rPr>
-          <w:sz w:val="20"/>
-          <w:szCs w:val="20"/>
-        </w:rPr>
-      </w:r>
-      <w:r>
-        <w:br w:type="page"/>
-      </w:r>
-    </w:p>
-    <w:p>
-      <w:pPr>
-        <w:pStyle w:val="Normal"/>
-        <w:numPr>
-          <w:ilvl w:val="0"/>
-          <w:numId w:val="3"/>
-        </w:numPr>
-        <w:spacing w:before="0" w:after="0"/>
         <w:jc w:val="both"/>
         <w:rPr/>
       </w:pPr>
@@ -24034,32 +23643,13 @@
     </w:p>
     <w:p>
       <w:pPr>
-        <w:pStyle w:val="Normal"/>
-        <w:numPr>
-          <w:ilvl w:val="0"/>
-          <w:numId w:val="3"/>
-        </w:numPr>
-        <w:bidi w:val="0"/>
-        <w:jc w:val="left"/>
-        <w:rPr>
-          <w:rFonts w:ascii="Arial" w:hAnsi="Arial"/>
-        </w:rPr>
-      </w:pPr>
-      <w:r>
-        <w:rPr/>
-      </w:r>
-      <w:r>
-        <w:br w:type="page"/>
-      </w:r>
-    </w:p>
-    <w:p>
-      <w:pPr>
         <w:pStyle w:val="Heading1"/>
         <w:numPr>
-          <w:ilvl w:val="1"/>
-          <w:numId w:val="3"/>
+          <w:ilvl w:val="0"/>
+          <w:numId w:val="0"/>
         </w:numPr>
         <w:spacing w:before="0" w:after="120"/>
+        <w:ind w:hanging="0" w:left="0"/>
         <w:rPr>
           <w:rFonts w:ascii="Arial" w:hAnsi="Arial"/>
         </w:rPr>
